--- a/docs/kursovaya/razdel-1.5.docx
+++ b/docs/kursovaya/razdel-1.5.docx
@@ -61,458 +61,8 @@
           <w:b w:val="0"/>
           <w:sz w:val="28"/>
         </w:rPr>
-        <w:t>Диаграмма вариантов использования описывает функциональность системы с точки зрения внешних участников (актёров). Актёр – роль, в которой пользователь взаимодействует с системой, вариант использования – законченное действие, дающее актёру значимый результат. В системе шесть актёров, их назначение приведено в таблице 1.9.</w:t>
+        <w:t>Диаграмма вариантов использования описывает функциональность системы с точки зрения внешних участников (актёров). Актёр – роль, в которой пользователь взаимодействует с системой, вариант использования – законченное действие, дающее актёру значимый результат. В системе шесть актёров, они соответствуют участникам процесса из таблицы 1.2.</w:t>
       </w:r>
-    </w:p>
-    <w:p>
-      <w:pPr>
-        <w:keepNext/>
-        <w:spacing w:line="360" w:lineRule="auto" w:after="120" w:before="0"/>
-        <w:jc w:val="left"/>
-      </w:pPr>
-      <w:r>
-        <w:rPr>
-          <w:rFonts w:ascii="Times New Roman" w:hAnsi="Times New Roman"/>
-          <w:b w:val="0"/>
-          <w:sz w:val="28"/>
-        </w:rPr>
-        <w:t>Таблица 1.9 – Актёры системы</w:t>
-      </w:r>
-    </w:p>
-    <w:tbl>
-      <w:tblPr>
-        <w:tblStyle w:val="TableGrid"/>
-        <w:tblW w:type="auto" w:w="0"/>
-        <w:tblLook w:firstColumn="1" w:firstRow="1" w:lastColumn="0" w:lastRow="0" w:noHBand="0" w:noVBand="1" w:val="04A0"/>
-      </w:tblPr>
-      <w:tblGrid>
-        <w:gridCol w:w="3230"/>
-        <w:gridCol w:w="3230"/>
-        <w:gridCol w:w="3230"/>
-      </w:tblGrid>
-      <w:tr>
-        <w:trPr>
-          <w:tblHeader/>
-        </w:trPr>
-        <w:tc>
-          <w:tcPr>
-            <w:tcW w:type="dxa" w:w="2041"/>
-          </w:tcPr>
-          <w:p>
-            <w:pPr>
-              <w:spacing w:line="240" w:lineRule="auto"/>
-            </w:pPr>
-            <w:r/>
-            <w:r>
-              <w:rPr>
-                <w:rFonts w:ascii="Times New Roman" w:hAnsi="Times New Roman"/>
-                <w:b/>
-                <w:sz w:val="24"/>
-              </w:rPr>
-              <w:t>Актёр</w:t>
-            </w:r>
-          </w:p>
-        </w:tc>
-        <w:tc>
-          <w:tcPr>
-            <w:tcW w:type="dxa" w:w="2721"/>
-          </w:tcPr>
-          <w:p>
-            <w:pPr>
-              <w:spacing w:line="240" w:lineRule="auto"/>
-            </w:pPr>
-            <w:r/>
-            <w:r>
-              <w:rPr>
-                <w:rFonts w:ascii="Times New Roman" w:hAnsi="Times New Roman"/>
-                <w:b/>
-                <w:sz w:val="24"/>
-              </w:rPr>
-              <w:t>Назначение</w:t>
-            </w:r>
-          </w:p>
-        </w:tc>
-        <w:tc>
-          <w:tcPr>
-            <w:tcW w:type="dxa" w:w="4535"/>
-          </w:tcPr>
-          <w:p>
-            <w:pPr>
-              <w:spacing w:line="240" w:lineRule="auto"/>
-            </w:pPr>
-            <w:r/>
-            <w:r>
-              <w:rPr>
-                <w:rFonts w:ascii="Times New Roman" w:hAnsi="Times New Roman"/>
-                <w:b/>
-                <w:sz w:val="24"/>
-              </w:rPr>
-              <w:t>Основные возможности</w:t>
-            </w:r>
-          </w:p>
-        </w:tc>
-      </w:tr>
-      <w:tr>
-        <w:tc>
-          <w:tcPr>
-            <w:tcW w:type="dxa" w:w="2041"/>
-          </w:tcPr>
-          <w:p>
-            <w:pPr>
-              <w:spacing w:line="240" w:lineRule="auto"/>
-            </w:pPr>
-            <w:r/>
-            <w:r>
-              <w:rPr>
-                <w:rFonts w:ascii="Times New Roman" w:hAnsi="Times New Roman"/>
-                <w:b w:val="0"/>
-                <w:sz w:val="24"/>
-              </w:rPr>
-              <w:t>Гость</w:t>
-            </w:r>
-          </w:p>
-        </w:tc>
-        <w:tc>
-          <w:tcPr>
-            <w:tcW w:type="dxa" w:w="2721"/>
-          </w:tcPr>
-          <w:p>
-            <w:pPr>
-              <w:spacing w:line="240" w:lineRule="auto"/>
-            </w:pPr>
-            <w:r/>
-            <w:r>
-              <w:rPr>
-                <w:rFonts w:ascii="Times New Roman" w:hAnsi="Times New Roman"/>
-                <w:b w:val="0"/>
-                <w:sz w:val="24"/>
-              </w:rPr>
-              <w:t>Посетитель без учётной записи</w:t>
-            </w:r>
-          </w:p>
-        </w:tc>
-        <w:tc>
-          <w:tcPr>
-            <w:tcW w:type="dxa" w:w="4535"/>
-          </w:tcPr>
-          <w:p>
-            <w:pPr>
-              <w:spacing w:line="240" w:lineRule="auto"/>
-            </w:pPr>
-            <w:r/>
-            <w:r>
-              <w:rPr>
-                <w:rFonts w:ascii="Times New Roman" w:hAnsi="Times New Roman"/>
-                <w:b w:val="0"/>
-                <w:sz w:val="24"/>
-              </w:rPr>
-              <w:t>Просмотр курсов валют, калькуляторы вклада и кредита, сведения о банке, регистрация</w:t>
-            </w:r>
-          </w:p>
-        </w:tc>
-      </w:tr>
-      <w:tr>
-        <w:tc>
-          <w:tcPr>
-            <w:tcW w:type="dxa" w:w="2041"/>
-          </w:tcPr>
-          <w:p>
-            <w:pPr>
-              <w:spacing w:line="240" w:lineRule="auto"/>
-            </w:pPr>
-            <w:r/>
-            <w:r>
-              <w:rPr>
-                <w:rFonts w:ascii="Times New Roman" w:hAnsi="Times New Roman"/>
-                <w:b w:val="0"/>
-                <w:sz w:val="24"/>
-              </w:rPr>
-              <w:t>Клиент</w:t>
-            </w:r>
-          </w:p>
-        </w:tc>
-        <w:tc>
-          <w:tcPr>
-            <w:tcW w:type="dxa" w:w="2721"/>
-          </w:tcPr>
-          <w:p>
-            <w:pPr>
-              <w:spacing w:line="240" w:lineRule="auto"/>
-            </w:pPr>
-            <w:r/>
-            <w:r>
-              <w:rPr>
-                <w:rFonts w:ascii="Times New Roman" w:hAnsi="Times New Roman"/>
-                <w:b w:val="0"/>
-                <w:sz w:val="24"/>
-              </w:rPr>
-              <w:t>Физическое лицо с проверенной анкетой</w:t>
-            </w:r>
-          </w:p>
-        </w:tc>
-        <w:tc>
-          <w:tcPr>
-            <w:tcW w:type="dxa" w:w="4535"/>
-          </w:tcPr>
-          <w:p>
-            <w:pPr>
-              <w:spacing w:line="240" w:lineRule="auto"/>
-            </w:pPr>
-            <w:r/>
-            <w:r>
-              <w:rPr>
-                <w:rFonts w:ascii="Times New Roman" w:hAnsi="Times New Roman"/>
-                <w:b w:val="0"/>
-                <w:sz w:val="24"/>
-              </w:rPr>
-              <w:t>Счета, переводы, оплата услуг, вклады, кредиты, карты, выписки</w:t>
-            </w:r>
-          </w:p>
-        </w:tc>
-      </w:tr>
-      <w:tr>
-        <w:tc>
-          <w:tcPr>
-            <w:tcW w:type="dxa" w:w="2041"/>
-          </w:tcPr>
-          <w:p>
-            <w:pPr>
-              <w:spacing w:line="240" w:lineRule="auto"/>
-            </w:pPr>
-            <w:r/>
-            <w:r>
-              <w:rPr>
-                <w:rFonts w:ascii="Times New Roman" w:hAnsi="Times New Roman"/>
-                <w:b w:val="0"/>
-                <w:sz w:val="24"/>
-              </w:rPr>
-              <w:t>Операционист</w:t>
-            </w:r>
-          </w:p>
-        </w:tc>
-        <w:tc>
-          <w:tcPr>
-            <w:tcW w:type="dxa" w:w="2721"/>
-          </w:tcPr>
-          <w:p>
-            <w:pPr>
-              <w:spacing w:line="240" w:lineRule="auto"/>
-            </w:pPr>
-            <w:r/>
-            <w:r>
-              <w:rPr>
-                <w:rFonts w:ascii="Times New Roman" w:hAnsi="Times New Roman"/>
-                <w:b w:val="0"/>
-                <w:sz w:val="24"/>
-              </w:rPr>
-              <w:t>Сотрудник, обслуживающий клиентов</w:t>
-            </w:r>
-          </w:p>
-        </w:tc>
-        <w:tc>
-          <w:tcPr>
-            <w:tcW w:type="dxa" w:w="4535"/>
-          </w:tcPr>
-          <w:p>
-            <w:pPr>
-              <w:spacing w:line="240" w:lineRule="auto"/>
-            </w:pPr>
-            <w:r/>
-            <w:r>
-              <w:rPr>
-                <w:rFonts w:ascii="Times New Roman" w:hAnsi="Times New Roman"/>
-                <w:b w:val="0"/>
-                <w:sz w:val="24"/>
-              </w:rPr>
-              <w:t>Проверка анкет, касса, входящие межбанковские платежи, блокировка счетов</w:t>
-            </w:r>
-          </w:p>
-        </w:tc>
-      </w:tr>
-      <w:tr>
-        <w:tc>
-          <w:tcPr>
-            <w:tcW w:type="dxa" w:w="2041"/>
-          </w:tcPr>
-          <w:p>
-            <w:pPr>
-              <w:spacing w:line="240" w:lineRule="auto"/>
-            </w:pPr>
-            <w:r/>
-            <w:r>
-              <w:rPr>
-                <w:rFonts w:ascii="Times New Roman" w:hAnsi="Times New Roman"/>
-                <w:b w:val="0"/>
-                <w:sz w:val="24"/>
-              </w:rPr>
-              <w:t>Кредитный специалист</w:t>
-            </w:r>
-          </w:p>
-        </w:tc>
-        <w:tc>
-          <w:tcPr>
-            <w:tcW w:type="dxa" w:w="2721"/>
-          </w:tcPr>
-          <w:p>
-            <w:pPr>
-              <w:spacing w:line="240" w:lineRule="auto"/>
-            </w:pPr>
-            <w:r/>
-            <w:r>
-              <w:rPr>
-                <w:rFonts w:ascii="Times New Roman" w:hAnsi="Times New Roman"/>
-                <w:b w:val="0"/>
-                <w:sz w:val="24"/>
-              </w:rPr>
-              <w:t>Сотрудник кредитного отдела</w:t>
-            </w:r>
-          </w:p>
-        </w:tc>
-        <w:tc>
-          <w:tcPr>
-            <w:tcW w:type="dxa" w:w="4535"/>
-          </w:tcPr>
-          <w:p>
-            <w:pPr>
-              <w:spacing w:line="240" w:lineRule="auto"/>
-            </w:pPr>
-            <w:r/>
-            <w:r>
-              <w:rPr>
-                <w:rFonts w:ascii="Times New Roman" w:hAnsi="Times New Roman"/>
-                <w:b w:val="0"/>
-                <w:sz w:val="24"/>
-              </w:rPr>
-              <w:t>Рассмотрение заявок на кредит, принятие решения</w:t>
-            </w:r>
-          </w:p>
-        </w:tc>
-      </w:tr>
-      <w:tr>
-        <w:tc>
-          <w:tcPr>
-            <w:tcW w:type="dxa" w:w="2041"/>
-          </w:tcPr>
-          <w:p>
-            <w:pPr>
-              <w:spacing w:line="240" w:lineRule="auto"/>
-            </w:pPr>
-            <w:r/>
-            <w:r>
-              <w:rPr>
-                <w:rFonts w:ascii="Times New Roman" w:hAnsi="Times New Roman"/>
-                <w:b w:val="0"/>
-                <w:sz w:val="24"/>
-              </w:rPr>
-              <w:t>Специалист по финансовому мониторингу</w:t>
-            </w:r>
-          </w:p>
-        </w:tc>
-        <w:tc>
-          <w:tcPr>
-            <w:tcW w:type="dxa" w:w="2721"/>
-          </w:tcPr>
-          <w:p>
-            <w:pPr>
-              <w:spacing w:line="240" w:lineRule="auto"/>
-            </w:pPr>
-            <w:r/>
-            <w:r>
-              <w:rPr>
-                <w:rFonts w:ascii="Times New Roman" w:hAnsi="Times New Roman"/>
-                <w:b w:val="0"/>
-                <w:sz w:val="24"/>
-              </w:rPr>
-              <w:t>Сотрудник службы контроля</w:t>
-            </w:r>
-          </w:p>
-        </w:tc>
-        <w:tc>
-          <w:tcPr>
-            <w:tcW w:type="dxa" w:w="4535"/>
-          </w:tcPr>
-          <w:p>
-            <w:pPr>
-              <w:spacing w:line="240" w:lineRule="auto"/>
-            </w:pPr>
-            <w:r/>
-            <w:r>
-              <w:rPr>
-                <w:rFonts w:ascii="Times New Roman" w:hAnsi="Times New Roman"/>
-                <w:b w:val="0"/>
-                <w:sz w:val="24"/>
-              </w:rPr>
-              <w:t>Разбор задержанных переводов, операции особого контроля</w:t>
-            </w:r>
-          </w:p>
-        </w:tc>
-      </w:tr>
-      <w:tr>
-        <w:tc>
-          <w:tcPr>
-            <w:tcW w:type="dxa" w:w="2041"/>
-          </w:tcPr>
-          <w:p>
-            <w:pPr>
-              <w:spacing w:line="240" w:lineRule="auto"/>
-            </w:pPr>
-            <w:r/>
-            <w:r>
-              <w:rPr>
-                <w:rFonts w:ascii="Times New Roman" w:hAnsi="Times New Roman"/>
-                <w:b w:val="0"/>
-                <w:sz w:val="24"/>
-              </w:rPr>
-              <w:t>Администратор</w:t>
-            </w:r>
-          </w:p>
-        </w:tc>
-        <w:tc>
-          <w:tcPr>
-            <w:tcW w:type="dxa" w:w="2721"/>
-          </w:tcPr>
-          <w:p>
-            <w:pPr>
-              <w:spacing w:line="240" w:lineRule="auto"/>
-            </w:pPr>
-            <w:r/>
-            <w:r>
-              <w:rPr>
-                <w:rFonts w:ascii="Times New Roman" w:hAnsi="Times New Roman"/>
-                <w:b w:val="0"/>
-                <w:sz w:val="24"/>
-              </w:rPr>
-              <w:t>Технический и управляющий персонал</w:t>
-            </w:r>
-          </w:p>
-        </w:tc>
-        <w:tc>
-          <w:tcPr>
-            <w:tcW w:type="dxa" w:w="4535"/>
-          </w:tcPr>
-          <w:p>
-            <w:pPr>
-              <w:spacing w:line="240" w:lineRule="auto"/>
-            </w:pPr>
-            <w:r/>
-            <w:r>
-              <w:rPr>
-                <w:rFonts w:ascii="Times New Roman" w:hAnsi="Times New Roman"/>
-                <w:b w:val="0"/>
-                <w:sz w:val="24"/>
-              </w:rPr>
-              <w:t>Курсы и тарифы, пользователи и роли, журнал аудита, резервные копии, отчёты, закрытие операционного дня, клиринг</w:t>
-            </w:r>
-          </w:p>
-        </w:tc>
-      </w:tr>
-    </w:tbl>
-    <w:p>
-      <w:pPr>
-        <w:spacing w:line="360" w:lineRule="auto" w:after="0" w:before="0"/>
-        <w:ind w:firstLine="709"/>
-        <w:jc w:val="both"/>
-      </w:pPr>
     </w:p>
     <w:p>
       <w:pPr>

--- a/docs/kursovaya/razdel-1.5.docx
+++ b/docs/kursovaya/razdel-1.5.docx
@@ -2,37 +2,6 @@
 <file path=word/document.xml><?xml version="1.0" encoding="utf-8"?>
 <w:document xmlns:wpc="http://schemas.microsoft.com/office/word/2010/wordprocessingCanvas" xmlns:mo="http://schemas.microsoft.com/office/mac/office/2008/main" xmlns:mc="http://schemas.openxmlformats.org/markup-compatibility/2006" xmlns:mv="urn:schemas-microsoft-com:mac:vml" xmlns:o="urn:schemas-microsoft-com:office:office" xmlns:r="http://schemas.openxmlformats.org/officeDocument/2006/relationships" xmlns:m="http://schemas.openxmlformats.org/officeDocument/2006/math" xmlns:v="urn:schemas-microsoft-com:vml" xmlns:wp14="http://schemas.microsoft.com/office/word/2010/wordprocessingDrawing" xmlns:wp="http://schemas.openxmlformats.org/drawingml/2006/wordprocessingDrawing" xmlns:w10="urn:schemas-microsoft-com:office:word" xmlns:w="http://schemas.openxmlformats.org/wordprocessingml/2006/main" xmlns:w14="http://schemas.microsoft.com/office/word/2010/wordml" xmlns:wpg="http://schemas.microsoft.com/office/word/2010/wordprocessingGroup" xmlns:wpi="http://schemas.microsoft.com/office/word/2010/wordprocessingInk" xmlns:wne="http://schemas.microsoft.com/office/word/2006/wordml" xmlns:wps="http://schemas.microsoft.com/office/word/2010/wordprocessingShape" mc:Ignorable="w14 wp14">
   <w:body>
-    <w:p>
-      <w:pPr>
-        <w:keepNext/>
-        <w:spacing w:line="360" w:lineRule="auto" w:after="240" w:before="0"/>
-        <w:ind w:firstLine="709"/>
-        <w:jc w:val="left"/>
-      </w:pPr>
-      <w:r>
-        <w:rPr>
-          <w:rFonts w:ascii="Times New Roman" w:hAnsi="Times New Roman"/>
-          <w:b/>
-          <w:sz w:val="28"/>
-        </w:rPr>
-        <w:t>1.5 UML-модели представления программного средства</w:t>
-      </w:r>
-    </w:p>
-    <w:p>
-      <w:pPr>
-        <w:spacing w:line="360" w:lineRule="auto" w:after="0" w:before="0"/>
-        <w:ind w:firstLine="709"/>
-        <w:jc w:val="both"/>
-      </w:pPr>
-      <w:r>
-        <w:rPr>
-          <w:rFonts w:ascii="Times New Roman" w:hAnsi="Times New Roman"/>
-          <w:b w:val="0"/>
-          <w:sz w:val="28"/>
-        </w:rPr>
-        <w:t>Модели представления показывают программное средство с разных точек зрения: кто и для чего им пользуется, как взаимодействуют его части при выполнении операции, в какой последовательности выполняются действия, какие состояния принимают объекты и как система размещается на оборудовании. Для описания использован унифицированный язык моделирования UML. Построены диаграммы вариантов использования, последовательности, деятельности, состояний, компонентов и развёртывания. Диаграмма классов и ER-диаграмма приведены в подразделе 1.4.</w:t>
-      </w:r>
-    </w:p>
     <w:p>
       <w:pPr>
         <w:keepNext/>
@@ -46,7 +15,7 @@
           <w:b/>
           <w:sz w:val="28"/>
         </w:rPr>
-        <w:t>1.5.1 Модель вариантов использования</w:t>
+        <w:t>1.5 UML-модели представления программного средства и их описание</w:t>
       </w:r>
     </w:p>
     <w:p>
@@ -58,10 +27,9 @@
       <w:r>
         <w:rPr>
           <w:rFonts w:ascii="Times New Roman" w:hAnsi="Times New Roman"/>
-          <w:b w:val="0"/>
           <w:sz w:val="28"/>
         </w:rPr>
-        <w:t>Диаграмма вариантов использования описывает функциональность системы с точки зрения внешних участников (актёров). Актёр – роль, в которой пользователь взаимодействует с системой, вариант использования – законченное действие, дающее актёру значимый результат. В системе шесть актёров, они соответствуют участникам процесса из таблицы 1.2.</w:t>
+        <w:t>Модели представления показывают программное средство с разных точек зрения: кто и для чего им пользуется, как взаимодействуют его части, в какой последовательности выполняются действия, какие состояния принимает объект и как система размещается на оборудовании. Для описания использован унифицированный язык моделирования UML, построено по одной диаграмме каждого вида. Диаграммы последовательности, деятельности и состояний посвящены оформлению кредита – наиболее сложному процессу системы (подраздел 1.2). Диаграмма классов и ER-диаграмма приведены в подразделе 1.4.</w:t>
       </w:r>
     </w:p>
     <w:p>
@@ -73,10 +41,9 @@
       <w:r>
         <w:rPr>
           <w:rFonts w:ascii="Times New Roman" w:hAnsi="Times New Roman"/>
-          <w:b w:val="0"/>
           <w:sz w:val="28"/>
         </w:rPr>
-        <w:t>Гость может без входа просмотреть курсы валют, воспользоваться калькуляторами вклада и кредита, прочитать сведения о банке и подать анкету на регистрацию (рисунок 1.20). Все операции с деньгами ему недоступны.</w:t>
+        <w:t>Диаграмма вариантов использования (рисунок 1.15) показывает функции системы с точки зрения внешних участников. Актёры соответствуют участникам процесса из таблицы 1.2. Гость просматривает курсы валют, пользуется калькуляторами и подаёт анкету. Клиент после проверки анкеты работает со счетами, переводами, платежами, вкладами, кредитами и картами; подача заявки на кредит включает скоринг, а перевод и подписание кредитного договора включают подтверждение одноразовым кодом. Сотрудники банка работают в рабочих местах, состав которых определяется ролью, администратор настраивает систему и контролирует её работу.</w:t>
       </w:r>
     </w:p>
     <w:p>
@@ -88,7 +55,7 @@
       <w:r>
         <w:drawing>
           <wp:inline xmlns:a="http://schemas.openxmlformats.org/drawingml/2006/main" xmlns:pic="http://schemas.openxmlformats.org/drawingml/2006/picture">
-            <wp:extent cx="5868000" cy="4481383"/>
+            <wp:extent cx="8132640" cy="5832000"/>
             <wp:docPr id="1" name="Picture 1"/>
             <wp:cNvGraphicFramePr>
               <a:graphicFrameLocks noChangeAspect="1"/>
@@ -97,7 +64,7 @@
               <a:graphicData uri="http://schemas.openxmlformats.org/drawingml/2006/picture">
                 <pic:pic>
                   <pic:nvPicPr>
-                    <pic:cNvPr id="0" name="view-uc-guest.png"/>
+                    <pic:cNvPr id="0" name="view-uc.png"/>
                     <pic:cNvPicPr/>
                   </pic:nvPicPr>
                   <pic:blipFill>
@@ -109,7 +76,7 @@
                   <pic:spPr>
                     <a:xfrm>
                       <a:off x="0" y="0"/>
-                      <a:ext cx="5868000" cy="4481383"/>
+                      <a:ext cx="8132640" cy="5832000"/>
                     </a:xfrm>
                     <a:prstGeom prst="rect"/>
                   </pic:spPr>
@@ -128,10 +95,9 @@
       <w:r>
         <w:rPr>
           <w:rFonts w:ascii="Times New Roman" w:hAnsi="Times New Roman"/>
-          <w:b w:val="0"/>
           <w:sz w:val="28"/>
         </w:rPr>
-        <w:t>Рисунок 1.20 – Диаграмма вариантов использования: гость</w:t>
+        <w:t>Рисунок 1.15 – Диаграмма вариантов использования</w:t>
       </w:r>
     </w:p>
     <w:p>
@@ -143,391 +109,9 @@
       <w:r>
         <w:rPr>
           <w:rFonts w:ascii="Times New Roman" w:hAnsi="Times New Roman"/>
-          <w:b w:val="0"/>
           <w:sz w:val="28"/>
         </w:rPr>
-        <w:t>Клиент после проверки анкеты сотрудником получает доступ к счетам, переводам и платежам (рисунок 1.21). Перевод клиенту банка и перевод в другой банк включают вариант «Подтверждение кодом»: одноразовый код отправляется на электронную почту клиента, и операция выполняется только после его ввода.</w:t>
-      </w:r>
-    </w:p>
-    <w:p>
-      <w:pPr>
-        <w:keepNext/>
-        <w:spacing w:line="360" w:lineRule="auto" w:after="240" w:before="0"/>
-        <w:jc w:val="center"/>
-      </w:pPr>
-      <w:r>
-        <w:drawing>
-          <wp:inline xmlns:a="http://schemas.openxmlformats.org/drawingml/2006/main" xmlns:pic="http://schemas.openxmlformats.org/drawingml/2006/picture">
-            <wp:extent cx="5868000" cy="5132859"/>
-            <wp:docPr id="2" name="Picture 2"/>
-            <wp:cNvGraphicFramePr>
-              <a:graphicFrameLocks noChangeAspect="1"/>
-            </wp:cNvGraphicFramePr>
-            <a:graphic>
-              <a:graphicData uri="http://schemas.openxmlformats.org/drawingml/2006/picture">
-                <pic:pic>
-                  <pic:nvPicPr>
-                    <pic:cNvPr id="0" name="view-uc-client-1.png"/>
-                    <pic:cNvPicPr/>
-                  </pic:nvPicPr>
-                  <pic:blipFill>
-                    <a:blip r:embed="rId11"/>
-                    <a:stretch>
-                      <a:fillRect/>
-                    </a:stretch>
-                  </pic:blipFill>
-                  <pic:spPr>
-                    <a:xfrm>
-                      <a:off x="0" y="0"/>
-                      <a:ext cx="5868000" cy="5132859"/>
-                    </a:xfrm>
-                    <a:prstGeom prst="rect"/>
-                  </pic:spPr>
-                </pic:pic>
-              </a:graphicData>
-            </a:graphic>
-          </wp:inline>
-        </w:drawing>
-      </w:r>
-    </w:p>
-    <w:p>
-      <w:pPr>
-        <w:spacing w:line="360" w:lineRule="auto" w:after="240" w:before="0"/>
-        <w:jc w:val="center"/>
-      </w:pPr>
-      <w:r>
-        <w:rPr>
-          <w:rFonts w:ascii="Times New Roman" w:hAnsi="Times New Roman"/>
-          <w:b w:val="0"/>
-          <w:sz w:val="28"/>
-        </w:rPr>
-        <w:t>Рисунок 1.21 – Диаграмма вариантов использования: клиент, счета, переводы и платежи</w:t>
-      </w:r>
-    </w:p>
-    <w:p>
-      <w:pPr>
-        <w:spacing w:line="360" w:lineRule="auto" w:after="0" w:before="0"/>
-        <w:ind w:firstLine="709"/>
-        <w:jc w:val="both"/>
-      </w:pPr>
-      <w:r>
-        <w:rPr>
-          <w:rFonts w:ascii="Times New Roman" w:hAnsi="Times New Roman"/>
-          <w:b w:val="0"/>
-          <w:sz w:val="28"/>
-        </w:rPr>
-        <w:t>Вторая часть возможностей клиента связана с банковскими продуктами (рисунок 1.22): вклады, кредиты и карты, а также настройка двухфакторной защиты и уведомлений. Подача заявки на кредит включает скоринг, подписание кредитного договора – подтверждение кодом.</w:t>
-      </w:r>
-    </w:p>
-    <w:p>
-      <w:pPr>
-        <w:keepNext/>
-        <w:spacing w:line="360" w:lineRule="auto" w:after="240" w:before="0"/>
-        <w:jc w:val="center"/>
-      </w:pPr>
-      <w:r>
-        <w:drawing>
-          <wp:inline xmlns:a="http://schemas.openxmlformats.org/drawingml/2006/main" xmlns:pic="http://schemas.openxmlformats.org/drawingml/2006/picture">
-            <wp:extent cx="5868000" cy="5132859"/>
-            <wp:docPr id="3" name="Picture 3"/>
-            <wp:cNvGraphicFramePr>
-              <a:graphicFrameLocks noChangeAspect="1"/>
-            </wp:cNvGraphicFramePr>
-            <a:graphic>
-              <a:graphicData uri="http://schemas.openxmlformats.org/drawingml/2006/picture">
-                <pic:pic>
-                  <pic:nvPicPr>
-                    <pic:cNvPr id="0" name="view-uc-client-2.png"/>
-                    <pic:cNvPicPr/>
-                  </pic:nvPicPr>
-                  <pic:blipFill>
-                    <a:blip r:embed="rId12"/>
-                    <a:stretch>
-                      <a:fillRect/>
-                    </a:stretch>
-                  </pic:blipFill>
-                  <pic:spPr>
-                    <a:xfrm>
-                      <a:off x="0" y="0"/>
-                      <a:ext cx="5868000" cy="5132859"/>
-                    </a:xfrm>
-                    <a:prstGeom prst="rect"/>
-                  </pic:spPr>
-                </pic:pic>
-              </a:graphicData>
-            </a:graphic>
-          </wp:inline>
-        </w:drawing>
-      </w:r>
-    </w:p>
-    <w:p>
-      <w:pPr>
-        <w:spacing w:line="360" w:lineRule="auto" w:after="240" w:before="0"/>
-        <w:jc w:val="center"/>
-      </w:pPr>
-      <w:r>
-        <w:rPr>
-          <w:rFonts w:ascii="Times New Roman" w:hAnsi="Times New Roman"/>
-          <w:b w:val="0"/>
-          <w:sz w:val="28"/>
-        </w:rPr>
-        <w:t>Рисунок 1.22 – Диаграмма вариантов использования: клиент, вклады, кредиты и карты</w:t>
-      </w:r>
-    </w:p>
-    <w:p>
-      <w:pPr>
-        <w:spacing w:line="360" w:lineRule="auto" w:after="0" w:before="0"/>
-        <w:ind w:firstLine="709"/>
-        <w:jc w:val="both"/>
-      </w:pPr>
-      <w:r>
-        <w:rPr>
-          <w:rFonts w:ascii="Times New Roman" w:hAnsi="Times New Roman"/>
-          <w:b w:val="0"/>
-          <w:sz w:val="28"/>
-        </w:rPr>
-        <w:t>Сотрудники банка работают в отдельных рабочих местах, состав которых определяется ролью (рисунок 1.23). Права роли задаются набором разрешений, поэтому сотруднику доступны только операции его подразделения.</w:t>
-      </w:r>
-    </w:p>
-    <w:p>
-      <w:pPr>
-        <w:keepNext/>
-        <w:spacing w:line="360" w:lineRule="auto" w:after="240" w:before="0"/>
-        <w:jc w:val="center"/>
-      </w:pPr>
-      <w:r>
-        <w:drawing>
-          <wp:inline xmlns:a="http://schemas.openxmlformats.org/drawingml/2006/main" xmlns:pic="http://schemas.openxmlformats.org/drawingml/2006/picture">
-            <wp:extent cx="5868000" cy="7214424"/>
-            <wp:docPr id="4" name="Picture 4"/>
-            <wp:cNvGraphicFramePr>
-              <a:graphicFrameLocks noChangeAspect="1"/>
-            </wp:cNvGraphicFramePr>
-            <a:graphic>
-              <a:graphicData uri="http://schemas.openxmlformats.org/drawingml/2006/picture">
-                <pic:pic>
-                  <pic:nvPicPr>
-                    <pic:cNvPr id="0" name="view-uc-staff.png"/>
-                    <pic:cNvPicPr/>
-                  </pic:nvPicPr>
-                  <pic:blipFill>
-                    <a:blip r:embed="rId13"/>
-                    <a:stretch>
-                      <a:fillRect/>
-                    </a:stretch>
-                  </pic:blipFill>
-                  <pic:spPr>
-                    <a:xfrm>
-                      <a:off x="0" y="0"/>
-                      <a:ext cx="5868000" cy="7214424"/>
-                    </a:xfrm>
-                    <a:prstGeom prst="rect"/>
-                  </pic:spPr>
-                </pic:pic>
-              </a:graphicData>
-            </a:graphic>
-          </wp:inline>
-        </w:drawing>
-      </w:r>
-    </w:p>
-    <w:p>
-      <w:pPr>
-        <w:spacing w:line="360" w:lineRule="auto" w:after="240" w:before="0"/>
-        <w:jc w:val="center"/>
-      </w:pPr>
-      <w:r>
-        <w:rPr>
-          <w:rFonts w:ascii="Times New Roman" w:hAnsi="Times New Roman"/>
-          <w:b w:val="0"/>
-          <w:sz w:val="28"/>
-        </w:rPr>
-        <w:t>Рисунок 1.23 – Диаграмма вариантов использования: сотрудники банка</w:t>
-      </w:r>
-    </w:p>
-    <w:p>
-      <w:pPr>
-        <w:spacing w:line="360" w:lineRule="auto" w:after="0" w:before="0"/>
-        <w:ind w:firstLine="709"/>
-        <w:jc w:val="both"/>
-      </w:pPr>
-      <w:r>
-        <w:rPr>
-          <w:rFonts w:ascii="Times New Roman" w:hAnsi="Times New Roman"/>
-          <w:b w:val="0"/>
-          <w:sz w:val="28"/>
-        </w:rPr>
-        <w:t>Администратор настраивает систему и контролирует её работу (рисунок 1.24): управляет курсами и тарифами, пользователями и ролями, просматривает журнал аудита, создаёт и восстанавливает резервные копии, формирует отчёты, закрывает операционный день и управляет клирингом.</w:t>
-      </w:r>
-    </w:p>
-    <w:p>
-      <w:pPr>
-        <w:keepNext/>
-        <w:spacing w:line="360" w:lineRule="auto" w:after="240" w:before="0"/>
-        <w:jc w:val="center"/>
-      </w:pPr>
-      <w:r>
-        <w:drawing>
-          <wp:inline xmlns:a="http://schemas.openxmlformats.org/drawingml/2006/main" xmlns:pic="http://schemas.openxmlformats.org/drawingml/2006/picture">
-            <wp:extent cx="5780255" cy="7740000"/>
-            <wp:docPr id="5" name="Picture 5"/>
-            <wp:cNvGraphicFramePr>
-              <a:graphicFrameLocks noChangeAspect="1"/>
-            </wp:cNvGraphicFramePr>
-            <a:graphic>
-              <a:graphicData uri="http://schemas.openxmlformats.org/drawingml/2006/picture">
-                <pic:pic>
-                  <pic:nvPicPr>
-                    <pic:cNvPr id="0" name="view-uc-admin.png"/>
-                    <pic:cNvPicPr/>
-                  </pic:nvPicPr>
-                  <pic:blipFill>
-                    <a:blip r:embed="rId14"/>
-                    <a:stretch>
-                      <a:fillRect/>
-                    </a:stretch>
-                  </pic:blipFill>
-                  <pic:spPr>
-                    <a:xfrm>
-                      <a:off x="0" y="0"/>
-                      <a:ext cx="5780255" cy="7740000"/>
-                    </a:xfrm>
-                    <a:prstGeom prst="rect"/>
-                  </pic:spPr>
-                </pic:pic>
-              </a:graphicData>
-            </a:graphic>
-          </wp:inline>
-        </w:drawing>
-      </w:r>
-    </w:p>
-    <w:p>
-      <w:pPr>
-        <w:spacing w:line="360" w:lineRule="auto" w:after="240" w:before="0"/>
-        <w:jc w:val="center"/>
-      </w:pPr>
-      <w:r>
-        <w:rPr>
-          <w:rFonts w:ascii="Times New Roman" w:hAnsi="Times New Roman"/>
-          <w:b w:val="0"/>
-          <w:sz w:val="28"/>
-        </w:rPr>
-        <w:t>Рисунок 1.24 – Диаграмма вариантов использования: администратор</w:t>
-      </w:r>
-    </w:p>
-    <w:p>
-      <w:pPr>
-        <w:keepNext/>
-        <w:spacing w:line="360" w:lineRule="auto" w:after="0" w:before="0"/>
-        <w:ind w:firstLine="709"/>
-        <w:jc w:val="both"/>
-      </w:pPr>
-      <w:r>
-        <w:rPr>
-          <w:rFonts w:ascii="Times New Roman" w:hAnsi="Times New Roman"/>
-          <w:b/>
-          <w:sz w:val="28"/>
-        </w:rPr>
-        <w:t>1.5.2 Диаграммы последовательности</w:t>
-      </w:r>
-    </w:p>
-    <w:p>
-      <w:pPr>
-        <w:spacing w:line="360" w:lineRule="auto" w:after="0" w:before="0"/>
-        <w:ind w:firstLine="709"/>
-        <w:jc w:val="both"/>
-      </w:pPr>
-      <w:r>
-        <w:rPr>
-          <w:rFonts w:ascii="Times New Roman" w:hAnsi="Times New Roman"/>
-          <w:b w:val="0"/>
-          <w:sz w:val="28"/>
-        </w:rPr>
-        <w:t>Диаграмма последовательности показывает обмен сообщениями между участниками в порядке времени. Вертикальные пунктирные линии – линии жизни участников, сплошные стрелки – вызовы, пунктирные – ответы. Фрагмент alt обозначает выбор одной из ветвей по условию.</w:t>
-      </w:r>
-    </w:p>
-    <w:p>
-      <w:pPr>
-        <w:spacing w:line="360" w:lineRule="auto" w:after="0" w:before="0"/>
-        <w:ind w:firstLine="709"/>
-        <w:jc w:val="both"/>
-      </w:pPr>
-      <w:r>
-        <w:rPr>
-          <w:rFonts w:ascii="Times New Roman" w:hAnsi="Times New Roman"/>
-          <w:b w:val="0"/>
-          <w:sz w:val="28"/>
-        </w:rPr>
-        <w:t>На рисунке 1.25 показан перевод клиенту банка. Контроллер принимает форму и вызывает сервис переводов. Сервис проверяет счета, номер IBAN, суточный лимит и комиссию и обращается к антифрод-сервису. Если риск высокий, сумма резервируется и перевод задерживается до решения специалиста. Если сумма выше порога или антифрод требует подтверждения, сервис запрашивает у сервиса кодов одноразовый код, клиент вводит его, и сервис проверяет код. После этого проводки двойной записи выполняются сервисом учёта в одной транзакции, и клиент получает квитанцию.</w:t>
-      </w:r>
-    </w:p>
-    <w:p>
-      <w:pPr>
-        <w:keepNext/>
-        <w:spacing w:line="360" w:lineRule="auto" w:after="240" w:before="0"/>
-        <w:jc w:val="center"/>
-      </w:pPr>
-      <w:r>
-        <w:drawing>
-          <wp:inline xmlns:a="http://schemas.openxmlformats.org/drawingml/2006/main" xmlns:pic="http://schemas.openxmlformats.org/drawingml/2006/picture">
-            <wp:extent cx="5868000" cy="7536712"/>
-            <wp:docPr id="6" name="Picture 6"/>
-            <wp:cNvGraphicFramePr>
-              <a:graphicFrameLocks noChangeAspect="1"/>
-            </wp:cNvGraphicFramePr>
-            <a:graphic>
-              <a:graphicData uri="http://schemas.openxmlformats.org/drawingml/2006/picture">
-                <pic:pic>
-                  <pic:nvPicPr>
-                    <pic:cNvPr id="0" name="view-seq-transfer.png"/>
-                    <pic:cNvPicPr/>
-                  </pic:nvPicPr>
-                  <pic:blipFill>
-                    <a:blip r:embed="rId15"/>
-                    <a:stretch>
-                      <a:fillRect/>
-                    </a:stretch>
-                  </pic:blipFill>
-                  <pic:spPr>
-                    <a:xfrm>
-                      <a:off x="0" y="0"/>
-                      <a:ext cx="5868000" cy="7536712"/>
-                    </a:xfrm>
-                    <a:prstGeom prst="rect"/>
-                  </pic:spPr>
-                </pic:pic>
-              </a:graphicData>
-            </a:graphic>
-          </wp:inline>
-        </w:drawing>
-      </w:r>
-    </w:p>
-    <w:p>
-      <w:pPr>
-        <w:spacing w:line="360" w:lineRule="auto" w:after="240" w:before="0"/>
-        <w:jc w:val="center"/>
-      </w:pPr>
-      <w:r>
-        <w:rPr>
-          <w:rFonts w:ascii="Times New Roman" w:hAnsi="Times New Roman"/>
-          <w:b w:val="0"/>
-          <w:sz w:val="28"/>
-        </w:rPr>
-        <w:t>Рисунок 1.25 – Диаграмма последовательности: перевод клиенту банка</w:t>
-      </w:r>
-    </w:p>
-    <w:p>
-      <w:pPr>
-        <w:spacing w:line="360" w:lineRule="auto" w:after="0" w:before="0"/>
-        <w:ind w:firstLine="709"/>
-        <w:jc w:val="both"/>
-      </w:pPr>
-      <w:r>
-        <w:rPr>
-          <w:rFonts w:ascii="Times New Roman" w:hAnsi="Times New Roman"/>
-          <w:b w:val="0"/>
-          <w:sz w:val="28"/>
-        </w:rPr>
-        <w:t>На рисунке 1.26 показано оформление кредита. Сервис кредитов рассчитывает график платежей и долговую нагрузку и передаёт данные сервису скоринга, который возвращает вероятность дефолта. При вероятности до 8 % и сумме в пределах лимита заявка одобряется автоматически, при вероятности до 30 % её рассматривает кредитный специалист, в остальных случаях выдаётся отказ. Одобренную заявку клиент подписывает кодом из письма, после чего сервис учёта выполняет проводку выдачи кредита.</w:t>
+        <w:t>Последовательность оформления кредита показана на рисунке 1.16. Контроллер принимает заявку клиента и вызывает сервис кредитов. Сервис рассчитывает график платежей и долговую нагрузку и передаёт данные сервису скоринга, который возвращает вероятность дефолта. При вероятности до 8 % и сумме в пределах лимита заявка одобряется автоматически, при вероятности до 30 % её рассматривает кредитный специалист, в остальных случаях выдаётся отказ. Одобренную заявку клиент подписывает кодом из письма, который выдаёт и проверяет сервис одноразовых кодов, после чего сервис учёта выполняет проводку выдачи кредита.</w:t>
       </w:r>
     </w:p>
     <w:p>
@@ -540,7 +124,7 @@
         <w:drawing>
           <wp:inline xmlns:a="http://schemas.openxmlformats.org/drawingml/2006/main" xmlns:pic="http://schemas.openxmlformats.org/drawingml/2006/picture">
             <wp:extent cx="5868000" cy="6977543"/>
-            <wp:docPr id="7" name="Picture 7"/>
+            <wp:docPr id="2" name="Picture 2"/>
             <wp:cNvGraphicFramePr>
               <a:graphicFrameLocks noChangeAspect="1"/>
             </wp:cNvGraphicFramePr>
@@ -552,7 +136,7 @@
                     <pic:cNvPicPr/>
                   </pic:nvPicPr>
                   <pic:blipFill>
-                    <a:blip r:embed="rId16"/>
+                    <a:blip r:embed="rId11"/>
                     <a:stretch>
                       <a:fillRect/>
                     </a:stretch>
@@ -579,26 +163,9 @@
       <w:r>
         <w:rPr>
           <w:rFonts w:ascii="Times New Roman" w:hAnsi="Times New Roman"/>
-          <w:b w:val="0"/>
           <w:sz w:val="28"/>
         </w:rPr>
-        <w:t>Рисунок 1.26 – Диаграмма последовательности: заявка на кредит</w:t>
-      </w:r>
-    </w:p>
-    <w:p>
-      <w:pPr>
-        <w:keepNext/>
-        <w:spacing w:line="360" w:lineRule="auto" w:after="0" w:before="0"/>
-        <w:ind w:firstLine="709"/>
-        <w:jc w:val="both"/>
-      </w:pPr>
-      <w:r>
-        <w:rPr>
-          <w:rFonts w:ascii="Times New Roman" w:hAnsi="Times New Roman"/>
-          <w:b/>
-          <w:sz w:val="28"/>
-        </w:rPr>
-        <w:t>1.5.3 Диаграммы деятельности</w:t>
+        <w:t>Рисунок 1.16 – Диаграмма последовательности: заявка на кредит</w:t>
       </w:r>
     </w:p>
     <w:p>
@@ -610,95 +177,9 @@
       <w:r>
         <w:rPr>
           <w:rFonts w:ascii="Times New Roman" w:hAnsi="Times New Roman"/>
-          <w:b w:val="0"/>
           <w:sz w:val="28"/>
         </w:rPr>
-        <w:t>Диаграмма деятельности описывает порядок действий процесса и распределяет их между участниками с помощью дорожек. Чёрный круг обозначает начало, круг с точкой – конец, ромб – ветвление по условию.</w:t>
-      </w:r>
-    </w:p>
-    <w:p>
-      <w:pPr>
-        <w:spacing w:line="360" w:lineRule="auto" w:after="0" w:before="0"/>
-        <w:ind w:firstLine="709"/>
-        <w:jc w:val="both"/>
-      </w:pPr>
-      <w:r>
-        <w:rPr>
-          <w:rFonts w:ascii="Times New Roman" w:hAnsi="Times New Roman"/>
-          <w:b w:val="0"/>
-          <w:sz w:val="28"/>
-        </w:rPr>
-        <w:t>Процесс перевода клиенту банка (рисунок 1.27) начинается вводом данных клиентом. Система проверяет данные и при ошибке возвращает клиента к вводу. Затем антифрод оценивает риск и выбирает одну из трёх ветвей: перевод без кода, перевод с кодом подтверждения или задержка. При задержке сумма резервируется, и специалист по мониторингу принимает решение: одобренный перевод проводится, отклонённый завершается снятием резерва. Проведённый перевод заканчивается уведомлением клиента и квитанцией.</w:t>
-      </w:r>
-    </w:p>
-    <w:p>
-      <w:pPr>
-        <w:keepNext/>
-        <w:spacing w:line="360" w:lineRule="auto" w:after="240" w:before="0"/>
-        <w:jc w:val="center"/>
-      </w:pPr>
-      <w:r>
-        <w:drawing>
-          <wp:inline xmlns:a="http://schemas.openxmlformats.org/drawingml/2006/main" xmlns:pic="http://schemas.openxmlformats.org/drawingml/2006/picture">
-            <wp:extent cx="5868000" cy="6652674"/>
-            <wp:docPr id="8" name="Picture 8"/>
-            <wp:cNvGraphicFramePr>
-              <a:graphicFrameLocks noChangeAspect="1"/>
-            </wp:cNvGraphicFramePr>
-            <a:graphic>
-              <a:graphicData uri="http://schemas.openxmlformats.org/drawingml/2006/picture">
-                <pic:pic>
-                  <pic:nvPicPr>
-                    <pic:cNvPr id="0" name="view-act-transfer.png"/>
-                    <pic:cNvPicPr/>
-                  </pic:nvPicPr>
-                  <pic:blipFill>
-                    <a:blip r:embed="rId17"/>
-                    <a:stretch>
-                      <a:fillRect/>
-                    </a:stretch>
-                  </pic:blipFill>
-                  <pic:spPr>
-                    <a:xfrm>
-                      <a:off x="0" y="0"/>
-                      <a:ext cx="5868000" cy="6652674"/>
-                    </a:xfrm>
-                    <a:prstGeom prst="rect"/>
-                  </pic:spPr>
-                </pic:pic>
-              </a:graphicData>
-            </a:graphic>
-          </wp:inline>
-        </w:drawing>
-      </w:r>
-    </w:p>
-    <w:p>
-      <w:pPr>
-        <w:spacing w:line="360" w:lineRule="auto" w:after="240" w:before="0"/>
-        <w:jc w:val="center"/>
-      </w:pPr>
-      <w:r>
-        <w:rPr>
-          <w:rFonts w:ascii="Times New Roman" w:hAnsi="Times New Roman"/>
-          <w:b w:val="0"/>
-          <w:sz w:val="28"/>
-        </w:rPr>
-        <w:t>Рисунок 1.27 – Диаграмма деятельности: перевод клиенту банка</w:t>
-      </w:r>
-    </w:p>
-    <w:p>
-      <w:pPr>
-        <w:spacing w:line="360" w:lineRule="auto" w:after="0" w:before="0"/>
-        <w:ind w:firstLine="709"/>
-        <w:jc w:val="both"/>
-      </w:pPr>
-      <w:r>
-        <w:rPr>
-          <w:rFonts w:ascii="Times New Roman" w:hAnsi="Times New Roman"/>
-          <w:b w:val="0"/>
-          <w:sz w:val="28"/>
-        </w:rPr>
-        <w:t>Процесс оформления кредита (рисунок 1.28) начинается заявкой клиента. Система рассчитывает график и долговую нагрузку: при нагрузке выше 40 % следует отказ. Далее скоринг определяет вероятность дефолта и направляет заявку по одной из ветвей: автоодобрение, ручное рассмотрение кредитным специалистом или отказ. После одобрения клиент подписывает договор кодом, и система выдаёт кредит: открывает ссудный счёт, формирует график и зачисляет деньги.</w:t>
+        <w:t>Порядок действий и их распределение между участниками показаны на рисунке 1.17. Диаграмма деятельности дополняет функциональную модель из подраздела 1.2. Система рассчитывает график и долговую нагрузку: при нагрузке выше 40 % следует отказ. Затем скоринг определяет вероятность дефолта и направляет заявку по одной из ветвей: автоодобрение, ручное рассмотрение кредитным специалистом или отказ. После одобрения клиент подписывает договор кодом, и система выдаёт кредит: открывает ссудный счёт, формирует график и зачисляет деньги.</w:t>
       </w:r>
     </w:p>
     <w:p>
@@ -711,7 +192,7 @@
         <w:drawing>
           <wp:inline xmlns:a="http://schemas.openxmlformats.org/drawingml/2006/main" xmlns:pic="http://schemas.openxmlformats.org/drawingml/2006/picture">
             <wp:extent cx="5868000" cy="6924240"/>
-            <wp:docPr id="9" name="Picture 9"/>
+            <wp:docPr id="3" name="Picture 3"/>
             <wp:cNvGraphicFramePr>
               <a:graphicFrameLocks noChangeAspect="1"/>
             </wp:cNvGraphicFramePr>
@@ -723,7 +204,7 @@
                     <pic:cNvPicPr/>
                   </pic:nvPicPr>
                   <pic:blipFill>
-                    <a:blip r:embed="rId18"/>
+                    <a:blip r:embed="rId12"/>
                     <a:stretch>
                       <a:fillRect/>
                     </a:stretch>
@@ -750,26 +231,9 @@
       <w:r>
         <w:rPr>
           <w:rFonts w:ascii="Times New Roman" w:hAnsi="Times New Roman"/>
-          <w:b w:val="0"/>
           <w:sz w:val="28"/>
         </w:rPr>
-        <w:t>Рисунок 1.28 – Диаграмма деятельности: оформление кредита</w:t>
-      </w:r>
-    </w:p>
-    <w:p>
-      <w:pPr>
-        <w:keepNext/>
-        <w:spacing w:line="360" w:lineRule="auto" w:after="0" w:before="0"/>
-        <w:ind w:firstLine="709"/>
-        <w:jc w:val="both"/>
-      </w:pPr>
-      <w:r>
-        <w:rPr>
-          <w:rFonts w:ascii="Times New Roman" w:hAnsi="Times New Roman"/>
-          <w:b/>
-          <w:sz w:val="28"/>
-        </w:rPr>
-        <w:t>1.5.4 Диаграммы состояний</w:t>
+        <w:t>Рисунок 1.17 – Диаграмма деятельности: оформление кредита</w:t>
       </w:r>
     </w:p>
     <w:p>
@@ -781,95 +245,9 @@
       <w:r>
         <w:rPr>
           <w:rFonts w:ascii="Times New Roman" w:hAnsi="Times New Roman"/>
-          <w:b w:val="0"/>
           <w:sz w:val="28"/>
         </w:rPr>
-        <w:t>Диаграмма состояний показывает, какие состояния принимает объект в течение жизни и какие события переводят его из одного состояния в другое. Названия состояний совпадают со значениями поля статуса в базе данных.</w:t>
-      </w:r>
-    </w:p>
-    <w:p>
-      <w:pPr>
-        <w:spacing w:line="360" w:lineRule="auto" w:after="0" w:before="0"/>
-        <w:ind w:firstLine="709"/>
-        <w:jc w:val="both"/>
-      </w:pPr>
-      <w:r>
-        <w:rPr>
-          <w:rFonts w:ascii="Times New Roman" w:hAnsi="Times New Roman"/>
-          <w:b w:val="0"/>
-          <w:sz w:val="28"/>
-        </w:rPr>
-        <w:t>Заявка на перевод (рисунок 1.29) создаётся в состоянии new и ждёт кода. Верный код (или отсутствие необходимости в коде) переводит её в confirmed, отмена клиентом – в cancelled, истечение срока кода – в expired. Если антифрод задерживает перевод, заявка сразу получает состояние review, а специалист переводит её в confirmed или rejected.</w:t>
-      </w:r>
-    </w:p>
-    <w:p>
-      <w:pPr>
-        <w:keepNext/>
-        <w:spacing w:line="360" w:lineRule="auto" w:after="240" w:before="0"/>
-        <w:jc w:val="center"/>
-      </w:pPr>
-      <w:r>
-        <w:drawing>
-          <wp:inline xmlns:a="http://schemas.openxmlformats.org/drawingml/2006/main" xmlns:pic="http://schemas.openxmlformats.org/drawingml/2006/picture">
-            <wp:extent cx="5868000" cy="3050198"/>
-            <wp:docPr id="10" name="Picture 10"/>
-            <wp:cNvGraphicFramePr>
-              <a:graphicFrameLocks noChangeAspect="1"/>
-            </wp:cNvGraphicFramePr>
-            <a:graphic>
-              <a:graphicData uri="http://schemas.openxmlformats.org/drawingml/2006/picture">
-                <pic:pic>
-                  <pic:nvPicPr>
-                    <pic:cNvPr id="0" name="view-st-transfer.png"/>
-                    <pic:cNvPicPr/>
-                  </pic:nvPicPr>
-                  <pic:blipFill>
-                    <a:blip r:embed="rId19"/>
-                    <a:stretch>
-                      <a:fillRect/>
-                    </a:stretch>
-                  </pic:blipFill>
-                  <pic:spPr>
-                    <a:xfrm>
-                      <a:off x="0" y="0"/>
-                      <a:ext cx="5868000" cy="3050198"/>
-                    </a:xfrm>
-                    <a:prstGeom prst="rect"/>
-                  </pic:spPr>
-                </pic:pic>
-              </a:graphicData>
-            </a:graphic>
-          </wp:inline>
-        </w:drawing>
-      </w:r>
-    </w:p>
-    <w:p>
-      <w:pPr>
-        <w:spacing w:line="360" w:lineRule="auto" w:after="240" w:before="0"/>
-        <w:jc w:val="center"/>
-      </w:pPr>
-      <w:r>
-        <w:rPr>
-          <w:rFonts w:ascii="Times New Roman" w:hAnsi="Times New Roman"/>
-          <w:b w:val="0"/>
-          <w:sz w:val="28"/>
-        </w:rPr>
-        <w:t>Рисунок 1.29 – Диаграмма состояний: заявка на перевод</w:t>
-      </w:r>
-    </w:p>
-    <w:p>
-      <w:pPr>
-        <w:spacing w:line="360" w:lineRule="auto" w:after="0" w:before="0"/>
-        <w:ind w:firstLine="709"/>
-        <w:jc w:val="both"/>
-      </w:pPr>
-      <w:r>
-        <w:rPr>
-          <w:rFonts w:ascii="Times New Roman" w:hAnsi="Times New Roman"/>
-          <w:b w:val="0"/>
-          <w:sz w:val="28"/>
-        </w:rPr>
-        <w:t>Заявка на кредит (рисунок 1.30) получает начальное состояние по результату проверки: approved при автоодобрении, manual_review при ручном рассмотрении, rejected при отказе. Специалист переводит заявку из manual_review в approved или rejected. Одобренная заявка после подписания договора кодом становится signed.</w:t>
+        <w:t>Состояния заявки на кредит показаны на рисунке 1.18, названия состояний совпадают со значениями поля статуса в базе данных. Заявка получает начальное состояние по результату проверки: approved при автоодобрении, manual_review при ручном рассмотрении, rejected при отказе. Специалист переводит заявку из manual_review в approved или rejected. Одобренная заявка после подписания договора кодом становится signed.</w:t>
       </w:r>
     </w:p>
     <w:p>
@@ -882,7 +260,7 @@
         <w:drawing>
           <wp:inline xmlns:a="http://schemas.openxmlformats.org/drawingml/2006/main" xmlns:pic="http://schemas.openxmlformats.org/drawingml/2006/picture">
             <wp:extent cx="5868000" cy="2745781"/>
-            <wp:docPr id="11" name="Picture 11"/>
+            <wp:docPr id="4" name="Picture 4"/>
             <wp:cNvGraphicFramePr>
               <a:graphicFrameLocks noChangeAspect="1"/>
             </wp:cNvGraphicFramePr>
@@ -894,7 +272,7 @@
                     <pic:cNvPicPr/>
                   </pic:nvPicPr>
                   <pic:blipFill>
-                    <a:blip r:embed="rId20"/>
+                    <a:blip r:embed="rId13"/>
                     <a:stretch>
                       <a:fillRect/>
                     </a:stretch>
@@ -921,10 +299,9 @@
       <w:r>
         <w:rPr>
           <w:rFonts w:ascii="Times New Roman" w:hAnsi="Times New Roman"/>
-          <w:b w:val="0"/>
           <w:sz w:val="28"/>
         </w:rPr>
-        <w:t>Рисунок 1.30 – Диаграмма состояний: заявка на кредит</w:t>
+        <w:t>Рисунок 1.18 – Диаграмма состояний: заявка на кредит</w:t>
       </w:r>
     </w:p>
     <w:p>
@@ -936,166 +313,9 @@
       <w:r>
         <w:rPr>
           <w:rFonts w:ascii="Times New Roman" w:hAnsi="Times New Roman"/>
-          <w:b w:val="0"/>
           <w:sz w:val="28"/>
         </w:rPr>
-        <w:t>Выданный кредит (рисунок 1.31) находится в состоянии active до полного погашения, после чего становится closed. Каждый платёж графика сначала planned. Оплата в срок переводит его в paid, а если срок прошёл без оплаты, платёж становится overdue, начисляется пеня, и после погашения платёж переходит в paid.</w:t>
-      </w:r>
-    </w:p>
-    <w:p>
-      <w:pPr>
-        <w:keepNext/>
-        <w:spacing w:line="360" w:lineRule="auto" w:after="240" w:before="0"/>
-        <w:jc w:val="center"/>
-      </w:pPr>
-      <w:r>
-        <w:drawing>
-          <wp:inline xmlns:a="http://schemas.openxmlformats.org/drawingml/2006/main" xmlns:pic="http://schemas.openxmlformats.org/drawingml/2006/picture">
-            <wp:extent cx="5868000" cy="2288520"/>
-            <wp:docPr id="12" name="Picture 12"/>
-            <wp:cNvGraphicFramePr>
-              <a:graphicFrameLocks noChangeAspect="1"/>
-            </wp:cNvGraphicFramePr>
-            <a:graphic>
-              <a:graphicData uri="http://schemas.openxmlformats.org/drawingml/2006/picture">
-                <pic:pic>
-                  <pic:nvPicPr>
-                    <pic:cNvPr id="0" name="view-st-loan-payment.png"/>
-                    <pic:cNvPicPr/>
-                  </pic:nvPicPr>
-                  <pic:blipFill>
-                    <a:blip r:embed="rId21"/>
-                    <a:stretch>
-                      <a:fillRect/>
-                    </a:stretch>
-                  </pic:blipFill>
-                  <pic:spPr>
-                    <a:xfrm>
-                      <a:off x="0" y="0"/>
-                      <a:ext cx="5868000" cy="2288520"/>
-                    </a:xfrm>
-                    <a:prstGeom prst="rect"/>
-                  </pic:spPr>
-                </pic:pic>
-              </a:graphicData>
-            </a:graphic>
-          </wp:inline>
-        </w:drawing>
-      </w:r>
-    </w:p>
-    <w:p>
-      <w:pPr>
-        <w:spacing w:line="360" w:lineRule="auto" w:after="240" w:before="0"/>
-        <w:jc w:val="center"/>
-      </w:pPr>
-      <w:r>
-        <w:rPr>
-          <w:rFonts w:ascii="Times New Roman" w:hAnsi="Times New Roman"/>
-          <w:b w:val="0"/>
-          <w:sz w:val="28"/>
-        </w:rPr>
-        <w:t>Рисунок 1.31 – Диаграмма состояний: кредит и платёж по графику</w:t>
-      </w:r>
-    </w:p>
-    <w:p>
-      <w:pPr>
-        <w:spacing w:line="360" w:lineRule="auto" w:after="0" w:before="0"/>
-        <w:ind w:firstLine="709"/>
-        <w:jc w:val="both"/>
-      </w:pPr>
-      <w:r>
-        <w:rPr>
-          <w:rFonts w:ascii="Times New Roman" w:hAnsi="Times New Roman"/>
-          <w:b w:val="0"/>
-          <w:sz w:val="28"/>
-        </w:rPr>
-        <w:t>Вклад (рисунок 1.32) открывается в состоянии active и закрывается либо по сроку (closed), либо досрочно с перерасчётом процентов (early_closed). Карта выпускается в состоянии active, клиент может заблокировать и разблокировать её, а при закрытии карта получает состояние closed.</w:t>
-      </w:r>
-    </w:p>
-    <w:p>
-      <w:pPr>
-        <w:keepNext/>
-        <w:spacing w:line="360" w:lineRule="auto" w:after="240" w:before="0"/>
-        <w:jc w:val="center"/>
-      </w:pPr>
-      <w:r>
-        <w:drawing>
-          <wp:inline xmlns:a="http://schemas.openxmlformats.org/drawingml/2006/main" xmlns:pic="http://schemas.openxmlformats.org/drawingml/2006/picture">
-            <wp:extent cx="5868000" cy="2088610"/>
-            <wp:docPr id="13" name="Picture 13"/>
-            <wp:cNvGraphicFramePr>
-              <a:graphicFrameLocks noChangeAspect="1"/>
-            </wp:cNvGraphicFramePr>
-            <a:graphic>
-              <a:graphicData uri="http://schemas.openxmlformats.org/drawingml/2006/picture">
-                <pic:pic>
-                  <pic:nvPicPr>
-                    <pic:cNvPr id="0" name="view-st-deposit-card.png"/>
-                    <pic:cNvPicPr/>
-                  </pic:nvPicPr>
-                  <pic:blipFill>
-                    <a:blip r:embed="rId22"/>
-                    <a:stretch>
-                      <a:fillRect/>
-                    </a:stretch>
-                  </pic:blipFill>
-                  <pic:spPr>
-                    <a:xfrm>
-                      <a:off x="0" y="0"/>
-                      <a:ext cx="5868000" cy="2088610"/>
-                    </a:xfrm>
-                    <a:prstGeom prst="rect"/>
-                  </pic:spPr>
-                </pic:pic>
-              </a:graphicData>
-            </a:graphic>
-          </wp:inline>
-        </w:drawing>
-      </w:r>
-    </w:p>
-    <w:p>
-      <w:pPr>
-        <w:spacing w:line="360" w:lineRule="auto" w:after="240" w:before="0"/>
-        <w:jc w:val="center"/>
-      </w:pPr>
-      <w:r>
-        <w:rPr>
-          <w:rFonts w:ascii="Times New Roman" w:hAnsi="Times New Roman"/>
-          <w:b w:val="0"/>
-          <w:sz w:val="28"/>
-        </w:rPr>
-        <w:t>Рисунок 1.32 – Диаграмма состояний: вклад и карта</w:t>
-      </w:r>
-    </w:p>
-    <w:p>
-      <w:pPr>
-        <w:keepNext/>
-        <w:spacing w:line="360" w:lineRule="auto" w:after="0" w:before="0"/>
-        <w:ind w:firstLine="709"/>
-        <w:jc w:val="both"/>
-      </w:pPr>
-      <w:r>
-        <w:rPr>
-          <w:rFonts w:ascii="Times New Roman" w:hAnsi="Times New Roman"/>
-          <w:b/>
-          <w:sz w:val="28"/>
-        </w:rPr>
-        <w:t>1.5.5 Диаграммы компонентов и развёртывания</w:t>
-      </w:r>
-    </w:p>
-    <w:p>
-      <w:pPr>
-        <w:spacing w:line="360" w:lineRule="auto" w:after="0" w:before="0"/>
-        <w:ind w:firstLine="709"/>
-        <w:jc w:val="both"/>
-      </w:pPr>
-      <w:r>
-        <w:rPr>
-          <w:rFonts w:ascii="Times New Roman" w:hAnsi="Times New Roman"/>
-          <w:b w:val="0"/>
-          <w:sz w:val="28"/>
-        </w:rPr>
-        <w:t>Диаграмма компонентов показывает структуру программного средства и интерфейсы между частями (рисунок 1.33). Браузер получает страницы и клиентский JavaScript по HTTPS. На сервере запрос проходит через промежуточные слои (сессии, защита от подделки запросов, проверка прав, обязательная двухфакторная защита сотрудников), затем маршруты передают его контроллеру. Контроллер вызывает сервисы с бизнес-логикой и формирует ответ с помощью представлений EJS. Сервисы работают с базой данных PostgreSQL через модели с SQL-запросами, получают курсы валют по HTTPS от Национального банка и отправляют письма через SMTP-сервер. Фоновые задачи создают зашифрованные резервные копии и отправляют письма из очереди.</w:t>
+        <w:t>Структура программного средства показана на диаграмме компонентов (рисунок 1.19). Браузер получает страницы и клиентский JavaScript по HTTPS. На сервере запрос проходит через промежуточные слои (сессии, защита от подделки запросов, проверка прав, обязательная двухфакторная защита сотрудников), затем маршруты передают его контроллеру. Контроллер вызывает сервисы с бизнес-логикой и формирует ответ с помощью представлений EJS. Сервисы работают с базой данных PostgreSQL через модели с SQL-запросами, получают курсы валют по HTTPS от Национального банка и отправляют письма через SMTP-сервер. Фоновые задачи создают зашифрованные резервные копии и отправляют письма из очереди.</w:t>
       </w:r>
     </w:p>
     <w:p>
@@ -1108,7 +328,7 @@
         <w:drawing>
           <wp:inline xmlns:a="http://schemas.openxmlformats.org/drawingml/2006/main" xmlns:pic="http://schemas.openxmlformats.org/drawingml/2006/picture">
             <wp:extent cx="5868000" cy="3027142"/>
-            <wp:docPr id="14" name="Picture 14"/>
+            <wp:docPr id="5" name="Picture 5"/>
             <wp:cNvGraphicFramePr>
               <a:graphicFrameLocks noChangeAspect="1"/>
             </wp:cNvGraphicFramePr>
@@ -1120,7 +340,7 @@
                     <pic:cNvPicPr/>
                   </pic:nvPicPr>
                   <pic:blipFill>
-                    <a:blip r:embed="rId23"/>
+                    <a:blip r:embed="rId14"/>
                     <a:stretch>
                       <a:fillRect/>
                     </a:stretch>
@@ -1147,10 +367,9 @@
       <w:r>
         <w:rPr>
           <w:rFonts w:ascii="Times New Roman" w:hAnsi="Times New Roman"/>
-          <w:b w:val="0"/>
           <w:sz w:val="28"/>
         </w:rPr>
-        <w:t>Рисунок 1.33 – Диаграмма компонентов</w:t>
+        <w:t>Рисунок 1.19 – Диаграмма компонентов</w:t>
       </w:r>
     </w:p>
     <w:p>
@@ -1162,10 +381,9 @@
       <w:r>
         <w:rPr>
           <w:rFonts w:ascii="Times New Roman" w:hAnsi="Times New Roman"/>
-          <w:b w:val="0"/>
           <w:sz w:val="28"/>
         </w:rPr>
-        <w:t>Диаграмма развёртывания показывает размещение программного средства на оборудовании (рисунок 1.34). Клиент работает в браузере на своём компьютере и обращается к серверу приложения по протоколу HTTPS: перед приложением стоит обратный прокси-сервер с сертификатом TLS. Приложение на Node.js обращается к серверу базы данных по протоколу PostgreSQL, к почтовому серверу по SMTP и к интерфейсу Национального банка за курсами валют. Резервные копии базы данных шифруются алгоритмом AES-256-GCM и хранятся отдельно от рабочей базы.</w:t>
+        <w:t>Размещение программного средства на оборудовании показано на диаграмме развёртывания (рисунок 1.20). Клиент работает в браузере на своём компьютере и обращается к серверу приложения по протоколу HTTPS: перед приложением стоит обратный прокси-сервер с сертификатом TLS. Приложение на Node.js обращается к серверу базы данных по протоколу PostgreSQL, к почтовому серверу по SMTP и к интерфейсу Национального банка за курсами валют. Резервные копии базы данных шифруются алгоритмом AES-256-GCM и хранятся отдельно от рабочей базы.</w:t>
       </w:r>
     </w:p>
     <w:p>
@@ -1178,7 +396,7 @@
         <w:drawing>
           <wp:inline xmlns:a="http://schemas.openxmlformats.org/drawingml/2006/main" xmlns:pic="http://schemas.openxmlformats.org/drawingml/2006/picture">
             <wp:extent cx="5868000" cy="2970479"/>
-            <wp:docPr id="15" name="Picture 15"/>
+            <wp:docPr id="6" name="Picture 6"/>
             <wp:cNvGraphicFramePr>
               <a:graphicFrameLocks noChangeAspect="1"/>
             </wp:cNvGraphicFramePr>
@@ -1190,7 +408,7 @@
                     <pic:cNvPicPr/>
                   </pic:nvPicPr>
                   <pic:blipFill>
-                    <a:blip r:embed="rId24"/>
+                    <a:blip r:embed="rId15"/>
                     <a:stretch>
                       <a:fillRect/>
                     </a:stretch>
@@ -1217,10 +435,9 @@
       <w:r>
         <w:rPr>
           <w:rFonts w:ascii="Times New Roman" w:hAnsi="Times New Roman"/>
-          <w:b w:val="0"/>
           <w:sz w:val="28"/>
         </w:rPr>
-        <w:t>Рисунок 1.34 – Диаграмма развёртывания</w:t>
+        <w:t>Рисунок 1.20 – Диаграмма развёртывания</w:t>
       </w:r>
     </w:p>
     <w:sectPr>

--- a/docs/kursovaya/razdel-1.5.docx
+++ b/docs/kursovaya/razdel-1.5.docx
@@ -43,7 +43,7 @@
           <w:rFonts w:ascii="Times New Roman" w:hAnsi="Times New Roman"/>
           <w:sz w:val="28"/>
         </w:rPr>
-        <w:t>Диаграмма вариантов использования (рисунок 1.15) показывает функции системы с точки зрения внешних участников. Актёры соответствуют участникам процесса из таблицы 1.2. Гость просматривает курсы валют, пользуется калькуляторами и подаёт анкету. Клиент после проверки анкеты работает со счетами, переводами, платежами, вкладами, кредитами и картами; подача заявки на кредит включает скоринг, а перевод и подписание кредитного договора включают подтверждение одноразовым кодом. Сотрудники банка работают в рабочих местах, состав которых определяется ролью, администратор настраивает систему и контролирует её работу.</w:t>
+        <w:t>Состояния заявки на кредит показаны на рисунке 1.13, названия состояний совпадают со значениями поля статуса в базе данных.</w:t>
       </w:r>
     </w:p>
     <w:p>
@@ -55,7 +55,7 @@
       <w:r>
         <w:drawing>
           <wp:inline xmlns:a="http://schemas.openxmlformats.org/drawingml/2006/main" xmlns:pic="http://schemas.openxmlformats.org/drawingml/2006/picture">
-            <wp:extent cx="8132640" cy="5832000"/>
+            <wp:extent cx="5868000" cy="2745781"/>
             <wp:docPr id="1" name="Picture 1"/>
             <wp:cNvGraphicFramePr>
               <a:graphicFrameLocks noChangeAspect="1"/>
@@ -64,7 +64,7 @@
               <a:graphicData uri="http://schemas.openxmlformats.org/drawingml/2006/picture">
                 <pic:pic>
                   <pic:nvPicPr>
-                    <pic:cNvPr id="0" name="view-uc.png"/>
+                    <pic:cNvPr id="0" name="view-st-loan.png"/>
                     <pic:cNvPicPr/>
                   </pic:nvPicPr>
                   <pic:blipFill>
@@ -76,7 +76,7 @@
                   <pic:spPr>
                     <a:xfrm>
                       <a:off x="0" y="0"/>
-                      <a:ext cx="8132640" cy="5832000"/>
+                      <a:ext cx="5868000" cy="2745781"/>
                     </a:xfrm>
                     <a:prstGeom prst="rect"/>
                   </pic:spPr>
@@ -97,7 +97,7 @@
           <w:rFonts w:ascii="Times New Roman" w:hAnsi="Times New Roman"/>
           <w:sz w:val="28"/>
         </w:rPr>
-        <w:t>Рисунок 1.15 – Диаграмма вариантов использования</w:t>
+        <w:t>Рисунок 1.13 – Диаграмма состояний: заявка на кредит</w:t>
       </w:r>
     </w:p>
     <w:p>
@@ -111,7 +111,103 @@
           <w:rFonts w:ascii="Times New Roman" w:hAnsi="Times New Roman"/>
           <w:sz w:val="28"/>
         </w:rPr>
-        <w:t>Последовательность оформления кредита показана на рисунке 1.16. Контроллер принимает заявку клиента и вызывает сервис кредитов. Сервис рассчитывает график платежей и долговую нагрузку и передаёт данные сервису скоринга, который возвращает вероятность дефолта. При вероятности до 8 % и сумме в пределах лимита заявка одобряется автоматически, при вероятности до 30 % её рассматривает кредитный специалист, в остальных случаях выдаётся отказ. Одобренную заявку клиент подписывает кодом из письма, который выдаёт и проверяет сервис одноразовых кодов, после чего сервис учёта выполняет проводку выдачи кредита.</w:t>
+        <w:t>Заявка получает начальное состояние по результату проверки: approved при автоодобрении, manual_review при ручном рассмотрении, rejected при отказе. Специалист переводит заявку из manual_review в approved или rejected. Одобренная заявка после подписания договора кодом становится signed.</w:t>
+      </w:r>
+    </w:p>
+    <w:p>
+      <w:pPr>
+        <w:spacing w:line="360" w:lineRule="auto" w:after="0" w:before="0"/>
+        <w:ind w:firstLine="709"/>
+        <w:jc w:val="both"/>
+      </w:pPr>
+      <w:r>
+        <w:rPr>
+          <w:rFonts w:ascii="Times New Roman" w:hAnsi="Times New Roman"/>
+          <w:sz w:val="28"/>
+        </w:rPr>
+        <w:t>Функции системы с точки зрения внешних участников показаны на диаграмме вариантов использования (рисунок 1.14).</w:t>
+      </w:r>
+    </w:p>
+    <w:p>
+      <w:pPr>
+        <w:keepNext/>
+        <w:spacing w:line="360" w:lineRule="auto" w:after="240" w:before="0"/>
+        <w:jc w:val="center"/>
+      </w:pPr>
+      <w:r>
+        <w:drawing>
+          <wp:inline xmlns:a="http://schemas.openxmlformats.org/drawingml/2006/main" xmlns:pic="http://schemas.openxmlformats.org/drawingml/2006/picture">
+            <wp:extent cx="5868000" cy="6693389"/>
+            <wp:docPr id="2" name="Picture 2"/>
+            <wp:cNvGraphicFramePr>
+              <a:graphicFrameLocks noChangeAspect="1"/>
+            </wp:cNvGraphicFramePr>
+            <a:graphic>
+              <a:graphicData uri="http://schemas.openxmlformats.org/drawingml/2006/picture">
+                <pic:pic>
+                  <pic:nvPicPr>
+                    <pic:cNvPr id="0" name="view-uc.png"/>
+                    <pic:cNvPicPr/>
+                  </pic:nvPicPr>
+                  <pic:blipFill>
+                    <a:blip r:embed="rId11"/>
+                    <a:stretch>
+                      <a:fillRect/>
+                    </a:stretch>
+                  </pic:blipFill>
+                  <pic:spPr>
+                    <a:xfrm>
+                      <a:off x="0" y="0"/>
+                      <a:ext cx="5868000" cy="6693389"/>
+                    </a:xfrm>
+                    <a:prstGeom prst="rect"/>
+                  </pic:spPr>
+                </pic:pic>
+              </a:graphicData>
+            </a:graphic>
+          </wp:inline>
+        </w:drawing>
+      </w:r>
+    </w:p>
+    <w:p>
+      <w:pPr>
+        <w:spacing w:line="360" w:lineRule="auto" w:after="240" w:before="0"/>
+        <w:jc w:val="center"/>
+      </w:pPr>
+      <w:r>
+        <w:rPr>
+          <w:rFonts w:ascii="Times New Roman" w:hAnsi="Times New Roman"/>
+          <w:sz w:val="28"/>
+        </w:rPr>
+        <w:t>Рисунок 1.14 – Диаграмма вариантов использования</w:t>
+      </w:r>
+    </w:p>
+    <w:p>
+      <w:pPr>
+        <w:spacing w:line="360" w:lineRule="auto" w:after="0" w:before="0"/>
+        <w:ind w:firstLine="709"/>
+        <w:jc w:val="both"/>
+      </w:pPr>
+      <w:r>
+        <w:rPr>
+          <w:rFonts w:ascii="Times New Roman" w:hAnsi="Times New Roman"/>
+          <w:sz w:val="28"/>
+        </w:rPr>
+        <w:t>Актёры соответствуют участникам процесса из таблицы 1.2. Гость просматривает курсы валют, пользуется калькуляторами и подаёт анкету. Клиент после проверки анкеты работает со счетами, переводами, платежами, вкладами, кредитами и картами; подача заявки на кредит включает скоринг, а перевод и подписание кредитного договора включают подтверждение одноразовым кодом. Сотрудники банка работают в рабочих местах, состав которых определяется ролью, администратор настраивает систему и контролирует её работу.</w:t>
+      </w:r>
+    </w:p>
+    <w:p>
+      <w:pPr>
+        <w:spacing w:line="360" w:lineRule="auto" w:after="0" w:before="0"/>
+        <w:ind w:firstLine="709"/>
+        <w:jc w:val="both"/>
+      </w:pPr>
+      <w:r>
+        <w:rPr>
+          <w:rFonts w:ascii="Times New Roman" w:hAnsi="Times New Roman"/>
+          <w:sz w:val="28"/>
+        </w:rPr>
+        <w:t>Последовательность оформления кредита показана на рисунке 1.15.</w:t>
       </w:r>
     </w:p>
     <w:p>
@@ -124,7 +220,7 @@
         <w:drawing>
           <wp:inline xmlns:a="http://schemas.openxmlformats.org/drawingml/2006/main" xmlns:pic="http://schemas.openxmlformats.org/drawingml/2006/picture">
             <wp:extent cx="5868000" cy="6977543"/>
-            <wp:docPr id="2" name="Picture 2"/>
+            <wp:docPr id="3" name="Picture 3"/>
             <wp:cNvGraphicFramePr>
               <a:graphicFrameLocks noChangeAspect="1"/>
             </wp:cNvGraphicFramePr>
@@ -136,7 +232,7 @@
                     <pic:cNvPicPr/>
                   </pic:nvPicPr>
                   <pic:blipFill>
-                    <a:blip r:embed="rId11"/>
+                    <a:blip r:embed="rId12"/>
                     <a:stretch>
                       <a:fillRect/>
                     </a:stretch>
@@ -165,7 +261,7 @@
           <w:rFonts w:ascii="Times New Roman" w:hAnsi="Times New Roman"/>
           <w:sz w:val="28"/>
         </w:rPr>
-        <w:t>Рисунок 1.16 – Диаграмма последовательности: заявка на кредит</w:t>
+        <w:t>Рисунок 1.15 – Диаграмма последовательности: заявка на кредит</w:t>
       </w:r>
     </w:p>
     <w:p>
@@ -179,7 +275,21 @@
           <w:rFonts w:ascii="Times New Roman" w:hAnsi="Times New Roman"/>
           <w:sz w:val="28"/>
         </w:rPr>
-        <w:t>Порядок действий и их распределение между участниками показаны на рисунке 1.17. Диаграмма деятельности дополняет функциональную модель из подраздела 1.2. Система рассчитывает график и долговую нагрузку: при нагрузке выше 40 % следует отказ. Затем скоринг определяет вероятность дефолта и направляет заявку по одной из ветвей: автоодобрение, ручное рассмотрение кредитным специалистом или отказ. После одобрения клиент подписывает договор кодом, и система выдаёт кредит: открывает ссудный счёт, формирует график и зачисляет деньги.</w:t>
+        <w:t>Контроллер принимает заявку клиента и вызывает сервис кредитов. Сервис рассчитывает график платежей и долговую нагрузку и передаёт данные сервису скоринга, который возвращает вероятность дефолта. При вероятности до 8 % и сумме в пределах лимита заявка одобряется автоматически, при вероятности до 30 % её рассматривает кредитный специалист, в остальных случаях выдаётся отказ. Одобренную заявку клиент подписывает кодом из письма, который выдаёт и проверяет сервис одноразовых кодов, после чего сервис учёта выполняет проводку выдачи кредита.</w:t>
+      </w:r>
+    </w:p>
+    <w:p>
+      <w:pPr>
+        <w:spacing w:line="360" w:lineRule="auto" w:after="0" w:before="0"/>
+        <w:ind w:firstLine="709"/>
+        <w:jc w:val="both"/>
+      </w:pPr>
+      <w:r>
+        <w:rPr>
+          <w:rFonts w:ascii="Times New Roman" w:hAnsi="Times New Roman"/>
+          <w:sz w:val="28"/>
+        </w:rPr>
+        <w:t>Порядок действий и их распределение между участниками показаны на рисунке 1.16.</w:t>
       </w:r>
     </w:p>
     <w:p>
@@ -192,7 +302,7 @@
         <w:drawing>
           <wp:inline xmlns:a="http://schemas.openxmlformats.org/drawingml/2006/main" xmlns:pic="http://schemas.openxmlformats.org/drawingml/2006/picture">
             <wp:extent cx="5868000" cy="6924240"/>
-            <wp:docPr id="3" name="Picture 3"/>
+            <wp:docPr id="4" name="Picture 4"/>
             <wp:cNvGraphicFramePr>
               <a:graphicFrameLocks noChangeAspect="1"/>
             </wp:cNvGraphicFramePr>
@@ -204,7 +314,7 @@
                     <pic:cNvPicPr/>
                   </pic:nvPicPr>
                   <pic:blipFill>
-                    <a:blip r:embed="rId12"/>
+                    <a:blip r:embed="rId13"/>
                     <a:stretch>
                       <a:fillRect/>
                     </a:stretch>
@@ -233,7 +343,7 @@
           <w:rFonts w:ascii="Times New Roman" w:hAnsi="Times New Roman"/>
           <w:sz w:val="28"/>
         </w:rPr>
-        <w:t>Рисунок 1.17 – Диаграмма деятельности: оформление кредита</w:t>
+        <w:t>Рисунок 1.16 – Диаграмма деятельности: оформление кредита</w:t>
       </w:r>
     </w:p>
     <w:p>
@@ -247,61 +357,7 @@
           <w:rFonts w:ascii="Times New Roman" w:hAnsi="Times New Roman"/>
           <w:sz w:val="28"/>
         </w:rPr>
-        <w:t>Состояния заявки на кредит показаны на рисунке 1.18, названия состояний совпадают со значениями поля статуса в базе данных. Заявка получает начальное состояние по результату проверки: approved при автоодобрении, manual_review при ручном рассмотрении, rejected при отказе. Специалист переводит заявку из manual_review в approved или rejected. Одобренная заявка после подписания договора кодом становится signed.</w:t>
-      </w:r>
-    </w:p>
-    <w:p>
-      <w:pPr>
-        <w:keepNext/>
-        <w:spacing w:line="360" w:lineRule="auto" w:after="240" w:before="0"/>
-        <w:jc w:val="center"/>
-      </w:pPr>
-      <w:r>
-        <w:drawing>
-          <wp:inline xmlns:a="http://schemas.openxmlformats.org/drawingml/2006/main" xmlns:pic="http://schemas.openxmlformats.org/drawingml/2006/picture">
-            <wp:extent cx="5868000" cy="2745781"/>
-            <wp:docPr id="4" name="Picture 4"/>
-            <wp:cNvGraphicFramePr>
-              <a:graphicFrameLocks noChangeAspect="1"/>
-            </wp:cNvGraphicFramePr>
-            <a:graphic>
-              <a:graphicData uri="http://schemas.openxmlformats.org/drawingml/2006/picture">
-                <pic:pic>
-                  <pic:nvPicPr>
-                    <pic:cNvPr id="0" name="view-st-loan.png"/>
-                    <pic:cNvPicPr/>
-                  </pic:nvPicPr>
-                  <pic:blipFill>
-                    <a:blip r:embed="rId13"/>
-                    <a:stretch>
-                      <a:fillRect/>
-                    </a:stretch>
-                  </pic:blipFill>
-                  <pic:spPr>
-                    <a:xfrm>
-                      <a:off x="0" y="0"/>
-                      <a:ext cx="5868000" cy="2745781"/>
-                    </a:xfrm>
-                    <a:prstGeom prst="rect"/>
-                  </pic:spPr>
-                </pic:pic>
-              </a:graphicData>
-            </a:graphic>
-          </wp:inline>
-        </w:drawing>
-      </w:r>
-    </w:p>
-    <w:p>
-      <w:pPr>
-        <w:spacing w:line="360" w:lineRule="auto" w:after="240" w:before="0"/>
-        <w:jc w:val="center"/>
-      </w:pPr>
-      <w:r>
-        <w:rPr>
-          <w:rFonts w:ascii="Times New Roman" w:hAnsi="Times New Roman"/>
-          <w:sz w:val="28"/>
-        </w:rPr>
-        <w:t>Рисунок 1.18 – Диаграмма состояний: заявка на кредит</w:t>
+        <w:t>Диаграмма деятельности дополняет функциональную модель из подраздела 1.2. Система рассчитывает график и долговую нагрузку: при нагрузке выше 40 % следует отказ. Затем скоринг определяет вероятность дефолта и направляет заявку по одной из ветвей: автоодобрение, ручное рассмотрение кредитным специалистом или отказ. После одобрения клиент подписывает договор кодом, и система выдаёт кредит: открывает ссудный счёт, формирует график и зачисляет деньги.</w:t>
       </w:r>
     </w:p>
     <w:p>
@@ -315,7 +371,7 @@
           <w:rFonts w:ascii="Times New Roman" w:hAnsi="Times New Roman"/>
           <w:sz w:val="28"/>
         </w:rPr>
-        <w:t>Структура программного средства показана на диаграмме компонентов (рисунок 1.19). Браузер получает страницы и клиентский JavaScript по HTTPS. На сервере запрос проходит через промежуточные слои (сессии, защита от подделки запросов, проверка прав, обязательная двухфакторная защита сотрудников), затем маршруты передают его контроллеру. Контроллер вызывает сервисы с бизнес-логикой и формирует ответ с помощью представлений EJS. Сервисы работают с базой данных PostgreSQL через модели с SQL-запросами, получают курсы валют по HTTPS от Национального банка и отправляют письма через SMTP-сервер. Фоновые задачи создают зашифрованные резервные копии и отправляют письма из очереди.</w:t>
+        <w:t>Структура программного средства показана на диаграмме компонентов (рисунок 1.17).</w:t>
       </w:r>
     </w:p>
     <w:p>
@@ -369,7 +425,7 @@
           <w:rFonts w:ascii="Times New Roman" w:hAnsi="Times New Roman"/>
           <w:sz w:val="28"/>
         </w:rPr>
-        <w:t>Рисунок 1.19 – Диаграмма компонентов</w:t>
+        <w:t>Рисунок 1.17 – Диаграмма компонентов</w:t>
       </w:r>
     </w:p>
     <w:p>
@@ -383,7 +439,21 @@
           <w:rFonts w:ascii="Times New Roman" w:hAnsi="Times New Roman"/>
           <w:sz w:val="28"/>
         </w:rPr>
-        <w:t>Размещение программного средства на оборудовании показано на диаграмме развёртывания (рисунок 1.20). Клиент работает в браузере на своём компьютере и обращается к серверу приложения по протоколу HTTPS: перед приложением стоит обратный прокси-сервер с сертификатом TLS. Приложение на Node.js обращается к серверу базы данных по протоколу PostgreSQL, к почтовому серверу по SMTP и к интерфейсу Национального банка за курсами валют. Резервные копии базы данных шифруются алгоритмом AES-256-GCM и хранятся отдельно от рабочей базы.</w:t>
+        <w:t>Браузер получает страницы и клиентский JavaScript по HTTPS. На сервере запрос проходит через промежуточные слои (сессии, защита от подделки запросов, проверка прав, обязательная двухфакторная защита сотрудников), затем маршруты передают его контроллеру. Контроллер вызывает сервисы с бизнес-логикой и формирует ответ с помощью представлений EJS. Сервисы работают с базой данных PostgreSQL через модели с SQL-запросами, получают курсы валют по HTTPS от Национального банка и отправляют письма через SMTP-сервер. Фоновые задачи создают зашифрованные резервные копии и отправляют письма из очереди.</w:t>
+      </w:r>
+    </w:p>
+    <w:p>
+      <w:pPr>
+        <w:spacing w:line="360" w:lineRule="auto" w:after="0" w:before="0"/>
+        <w:ind w:firstLine="709"/>
+        <w:jc w:val="both"/>
+      </w:pPr>
+      <w:r>
+        <w:rPr>
+          <w:rFonts w:ascii="Times New Roman" w:hAnsi="Times New Roman"/>
+          <w:sz w:val="28"/>
+        </w:rPr>
+        <w:t>Размещение программного средства на оборудовании показано на диаграмме развёртывания (рисунок 1.18).</w:t>
       </w:r>
     </w:p>
     <w:p>
@@ -437,7 +507,35 @@
           <w:rFonts w:ascii="Times New Roman" w:hAnsi="Times New Roman"/>
           <w:sz w:val="28"/>
         </w:rPr>
-        <w:t>Рисунок 1.20 – Диаграмма развёртывания</w:t>
+        <w:t>Рисунок 1.18 – Диаграмма развёртывания</w:t>
+      </w:r>
+    </w:p>
+    <w:p>
+      <w:pPr>
+        <w:spacing w:line="360" w:lineRule="auto" w:after="0" w:before="0"/>
+        <w:ind w:firstLine="709"/>
+        <w:jc w:val="both"/>
+      </w:pPr>
+      <w:r>
+        <w:rPr>
+          <w:rFonts w:ascii="Times New Roman" w:hAnsi="Times New Roman"/>
+          <w:sz w:val="28"/>
+        </w:rPr>
+        <w:t>Клиент работает в браузере на своём компьютере и обращается к серверу приложения по протоколу HTTPS: перед приложением стоит обратный прокси-сервер с сертификатом TLS. Приложение на Node.js обращается к серверу базы данных по протоколу PostgreSQL, к почтовому серверу по SMTP и к интерфейсу Национального банка за курсами валют. Резервные копии базы данных шифруются алгоритмом AES-256-GCM и хранятся отдельно от рабочей базы.</w:t>
+      </w:r>
+    </w:p>
+    <w:p>
+      <w:pPr>
+        <w:spacing w:line="360" w:lineRule="auto" w:after="0" w:before="0"/>
+        <w:ind w:firstLine="709"/>
+        <w:jc w:val="both"/>
+      </w:pPr>
+      <w:r>
+        <w:rPr>
+          <w:rFonts w:ascii="Times New Roman" w:hAnsi="Times New Roman"/>
+          <w:sz w:val="28"/>
+        </w:rPr>
+        <w:t>Построенные модели описывают программное средство с функциональной, динамической и физической точек зрения и согласованы между собой и с информационной моделью из подраздела 1.4: актёры и варианты использования соответствуют ролям и правам доступа, последовательность и состояния – статусам заявок в базе данных, компоненты – слоям программы.</w:t>
       </w:r>
     </w:p>
     <w:sectPr>

--- a/docs/kursovaya/razdel-1.5.docx
+++ b/docs/kursovaya/razdel-1.5.docx
@@ -43,7 +43,253 @@
           <w:rFonts w:ascii="Times New Roman" w:hAnsi="Times New Roman"/>
           <w:sz w:val="28"/>
         </w:rPr>
-        <w:t>Состояния заявки на кредит показаны на рисунке 1.13, названия состояний совпадают со значениями поля статуса в базе данных.</w:t>
+        <w:t>Функции системы с точки зрения внешних участников показаны на диаграмме вариантов использования (рисунок 1.13).</w:t>
+      </w:r>
+    </w:p>
+    <w:p>
+      <w:pPr>
+        <w:spacing w:line="360" w:lineRule="auto" w:after="0" w:before="0"/>
+        <w:ind w:firstLine="709"/>
+        <w:jc w:val="both"/>
+      </w:pPr>
+      <w:r>
+        <w:rPr>
+          <w:rFonts w:ascii="Times New Roman" w:hAnsi="Times New Roman"/>
+          <w:sz w:val="28"/>
+        </w:rPr>
+        <w:t>Актёры соответствуют участникам процесса из таблицы 1.2, варианты использования названы действиями. Клиент является специализацией гостя (отношение обобщения) и наследует его возможности: гость просматривает курсы валют и регистрируется, клиент после проверки анкеты открывает счета, переводит деньги, оплачивает услуги, оформляет вклады и кредиты, выпускает карты и получает выписки. Отношение «include» показывает обязательные части действия: перевод и оплата услуги включают подтверждение операции кодом, оформление кредита включает оценку кредитоспособности и составление графика платежей, а рассмотрение заявки кредитным специалистом использует ту же оценку. Отношение «extend» показывает необязательное расширение при выполнении условия: конвертация валют при переводе между счетами в разных валютах, передача подозрительного перевода на проверку специалисту по мониторингу, досрочное закрытие вклада, досрочное погашение кредита, блокировка карты. Администратор настраивает курсы, тарифы и пользователей, закрывает операционный день, а закрытие дня включает создание резервной копии.</w:t>
+      </w:r>
+    </w:p>
+    <w:p>
+      <w:pPr>
+        <w:keepNext/>
+        <w:spacing w:line="360" w:lineRule="auto" w:after="240" w:before="0"/>
+        <w:jc w:val="center"/>
+      </w:pPr>
+      <w:r>
+        <w:drawing>
+          <wp:inline xmlns:a="http://schemas.openxmlformats.org/drawingml/2006/main" xmlns:pic="http://schemas.openxmlformats.org/drawingml/2006/picture">
+            <wp:extent cx="5868000" cy="6787696"/>
+            <wp:docPr id="1" name="Picture 1"/>
+            <wp:cNvGraphicFramePr>
+              <a:graphicFrameLocks noChangeAspect="1"/>
+            </wp:cNvGraphicFramePr>
+            <a:graphic>
+              <a:graphicData uri="http://schemas.openxmlformats.org/drawingml/2006/picture">
+                <pic:pic>
+                  <pic:nvPicPr>
+                    <pic:cNvPr id="0" name="view-uc.png"/>
+                    <pic:cNvPicPr/>
+                  </pic:nvPicPr>
+                  <pic:blipFill>
+                    <a:blip r:embed="rId10"/>
+                    <a:stretch>
+                      <a:fillRect/>
+                    </a:stretch>
+                  </pic:blipFill>
+                  <pic:spPr>
+                    <a:xfrm>
+                      <a:off x="0" y="0"/>
+                      <a:ext cx="5868000" cy="6787696"/>
+                    </a:xfrm>
+                    <a:prstGeom prst="rect"/>
+                  </pic:spPr>
+                </pic:pic>
+              </a:graphicData>
+            </a:graphic>
+          </wp:inline>
+        </w:drawing>
+      </w:r>
+    </w:p>
+    <w:p>
+      <w:pPr>
+        <w:spacing w:line="360" w:lineRule="auto" w:after="240" w:before="0"/>
+        <w:jc w:val="center"/>
+      </w:pPr>
+      <w:r>
+        <w:rPr>
+          <w:rFonts w:ascii="Times New Roman" w:hAnsi="Times New Roman"/>
+          <w:sz w:val="28"/>
+        </w:rPr>
+        <w:t>Рисунок 1.13 – Диаграмма вариантов использования</w:t>
+      </w:r>
+    </w:p>
+    <w:p>
+      <w:pPr>
+        <w:spacing w:line="360" w:lineRule="auto" w:after="0" w:before="0"/>
+        <w:ind w:firstLine="709"/>
+        <w:jc w:val="both"/>
+      </w:pPr>
+      <w:r>
+        <w:rPr>
+          <w:rFonts w:ascii="Times New Roman" w:hAnsi="Times New Roman"/>
+          <w:sz w:val="28"/>
+        </w:rPr>
+        <w:t>Последовательность оформления кредита показана на рисунке 1.14.</w:t>
+      </w:r>
+    </w:p>
+    <w:p>
+      <w:pPr>
+        <w:spacing w:line="360" w:lineRule="auto" w:after="0" w:before="0"/>
+        <w:ind w:firstLine="709"/>
+        <w:jc w:val="both"/>
+      </w:pPr>
+      <w:r>
+        <w:rPr>
+          <w:rFonts w:ascii="Times New Roman" w:hAnsi="Times New Roman"/>
+          <w:sz w:val="28"/>
+        </w:rPr>
+        <w:t>Контроллер принимает заявку клиента и вызывает сервис кредитов. Сервис рассчитывает график платежей и долговую нагрузку и передаёт данные сервису скоринга, который возвращает вероятность дефолта. При вероятности до 8 % и сумме в пределах лимита заявка одобряется автоматически, при вероятности до 30 % её рассматривает кредитный специалист, в остальных случаях выдаётся отказ. Одобренную заявку клиент подписывает кодом из письма, который выдаёт и проверяет сервис одноразовых кодов, после чего сервис учёта выполняет проводку выдачи кредита.</w:t>
+      </w:r>
+    </w:p>
+    <w:p>
+      <w:pPr>
+        <w:keepNext/>
+        <w:spacing w:line="360" w:lineRule="auto" w:after="240" w:before="0"/>
+        <w:jc w:val="center"/>
+      </w:pPr>
+      <w:r>
+        <w:drawing>
+          <wp:inline xmlns:a="http://schemas.openxmlformats.org/drawingml/2006/main" xmlns:pic="http://schemas.openxmlformats.org/drawingml/2006/picture">
+            <wp:extent cx="5868000" cy="6977543"/>
+            <wp:docPr id="2" name="Picture 2"/>
+            <wp:cNvGraphicFramePr>
+              <a:graphicFrameLocks noChangeAspect="1"/>
+            </wp:cNvGraphicFramePr>
+            <a:graphic>
+              <a:graphicData uri="http://schemas.openxmlformats.org/drawingml/2006/picture">
+                <pic:pic>
+                  <pic:nvPicPr>
+                    <pic:cNvPr id="0" name="view-seq-loan.png"/>
+                    <pic:cNvPicPr/>
+                  </pic:nvPicPr>
+                  <pic:blipFill>
+                    <a:blip r:embed="rId11"/>
+                    <a:stretch>
+                      <a:fillRect/>
+                    </a:stretch>
+                  </pic:blipFill>
+                  <pic:spPr>
+                    <a:xfrm>
+                      <a:off x="0" y="0"/>
+                      <a:ext cx="5868000" cy="6977543"/>
+                    </a:xfrm>
+                    <a:prstGeom prst="rect"/>
+                  </pic:spPr>
+                </pic:pic>
+              </a:graphicData>
+            </a:graphic>
+          </wp:inline>
+        </w:drawing>
+      </w:r>
+    </w:p>
+    <w:p>
+      <w:pPr>
+        <w:spacing w:line="360" w:lineRule="auto" w:after="240" w:before="0"/>
+        <w:jc w:val="center"/>
+      </w:pPr>
+      <w:r>
+        <w:rPr>
+          <w:rFonts w:ascii="Times New Roman" w:hAnsi="Times New Roman"/>
+          <w:sz w:val="28"/>
+        </w:rPr>
+        <w:t>Рисунок 1.14 – Диаграмма последовательности: заявка на кредит</w:t>
+      </w:r>
+    </w:p>
+    <w:p>
+      <w:pPr>
+        <w:spacing w:line="360" w:lineRule="auto" w:after="0" w:before="0"/>
+        <w:ind w:firstLine="709"/>
+        <w:jc w:val="both"/>
+      </w:pPr>
+      <w:r>
+        <w:rPr>
+          <w:rFonts w:ascii="Times New Roman" w:hAnsi="Times New Roman"/>
+          <w:sz w:val="28"/>
+        </w:rPr>
+        <w:t>Порядок действий и их распределение между участниками показаны на рисунке 1.15.</w:t>
+      </w:r>
+    </w:p>
+    <w:p>
+      <w:pPr>
+        <w:keepNext/>
+        <w:spacing w:line="360" w:lineRule="auto" w:after="240" w:before="0"/>
+        <w:jc w:val="center"/>
+      </w:pPr>
+      <w:r>
+        <w:drawing>
+          <wp:inline xmlns:a="http://schemas.openxmlformats.org/drawingml/2006/main" xmlns:pic="http://schemas.openxmlformats.org/drawingml/2006/picture">
+            <wp:extent cx="5868000" cy="6924240"/>
+            <wp:docPr id="3" name="Picture 3"/>
+            <wp:cNvGraphicFramePr>
+              <a:graphicFrameLocks noChangeAspect="1"/>
+            </wp:cNvGraphicFramePr>
+            <a:graphic>
+              <a:graphicData uri="http://schemas.openxmlformats.org/drawingml/2006/picture">
+                <pic:pic>
+                  <pic:nvPicPr>
+                    <pic:cNvPr id="0" name="view-act-loan.png"/>
+                    <pic:cNvPicPr/>
+                  </pic:nvPicPr>
+                  <pic:blipFill>
+                    <a:blip r:embed="rId12"/>
+                    <a:stretch>
+                      <a:fillRect/>
+                    </a:stretch>
+                  </pic:blipFill>
+                  <pic:spPr>
+                    <a:xfrm>
+                      <a:off x="0" y="0"/>
+                      <a:ext cx="5868000" cy="6924240"/>
+                    </a:xfrm>
+                    <a:prstGeom prst="rect"/>
+                  </pic:spPr>
+                </pic:pic>
+              </a:graphicData>
+            </a:graphic>
+          </wp:inline>
+        </w:drawing>
+      </w:r>
+    </w:p>
+    <w:p>
+      <w:pPr>
+        <w:spacing w:line="360" w:lineRule="auto" w:after="240" w:before="0"/>
+        <w:jc w:val="center"/>
+      </w:pPr>
+      <w:r>
+        <w:rPr>
+          <w:rFonts w:ascii="Times New Roman" w:hAnsi="Times New Roman"/>
+          <w:sz w:val="28"/>
+        </w:rPr>
+        <w:t>Рисунок 1.15 – Диаграмма деятельности: оформление кредита</w:t>
+      </w:r>
+    </w:p>
+    <w:p>
+      <w:pPr>
+        <w:spacing w:line="360" w:lineRule="auto" w:after="0" w:before="0"/>
+        <w:ind w:firstLine="709"/>
+        <w:jc w:val="both"/>
+      </w:pPr>
+      <w:r>
+        <w:rPr>
+          <w:rFonts w:ascii="Times New Roman" w:hAnsi="Times New Roman"/>
+          <w:sz w:val="28"/>
+        </w:rPr>
+        <w:t>Диаграмма деятельности дополняет функциональную модель из подраздела 1.2. Система рассчитывает график и долговую нагрузку: при нагрузке выше 40 % следует отказ. Затем скоринг определяет вероятность дефолта и направляет заявку по одной из ветвей: автоодобрение, ручное рассмотрение кредитным специалистом или отказ. После одобрения клиент подписывает договор кодом, и система выдаёт кредит: открывает ссудный счёт, формирует график и зачисляет деньги.</w:t>
+      </w:r>
+    </w:p>
+    <w:p>
+      <w:pPr>
+        <w:spacing w:line="360" w:lineRule="auto" w:after="0" w:before="0"/>
+        <w:ind w:firstLine="709"/>
+        <w:jc w:val="both"/>
+      </w:pPr>
+      <w:r>
+        <w:rPr>
+          <w:rFonts w:ascii="Times New Roman" w:hAnsi="Times New Roman"/>
+          <w:sz w:val="28"/>
+        </w:rPr>
+        <w:t>Состояния заявки на кредит показаны на рисунке 1.16, названия состояний совпадают со значениями поля статуса в базе данных.</w:t>
       </w:r>
     </w:p>
     <w:p>
@@ -56,7 +302,7 @@
         <w:drawing>
           <wp:inline xmlns:a="http://schemas.openxmlformats.org/drawingml/2006/main" xmlns:pic="http://schemas.openxmlformats.org/drawingml/2006/picture">
             <wp:extent cx="5868000" cy="2745781"/>
-            <wp:docPr id="1" name="Picture 1"/>
+            <wp:docPr id="4" name="Picture 4"/>
             <wp:cNvGraphicFramePr>
               <a:graphicFrameLocks noChangeAspect="1"/>
             </wp:cNvGraphicFramePr>
@@ -68,7 +314,7 @@
                     <pic:cNvPicPr/>
                   </pic:nvPicPr>
                   <pic:blipFill>
-                    <a:blip r:embed="rId10"/>
+                    <a:blip r:embed="rId13"/>
                     <a:stretch>
                       <a:fillRect/>
                     </a:stretch>
@@ -97,7 +343,7 @@
           <w:rFonts w:ascii="Times New Roman" w:hAnsi="Times New Roman"/>
           <w:sz w:val="28"/>
         </w:rPr>
-        <w:t>Рисунок 1.13 – Диаграмма состояний: заявка на кредит</w:t>
+        <w:t>Рисунок 1.16 – Диаграмма состояний: заявка на кредит</w:t>
       </w:r>
     </w:p>
     <w:p>
@@ -112,252 +358,6 @@
           <w:sz w:val="28"/>
         </w:rPr>
         <w:t>Заявка получает начальное состояние по результату проверки: approved при автоодобрении, manual_review при ручном рассмотрении, rejected при отказе. Специалист переводит заявку из manual_review в approved или rejected. Одобренная заявка после подписания договора кодом становится signed.</w:t>
-      </w:r>
-    </w:p>
-    <w:p>
-      <w:pPr>
-        <w:spacing w:line="360" w:lineRule="auto" w:after="0" w:before="0"/>
-        <w:ind w:firstLine="709"/>
-        <w:jc w:val="both"/>
-      </w:pPr>
-      <w:r>
-        <w:rPr>
-          <w:rFonts w:ascii="Times New Roman" w:hAnsi="Times New Roman"/>
-          <w:sz w:val="28"/>
-        </w:rPr>
-        <w:t>Функции системы с точки зрения внешних участников показаны на диаграмме вариантов использования (рисунок 1.14).</w:t>
-      </w:r>
-    </w:p>
-    <w:p>
-      <w:pPr>
-        <w:keepNext/>
-        <w:spacing w:line="360" w:lineRule="auto" w:after="240" w:before="0"/>
-        <w:jc w:val="center"/>
-      </w:pPr>
-      <w:r>
-        <w:drawing>
-          <wp:inline xmlns:a="http://schemas.openxmlformats.org/drawingml/2006/main" xmlns:pic="http://schemas.openxmlformats.org/drawingml/2006/picture">
-            <wp:extent cx="5868000" cy="6693389"/>
-            <wp:docPr id="2" name="Picture 2"/>
-            <wp:cNvGraphicFramePr>
-              <a:graphicFrameLocks noChangeAspect="1"/>
-            </wp:cNvGraphicFramePr>
-            <a:graphic>
-              <a:graphicData uri="http://schemas.openxmlformats.org/drawingml/2006/picture">
-                <pic:pic>
-                  <pic:nvPicPr>
-                    <pic:cNvPr id="0" name="view-uc.png"/>
-                    <pic:cNvPicPr/>
-                  </pic:nvPicPr>
-                  <pic:blipFill>
-                    <a:blip r:embed="rId11"/>
-                    <a:stretch>
-                      <a:fillRect/>
-                    </a:stretch>
-                  </pic:blipFill>
-                  <pic:spPr>
-                    <a:xfrm>
-                      <a:off x="0" y="0"/>
-                      <a:ext cx="5868000" cy="6693389"/>
-                    </a:xfrm>
-                    <a:prstGeom prst="rect"/>
-                  </pic:spPr>
-                </pic:pic>
-              </a:graphicData>
-            </a:graphic>
-          </wp:inline>
-        </w:drawing>
-      </w:r>
-    </w:p>
-    <w:p>
-      <w:pPr>
-        <w:spacing w:line="360" w:lineRule="auto" w:after="240" w:before="0"/>
-        <w:jc w:val="center"/>
-      </w:pPr>
-      <w:r>
-        <w:rPr>
-          <w:rFonts w:ascii="Times New Roman" w:hAnsi="Times New Roman"/>
-          <w:sz w:val="28"/>
-        </w:rPr>
-        <w:t>Рисунок 1.14 – Диаграмма вариантов использования</w:t>
-      </w:r>
-    </w:p>
-    <w:p>
-      <w:pPr>
-        <w:spacing w:line="360" w:lineRule="auto" w:after="0" w:before="0"/>
-        <w:ind w:firstLine="709"/>
-        <w:jc w:val="both"/>
-      </w:pPr>
-      <w:r>
-        <w:rPr>
-          <w:rFonts w:ascii="Times New Roman" w:hAnsi="Times New Roman"/>
-          <w:sz w:val="28"/>
-        </w:rPr>
-        <w:t>Актёры соответствуют участникам процесса из таблицы 1.2. Гость просматривает курсы валют, пользуется калькуляторами и подаёт анкету. Клиент после проверки анкеты работает со счетами, переводами, платежами, вкладами, кредитами и картами; подача заявки на кредит включает скоринг, а перевод и подписание кредитного договора включают подтверждение одноразовым кодом. Сотрудники банка работают в рабочих местах, состав которых определяется ролью, администратор настраивает систему и контролирует её работу.</w:t>
-      </w:r>
-    </w:p>
-    <w:p>
-      <w:pPr>
-        <w:spacing w:line="360" w:lineRule="auto" w:after="0" w:before="0"/>
-        <w:ind w:firstLine="709"/>
-        <w:jc w:val="both"/>
-      </w:pPr>
-      <w:r>
-        <w:rPr>
-          <w:rFonts w:ascii="Times New Roman" w:hAnsi="Times New Roman"/>
-          <w:sz w:val="28"/>
-        </w:rPr>
-        <w:t>Последовательность оформления кредита показана на рисунке 1.15.</w:t>
-      </w:r>
-    </w:p>
-    <w:p>
-      <w:pPr>
-        <w:keepNext/>
-        <w:spacing w:line="360" w:lineRule="auto" w:after="240" w:before="0"/>
-        <w:jc w:val="center"/>
-      </w:pPr>
-      <w:r>
-        <w:drawing>
-          <wp:inline xmlns:a="http://schemas.openxmlformats.org/drawingml/2006/main" xmlns:pic="http://schemas.openxmlformats.org/drawingml/2006/picture">
-            <wp:extent cx="5868000" cy="6977543"/>
-            <wp:docPr id="3" name="Picture 3"/>
-            <wp:cNvGraphicFramePr>
-              <a:graphicFrameLocks noChangeAspect="1"/>
-            </wp:cNvGraphicFramePr>
-            <a:graphic>
-              <a:graphicData uri="http://schemas.openxmlformats.org/drawingml/2006/picture">
-                <pic:pic>
-                  <pic:nvPicPr>
-                    <pic:cNvPr id="0" name="view-seq-loan.png"/>
-                    <pic:cNvPicPr/>
-                  </pic:nvPicPr>
-                  <pic:blipFill>
-                    <a:blip r:embed="rId12"/>
-                    <a:stretch>
-                      <a:fillRect/>
-                    </a:stretch>
-                  </pic:blipFill>
-                  <pic:spPr>
-                    <a:xfrm>
-                      <a:off x="0" y="0"/>
-                      <a:ext cx="5868000" cy="6977543"/>
-                    </a:xfrm>
-                    <a:prstGeom prst="rect"/>
-                  </pic:spPr>
-                </pic:pic>
-              </a:graphicData>
-            </a:graphic>
-          </wp:inline>
-        </w:drawing>
-      </w:r>
-    </w:p>
-    <w:p>
-      <w:pPr>
-        <w:spacing w:line="360" w:lineRule="auto" w:after="240" w:before="0"/>
-        <w:jc w:val="center"/>
-      </w:pPr>
-      <w:r>
-        <w:rPr>
-          <w:rFonts w:ascii="Times New Roman" w:hAnsi="Times New Roman"/>
-          <w:sz w:val="28"/>
-        </w:rPr>
-        <w:t>Рисунок 1.15 – Диаграмма последовательности: заявка на кредит</w:t>
-      </w:r>
-    </w:p>
-    <w:p>
-      <w:pPr>
-        <w:spacing w:line="360" w:lineRule="auto" w:after="0" w:before="0"/>
-        <w:ind w:firstLine="709"/>
-        <w:jc w:val="both"/>
-      </w:pPr>
-      <w:r>
-        <w:rPr>
-          <w:rFonts w:ascii="Times New Roman" w:hAnsi="Times New Roman"/>
-          <w:sz w:val="28"/>
-        </w:rPr>
-        <w:t>Контроллер принимает заявку клиента и вызывает сервис кредитов. Сервис рассчитывает график платежей и долговую нагрузку и передаёт данные сервису скоринга, который возвращает вероятность дефолта. При вероятности до 8 % и сумме в пределах лимита заявка одобряется автоматически, при вероятности до 30 % её рассматривает кредитный специалист, в остальных случаях выдаётся отказ. Одобренную заявку клиент подписывает кодом из письма, который выдаёт и проверяет сервис одноразовых кодов, после чего сервис учёта выполняет проводку выдачи кредита.</w:t>
-      </w:r>
-    </w:p>
-    <w:p>
-      <w:pPr>
-        <w:spacing w:line="360" w:lineRule="auto" w:after="0" w:before="0"/>
-        <w:ind w:firstLine="709"/>
-        <w:jc w:val="both"/>
-      </w:pPr>
-      <w:r>
-        <w:rPr>
-          <w:rFonts w:ascii="Times New Roman" w:hAnsi="Times New Roman"/>
-          <w:sz w:val="28"/>
-        </w:rPr>
-        <w:t>Порядок действий и их распределение между участниками показаны на рисунке 1.16.</w:t>
-      </w:r>
-    </w:p>
-    <w:p>
-      <w:pPr>
-        <w:keepNext/>
-        <w:spacing w:line="360" w:lineRule="auto" w:after="240" w:before="0"/>
-        <w:jc w:val="center"/>
-      </w:pPr>
-      <w:r>
-        <w:drawing>
-          <wp:inline xmlns:a="http://schemas.openxmlformats.org/drawingml/2006/main" xmlns:pic="http://schemas.openxmlformats.org/drawingml/2006/picture">
-            <wp:extent cx="5868000" cy="6924240"/>
-            <wp:docPr id="4" name="Picture 4"/>
-            <wp:cNvGraphicFramePr>
-              <a:graphicFrameLocks noChangeAspect="1"/>
-            </wp:cNvGraphicFramePr>
-            <a:graphic>
-              <a:graphicData uri="http://schemas.openxmlformats.org/drawingml/2006/picture">
-                <pic:pic>
-                  <pic:nvPicPr>
-                    <pic:cNvPr id="0" name="view-act-loan.png"/>
-                    <pic:cNvPicPr/>
-                  </pic:nvPicPr>
-                  <pic:blipFill>
-                    <a:blip r:embed="rId13"/>
-                    <a:stretch>
-                      <a:fillRect/>
-                    </a:stretch>
-                  </pic:blipFill>
-                  <pic:spPr>
-                    <a:xfrm>
-                      <a:off x="0" y="0"/>
-                      <a:ext cx="5868000" cy="6924240"/>
-                    </a:xfrm>
-                    <a:prstGeom prst="rect"/>
-                  </pic:spPr>
-                </pic:pic>
-              </a:graphicData>
-            </a:graphic>
-          </wp:inline>
-        </w:drawing>
-      </w:r>
-    </w:p>
-    <w:p>
-      <w:pPr>
-        <w:spacing w:line="360" w:lineRule="auto" w:after="240" w:before="0"/>
-        <w:jc w:val="center"/>
-      </w:pPr>
-      <w:r>
-        <w:rPr>
-          <w:rFonts w:ascii="Times New Roman" w:hAnsi="Times New Roman"/>
-          <w:sz w:val="28"/>
-        </w:rPr>
-        <w:t>Рисунок 1.16 – Диаграмма деятельности: оформление кредита</w:t>
-      </w:r>
-    </w:p>
-    <w:p>
-      <w:pPr>
-        <w:spacing w:line="360" w:lineRule="auto" w:after="0" w:before="0"/>
-        <w:ind w:firstLine="709"/>
-        <w:jc w:val="both"/>
-      </w:pPr>
-      <w:r>
-        <w:rPr>
-          <w:rFonts w:ascii="Times New Roman" w:hAnsi="Times New Roman"/>
-          <w:sz w:val="28"/>
-        </w:rPr>
-        <w:t>Диаграмма деятельности дополняет функциональную модель из подраздела 1.2. Система рассчитывает график и долговую нагрузку: при нагрузке выше 40 % следует отказ. Затем скоринг определяет вероятность дефолта и направляет заявку по одной из ветвей: автоодобрение, ручное рассмотрение кредитным специалистом или отказ. После одобрения клиент подписывает договор кодом, и система выдаёт кредит: открывает ссудный счёт, формирует график и зачисляет деньги.</w:t>
       </w:r>
     </w:p>
     <w:p>
@@ -439,7 +439,7 @@
           <w:rFonts w:ascii="Times New Roman" w:hAnsi="Times New Roman"/>
           <w:sz w:val="28"/>
         </w:rPr>
-        <w:t>Браузер получает страницы и клиентский JavaScript по HTTPS. На сервере запрос проходит через промежуточные слои (сессии, защита от подделки запросов, проверка прав, обязательная двухфакторная защита сотрудников), затем маршруты передают его контроллеру. Контроллер вызывает сервисы с бизнес-логикой и формирует ответ с помощью представлений EJS. Сервисы работают с базой данных PostgreSQL через модели с SQL-запросами, получают курсы валют по HTTPS от Национального банка и отправляют письма через SMTP-сервер. Фоновые задачи создают зашифрованные резервные копии и отправляют письма из очереди.</w:t>
+        <w:t>Браузер получает по HTTPS файлы интерфейса (страницу index.html, таблицу стилей и модули JavaScript), затем обращается к программному интерфейсу сервера и получает данные в формате JSON. На сервере запрос проходит через промежуточные слои (сессии, защита от подделки запросов, проверка прав, двухфакторная защита), затем маршруты передают его контроллеру. Контроллер вызывает сервисы с бизнес-логикой и возвращает ответ в формате JSON, а страницы из этих данных собирает клиентский JavaScript. Сервисы работают с базой данных MySQL через модели с SQL-запросами, получают курсы валют по HTTPS от Национального банка и отправляют письма через SMTP-сервер. Фоновые задачи создают зашифрованные резервные копии и отправляют письма из очереди.</w:t>
       </w:r>
     </w:p>
     <w:p>
@@ -521,7 +521,7 @@
           <w:rFonts w:ascii="Times New Roman" w:hAnsi="Times New Roman"/>
           <w:sz w:val="28"/>
         </w:rPr>
-        <w:t>Клиент работает в браузере на своём компьютере и обращается к серверу приложения по протоколу HTTPS: перед приложением стоит обратный прокси-сервер с сертификатом TLS. Приложение на Node.js обращается к серверу базы данных по протоколу PostgreSQL, к почтовому серверу по SMTP и к интерфейсу Национального банка за курсами валют. Резервные копии базы данных шифруются алгоритмом AES-256-GCM и хранятся отдельно от рабочей базы.</w:t>
+        <w:t>Клиент работает в браузере на своём компьютере и обращается к серверу приложения по протоколу HTTPS: перед приложением стоит обратный прокси-сервер с сертификатом TLS. Приложение на Node.js обращается к серверу базы данных по протоколу MySQL, к почтовому серверу по SMTP и к интерфейсу Национального банка за курсами валют. Резервные копии базы данных шифруются алгоритмом AES-256-GCM и хранятся отдельно от рабочей базы.</w:t>
       </w:r>
     </w:p>
     <w:p>
@@ -535,7 +535,7 @@
           <w:rFonts w:ascii="Times New Roman" w:hAnsi="Times New Roman"/>
           <w:sz w:val="28"/>
         </w:rPr>
-        <w:t>Построенные модели описывают программное средство с функциональной, динамической и физической точек зрения и согласованы между собой и с информационной моделью из подраздела 1.4: актёры и варианты использования соответствуют ролям и правам доступа, последовательность и состояния – статусам заявок в базе данных, компоненты – слоям программы.</w:t>
+        <w:t>Построенные модели согласованы между собой и с информационной моделью из подраздела 1.4: актёры и варианты использования соответствуют ролям и правам доступа, последовательность и состояния – статусам заявок в базе данных, компоненты – слоям программы.</w:t>
       </w:r>
     </w:p>
     <w:sectPr>

--- a/docs/kursovaya/razdel-1.5.docx
+++ b/docs/kursovaya/razdel-1.5.docx
@@ -43,7 +43,7 @@
           <w:rFonts w:ascii="Times New Roman" w:hAnsi="Times New Roman"/>
           <w:sz w:val="28"/>
         </w:rPr>
-        <w:t>Функции системы с точки зрения внешних участников показаны на диаграмме вариантов использования (рисунок 1.13).</w:t>
+        <w:t>Размещение программного средства на оборудовании показано на диаграмме развёртывания (рисунок 1.13).</w:t>
       </w:r>
     </w:p>
     <w:p>
@@ -57,7 +57,75 @@
           <w:rFonts w:ascii="Times New Roman" w:hAnsi="Times New Roman"/>
           <w:sz w:val="28"/>
         </w:rPr>
-        <w:t>Актёры соответствуют участникам процесса из таблицы 1.2, варианты использования названы действиями. Клиент является специализацией гостя (отношение обобщения) и наследует его возможности: гость просматривает курсы валют и регистрируется, клиент после проверки анкеты открывает счета, переводит деньги, оплачивает услуги, оформляет вклады и кредиты, выпускает карты и получает выписки. Отношение «include» показывает обязательные части действия: перевод и оплата услуги включают подтверждение операции кодом, оформление кредита включает оценку кредитоспособности и составление графика платежей, а рассмотрение заявки кредитным специалистом использует ту же оценку. Отношение «extend» показывает необязательное расширение при выполнении условия: конвертация валют при переводе между счетами в разных валютах, передача подозрительного перевода на проверку специалисту по мониторингу, досрочное закрытие вклада, досрочное погашение кредита, блокировка карты. Администратор настраивает курсы, тарифы и пользователей, закрывает операционный день, а закрытие дня включает создание резервной копии.</w:t>
+        <w:t>Клиент работает в браузере и обращается к серверу приложения по протоколу HTTPS через обратный прокси-сервер с сертификатом TLS. Приложение на Node.js обращается к серверу базы данных MySQL, к почтовому серверу по SMTP и к Национальному банку за курсами валют.</w:t>
+      </w:r>
+    </w:p>
+    <w:p>
+      <w:pPr>
+        <w:keepNext/>
+        <w:spacing w:line="360" w:lineRule="auto" w:after="240" w:before="0"/>
+        <w:jc w:val="center"/>
+      </w:pPr>
+      <w:r>
+        <w:drawing>
+          <wp:inline xmlns:a="http://schemas.openxmlformats.org/drawingml/2006/main" xmlns:pic="http://schemas.openxmlformats.org/drawingml/2006/picture">
+            <wp:extent cx="5868000" cy="2970479"/>
+            <wp:docPr id="1" name="Picture 1"/>
+            <wp:cNvGraphicFramePr>
+              <a:graphicFrameLocks noChangeAspect="1"/>
+            </wp:cNvGraphicFramePr>
+            <a:graphic>
+              <a:graphicData uri="http://schemas.openxmlformats.org/drawingml/2006/picture">
+                <pic:pic>
+                  <pic:nvPicPr>
+                    <pic:cNvPr id="0" name="view-deployment.png"/>
+                    <pic:cNvPicPr/>
+                  </pic:nvPicPr>
+                  <pic:blipFill>
+                    <a:blip r:embed="rId10"/>
+                    <a:stretch>
+                      <a:fillRect/>
+                    </a:stretch>
+                  </pic:blipFill>
+                  <pic:spPr>
+                    <a:xfrm>
+                      <a:off x="0" y="0"/>
+                      <a:ext cx="5868000" cy="2970479"/>
+                    </a:xfrm>
+                    <a:prstGeom prst="rect"/>
+                  </pic:spPr>
+                </pic:pic>
+              </a:graphicData>
+            </a:graphic>
+          </wp:inline>
+        </w:drawing>
+      </w:r>
+    </w:p>
+    <w:p>
+      <w:pPr>
+        <w:spacing w:line="360" w:lineRule="auto" w:after="240" w:before="0"/>
+        <w:jc w:val="center"/>
+      </w:pPr>
+      <w:r>
+        <w:rPr>
+          <w:rFonts w:ascii="Times New Roman" w:hAnsi="Times New Roman"/>
+          <w:sz w:val="28"/>
+        </w:rPr>
+        <w:t>Рисунок 1.13 – Диаграмма развёртывания</w:t>
+      </w:r>
+    </w:p>
+    <w:p>
+      <w:pPr>
+        <w:spacing w:line="360" w:lineRule="auto" w:after="0" w:before="0"/>
+        <w:ind w:firstLine="709"/>
+        <w:jc w:val="both"/>
+      </w:pPr>
+      <w:r>
+        <w:rPr>
+          <w:rFonts w:ascii="Times New Roman" w:hAnsi="Times New Roman"/>
+          <w:sz w:val="28"/>
+        </w:rPr>
+        <w:t>Функции системы с точки зрения внешних участников показаны на диаграмме вариантов использования (рисунок 1.14).</w:t>
       </w:r>
     </w:p>
     <w:p>
@@ -70,7 +138,7 @@
         <w:drawing>
           <wp:inline xmlns:a="http://schemas.openxmlformats.org/drawingml/2006/main" xmlns:pic="http://schemas.openxmlformats.org/drawingml/2006/picture">
             <wp:extent cx="5868000" cy="6787696"/>
-            <wp:docPr id="1" name="Picture 1"/>
+            <wp:docPr id="2" name="Picture 2"/>
             <wp:cNvGraphicFramePr>
               <a:graphicFrameLocks noChangeAspect="1"/>
             </wp:cNvGraphicFramePr>
@@ -82,7 +150,7 @@
                     <pic:cNvPicPr/>
                   </pic:nvPicPr>
                   <pic:blipFill>
-                    <a:blip r:embed="rId10"/>
+                    <a:blip r:embed="rId11"/>
                     <a:stretch>
                       <a:fillRect/>
                     </a:stretch>
@@ -111,7 +179,7 @@
           <w:rFonts w:ascii="Times New Roman" w:hAnsi="Times New Roman"/>
           <w:sz w:val="28"/>
         </w:rPr>
-        <w:t>Рисунок 1.13 – Диаграмма вариантов использования</w:t>
+        <w:t>Рисунок 1.14 – Диаграмма вариантов использования</w:t>
       </w:r>
     </w:p>
     <w:p>
@@ -125,7 +193,7 @@
           <w:rFonts w:ascii="Times New Roman" w:hAnsi="Times New Roman"/>
           <w:sz w:val="28"/>
         </w:rPr>
-        <w:t>Последовательность оформления кредита показана на рисунке 1.14.</w:t>
+        <w:t>Актёры соответствуют участникам процесса из таблицы 1.2, варианты использования названы действиями. Клиент является специализацией гостя (обобщение) и наследует его возможности: гость смотрит курсы и регистрируется, клиент после проверки анкеты работает со счетами, переводами, платежами, вкладами, кредитами, картами и выписками. Отношение «include» показывает обязательные части действия: перевод и оплата услуги включают подтверждение операции кодом, оформление кредита включает оценку кредитоспособности и составление графика платежей, а рассмотрение заявки кредитным специалистом использует ту же оценку. Отношение «extend» показывает необязательное расширение при выполнении условия: конвертация валют, передача подозрительного перевода на проверку, досрочное закрытие вклада, досрочное погашение кредита, блокировка карты. Закрытие операционного дня администратором включает создание резервной копии.</w:t>
       </w:r>
     </w:p>
     <w:p>
@@ -139,7 +207,7 @@
           <w:rFonts w:ascii="Times New Roman" w:hAnsi="Times New Roman"/>
           <w:sz w:val="28"/>
         </w:rPr>
-        <w:t>Контроллер принимает заявку клиента и вызывает сервис кредитов. Сервис рассчитывает график платежей и долговую нагрузку и передаёт данные сервису скоринга, который возвращает вероятность дефолта. При вероятности до 8 % и сумме в пределах лимита заявка одобряется автоматически, при вероятности до 30 % её рассматривает кредитный специалист, в остальных случаях выдаётся отказ. Одобренную заявку клиент подписывает кодом из письма, который выдаёт и проверяет сервис одноразовых кодов, после чего сервис учёта выполняет проводку выдачи кредита.</w:t>
+        <w:t>Последовательность оформления кредита показана на рисунке 1.15.</w:t>
       </w:r>
     </w:p>
     <w:p>
@@ -151,8 +219,8 @@
       <w:r>
         <w:drawing>
           <wp:inline xmlns:a="http://schemas.openxmlformats.org/drawingml/2006/main" xmlns:pic="http://schemas.openxmlformats.org/drawingml/2006/picture">
-            <wp:extent cx="5868000" cy="6977543"/>
-            <wp:docPr id="2" name="Picture 2"/>
+            <wp:extent cx="5442408" cy="7560000"/>
+            <wp:docPr id="3" name="Picture 3"/>
             <wp:cNvGraphicFramePr>
               <a:graphicFrameLocks noChangeAspect="1"/>
             </wp:cNvGraphicFramePr>
@@ -164,7 +232,7 @@
                     <pic:cNvPicPr/>
                   </pic:nvPicPr>
                   <pic:blipFill>
-                    <a:blip r:embed="rId11"/>
+                    <a:blip r:embed="rId12"/>
                     <a:stretch>
                       <a:fillRect/>
                     </a:stretch>
@@ -172,7 +240,7 @@
                   <pic:spPr>
                     <a:xfrm>
                       <a:off x="0" y="0"/>
-                      <a:ext cx="5868000" cy="6977543"/>
+                      <a:ext cx="5442408" cy="7560000"/>
                     </a:xfrm>
                     <a:prstGeom prst="rect"/>
                   </pic:spPr>
@@ -193,7 +261,7 @@
           <w:rFonts w:ascii="Times New Roman" w:hAnsi="Times New Roman"/>
           <w:sz w:val="28"/>
         </w:rPr>
-        <w:t>Рисунок 1.14 – Диаграмма последовательности: заявка на кредит</w:t>
+        <w:t>Рисунок 1.15 – Диаграммы последовательности: оформление кредита</w:t>
       </w:r>
     </w:p>
     <w:p>
@@ -207,7 +275,21 @@
           <w:rFonts w:ascii="Times New Roman" w:hAnsi="Times New Roman"/>
           <w:sz w:val="28"/>
         </w:rPr>
-        <w:t>Порядок действий и их распределение между участниками показаны на рисунке 1.15.</w:t>
+        <w:t>Рисунок состоит из трёх диаграмм, по одной на каждый поток управления: ветвление по результату скоринга вынесено в отдельные диаграммы. Объекты подписаны в форме «: Класс», клиент и кредитный специалист показаны актёрами, период работы объекта отмечен фокусом управления, сообщения названы операциями программы. На первой диаграмме метод create() контроллера передаёт заявку сервису кредитов, метод apply() которого строит график платежей, считает долговую нагрузку, обращается к сервису скоринга за вероятностью дефолта и сохраняет заявку со статусом: при вероятности до 8 % и сумме в пределах лимита заявка одобрена автоматически, при вероятности до 30 % она передаётся на ручное рассмотрение, в остальных случаях выдаётся отказ. Вторая диаграмма описывает ручное рассмотрение: специалист вызывает decide(), сервис блокирует заявку и сохраняет решение. Третья относится к одобренной заявке: клиент запрашивает код (sendCode) и подписывает договор (sign), сервис проверяет код, сохраняет договор и график, выполняет проводку выдачи кредита и переводит заявку в состояние signed.</w:t>
+      </w:r>
+    </w:p>
+    <w:p>
+      <w:pPr>
+        <w:spacing w:line="360" w:lineRule="auto" w:after="0" w:before="0"/>
+        <w:ind w:firstLine="709"/>
+        <w:jc w:val="both"/>
+      </w:pPr>
+      <w:r>
+        <w:rPr>
+          <w:rFonts w:ascii="Times New Roman" w:hAnsi="Times New Roman"/>
+          <w:sz w:val="28"/>
+        </w:rPr>
+        <w:t>Порядок действий и их распределение между участниками показаны на рисунке 1.16.</w:t>
       </w:r>
     </w:p>
     <w:p>
@@ -220,7 +302,7 @@
         <w:drawing>
           <wp:inline xmlns:a="http://schemas.openxmlformats.org/drawingml/2006/main" xmlns:pic="http://schemas.openxmlformats.org/drawingml/2006/picture">
             <wp:extent cx="5868000" cy="6924240"/>
-            <wp:docPr id="3" name="Picture 3"/>
+            <wp:docPr id="4" name="Picture 4"/>
             <wp:cNvGraphicFramePr>
               <a:graphicFrameLocks noChangeAspect="1"/>
             </wp:cNvGraphicFramePr>
@@ -232,7 +314,7 @@
                     <pic:cNvPicPr/>
                   </pic:nvPicPr>
                   <pic:blipFill>
-                    <a:blip r:embed="rId12"/>
+                    <a:blip r:embed="rId13"/>
                     <a:stretch>
                       <a:fillRect/>
                     </a:stretch>
@@ -261,7 +343,7 @@
           <w:rFonts w:ascii="Times New Roman" w:hAnsi="Times New Roman"/>
           <w:sz w:val="28"/>
         </w:rPr>
-        <w:t>Рисунок 1.15 – Диаграмма деятельности: оформление кредита</w:t>
+        <w:t>Рисунок 1.16 – Диаграмма деятельности: оформление кредита</w:t>
       </w:r>
     </w:p>
     <w:p>
@@ -275,7 +357,7 @@
           <w:rFonts w:ascii="Times New Roman" w:hAnsi="Times New Roman"/>
           <w:sz w:val="28"/>
         </w:rPr>
-        <w:t>Диаграмма деятельности дополняет функциональную модель из подраздела 1.2. Система рассчитывает график и долговую нагрузку: при нагрузке выше 40 % следует отказ. Затем скоринг определяет вероятность дефолта и направляет заявку по одной из ветвей: автоодобрение, ручное рассмотрение кредитным специалистом или отказ. После одобрения клиент подписывает договор кодом, и система выдаёт кредит: открывает ссудный счёт, формирует график и зачисляет деньги.</w:t>
+        <w:t>Диаграмма деятельности дополняет подраздел 1.2. Система рассчитывает график и долговую нагрузку: при нагрузке выше 40 % следует отказ. Затем скоринг определяет вероятность дефолта и направляет заявку по одной из ветвей: автоодобрение, ручное рассмотрение кредитным специалистом или отказ. После одобрения клиент подписывает договор кодом, и система выдаёт кредит: открывает ссудный счёт, формирует график и зачисляет деньги.</w:t>
       </w:r>
     </w:p>
     <w:p>
@@ -289,7 +371,7 @@
           <w:rFonts w:ascii="Times New Roman" w:hAnsi="Times New Roman"/>
           <w:sz w:val="28"/>
         </w:rPr>
-        <w:t>Состояния заявки на кредит показаны на рисунке 1.16, названия состояний совпадают со значениями поля статуса в базе данных.</w:t>
+        <w:t>Состояния заявки на кредит показаны на рисунке 1.17, названия состояний совпадают со значениями поля статуса в базе данных.</w:t>
       </w:r>
     </w:p>
     <w:p>
@@ -302,7 +384,7 @@
         <w:drawing>
           <wp:inline xmlns:a="http://schemas.openxmlformats.org/drawingml/2006/main" xmlns:pic="http://schemas.openxmlformats.org/drawingml/2006/picture">
             <wp:extent cx="5868000" cy="2745781"/>
-            <wp:docPr id="4" name="Picture 4"/>
+            <wp:docPr id="5" name="Picture 5"/>
             <wp:cNvGraphicFramePr>
               <a:graphicFrameLocks noChangeAspect="1"/>
             </wp:cNvGraphicFramePr>
@@ -314,7 +396,7 @@
                     <pic:cNvPicPr/>
                   </pic:nvPicPr>
                   <pic:blipFill>
-                    <a:blip r:embed="rId13"/>
+                    <a:blip r:embed="rId14"/>
                     <a:stretch>
                       <a:fillRect/>
                     </a:stretch>
@@ -343,7 +425,7 @@
           <w:rFonts w:ascii="Times New Roman" w:hAnsi="Times New Roman"/>
           <w:sz w:val="28"/>
         </w:rPr>
-        <w:t>Рисунок 1.16 – Диаграмма состояний: заявка на кредит</w:t>
+        <w:t>Рисунок 1.17 – Диаграмма состояний: заявка на кредит</w:t>
       </w:r>
     </w:p>
     <w:p>
@@ -371,7 +453,7 @@
           <w:rFonts w:ascii="Times New Roman" w:hAnsi="Times New Roman"/>
           <w:sz w:val="28"/>
         </w:rPr>
-        <w:t>Структура программного средства показана на диаграмме компонентов (рисунок 1.17).</w:t>
+        <w:t>Структура программного средства показана на диаграмме компонентов (рисунок 1.18).</w:t>
       </w:r>
     </w:p>
     <w:p>
@@ -384,7 +466,7 @@
         <w:drawing>
           <wp:inline xmlns:a="http://schemas.openxmlformats.org/drawingml/2006/main" xmlns:pic="http://schemas.openxmlformats.org/drawingml/2006/picture">
             <wp:extent cx="5868000" cy="3027142"/>
-            <wp:docPr id="5" name="Picture 5"/>
+            <wp:docPr id="6" name="Picture 6"/>
             <wp:cNvGraphicFramePr>
               <a:graphicFrameLocks noChangeAspect="1"/>
             </wp:cNvGraphicFramePr>
@@ -396,7 +478,7 @@
                     <pic:cNvPicPr/>
                   </pic:nvPicPr>
                   <pic:blipFill>
-                    <a:blip r:embed="rId14"/>
+                    <a:blip r:embed="rId15"/>
                     <a:stretch>
                       <a:fillRect/>
                     </a:stretch>
@@ -425,7 +507,7 @@
           <w:rFonts w:ascii="Times New Roman" w:hAnsi="Times New Roman"/>
           <w:sz w:val="28"/>
         </w:rPr>
-        <w:t>Рисунок 1.17 – Диаграмма компонентов</w:t>
+        <w:t>Рисунок 1.18 – Диаграмма компонентов</w:t>
       </w:r>
     </w:p>
     <w:p>
@@ -439,7 +521,7 @@
           <w:rFonts w:ascii="Times New Roman" w:hAnsi="Times New Roman"/>
           <w:sz w:val="28"/>
         </w:rPr>
-        <w:t>Браузер получает по HTTPS файлы интерфейса (страницу index.html, таблицу стилей и модули JavaScript), затем обращается к программному интерфейсу сервера и получает данные в формате JSON. На сервере запрос проходит через промежуточные слои (сессии, защита от подделки запросов, проверка прав, двухфакторная защита), затем маршруты передают его контроллеру. Контроллер вызывает сервисы с бизнес-логикой и возвращает ответ в формате JSON, а страницы из этих данных собирает клиентский JavaScript. Сервисы работают с базой данных MySQL через модели с SQL-запросами, получают курсы валют по HTTPS от Национального банка и отправляют письма через SMTP-сервер. Фоновые задачи создают зашифрованные резервные копии и отправляют письма из очереди.</w:t>
+        <w:t>Браузер получает по HTTPS файлы интерфейса (страницу, таблицу стилей, модули JavaScript), затем обращается к программному интерфейсу сервера и получает данные в формате JSON. На сервере запрос проходит через промежуточные слои (сессии, защита от подделки запросов, проверка прав, двухфакторная защита), затем маршруты передают его контроллеру. Контроллер вызывает сервисы с бизнес-логикой и возвращает JSON, а страницы из него собирает клиентский JavaScript. Сервисы работают с базой данных MySQL через модели с SQL-запросами, получают курсы валют от Национального банка и отправляют письма через SMTP-сервер. Фоновые задачи создают зашифрованные резервные копии.</w:t>
       </w:r>
     </w:p>
     <w:p>
@@ -453,89 +535,7 @@
           <w:rFonts w:ascii="Times New Roman" w:hAnsi="Times New Roman"/>
           <w:sz w:val="28"/>
         </w:rPr>
-        <w:t>Размещение программного средства на оборудовании показано на диаграмме развёртывания (рисунок 1.18).</w:t>
-      </w:r>
-    </w:p>
-    <w:p>
-      <w:pPr>
-        <w:keepNext/>
-        <w:spacing w:line="360" w:lineRule="auto" w:after="240" w:before="0"/>
-        <w:jc w:val="center"/>
-      </w:pPr>
-      <w:r>
-        <w:drawing>
-          <wp:inline xmlns:a="http://schemas.openxmlformats.org/drawingml/2006/main" xmlns:pic="http://schemas.openxmlformats.org/drawingml/2006/picture">
-            <wp:extent cx="5868000" cy="2970479"/>
-            <wp:docPr id="6" name="Picture 6"/>
-            <wp:cNvGraphicFramePr>
-              <a:graphicFrameLocks noChangeAspect="1"/>
-            </wp:cNvGraphicFramePr>
-            <a:graphic>
-              <a:graphicData uri="http://schemas.openxmlformats.org/drawingml/2006/picture">
-                <pic:pic>
-                  <pic:nvPicPr>
-                    <pic:cNvPr id="0" name="view-deployment.png"/>
-                    <pic:cNvPicPr/>
-                  </pic:nvPicPr>
-                  <pic:blipFill>
-                    <a:blip r:embed="rId15"/>
-                    <a:stretch>
-                      <a:fillRect/>
-                    </a:stretch>
-                  </pic:blipFill>
-                  <pic:spPr>
-                    <a:xfrm>
-                      <a:off x="0" y="0"/>
-                      <a:ext cx="5868000" cy="2970479"/>
-                    </a:xfrm>
-                    <a:prstGeom prst="rect"/>
-                  </pic:spPr>
-                </pic:pic>
-              </a:graphicData>
-            </a:graphic>
-          </wp:inline>
-        </w:drawing>
-      </w:r>
-    </w:p>
-    <w:p>
-      <w:pPr>
-        <w:spacing w:line="360" w:lineRule="auto" w:after="240" w:before="0"/>
-        <w:jc w:val="center"/>
-      </w:pPr>
-      <w:r>
-        <w:rPr>
-          <w:rFonts w:ascii="Times New Roman" w:hAnsi="Times New Roman"/>
-          <w:sz w:val="28"/>
-        </w:rPr>
-        <w:t>Рисунок 1.18 – Диаграмма развёртывания</w:t>
-      </w:r>
-    </w:p>
-    <w:p>
-      <w:pPr>
-        <w:spacing w:line="360" w:lineRule="auto" w:after="0" w:before="0"/>
-        <w:ind w:firstLine="709"/>
-        <w:jc w:val="both"/>
-      </w:pPr>
-      <w:r>
-        <w:rPr>
-          <w:rFonts w:ascii="Times New Roman" w:hAnsi="Times New Roman"/>
-          <w:sz w:val="28"/>
-        </w:rPr>
-        <w:t>Клиент работает в браузере на своём компьютере и обращается к серверу приложения по протоколу HTTPS: перед приложением стоит обратный прокси-сервер с сертификатом TLS. Приложение на Node.js обращается к серверу базы данных по протоколу MySQL, к почтовому серверу по SMTP и к интерфейсу Национального банка за курсами валют. Резервные копии базы данных шифруются алгоритмом AES-256-GCM и хранятся отдельно от рабочей базы.</w:t>
-      </w:r>
-    </w:p>
-    <w:p>
-      <w:pPr>
-        <w:spacing w:line="360" w:lineRule="auto" w:after="0" w:before="0"/>
-        <w:ind w:firstLine="709"/>
-        <w:jc w:val="both"/>
-      </w:pPr>
-      <w:r>
-        <w:rPr>
-          <w:rFonts w:ascii="Times New Roman" w:hAnsi="Times New Roman"/>
-          <w:sz w:val="28"/>
-        </w:rPr>
-        <w:t>Построенные модели согласованы между собой и с информационной моделью из подраздела 1.4: актёры и варианты использования соответствуют ролям и правам доступа, последовательность и состояния – статусам заявок в базе данных, компоненты – слоям программы.</w:t>
+        <w:t>Построенные модели согласованы между собой и с подразделом 1.4: актёры и варианты использования соответствуют ролям и правам доступа, последовательность и состояния – статусам заявок в базе данных, компоненты – слоям программы.</w:t>
       </w:r>
     </w:p>
     <w:sectPr>

--- a/docs/kursovaya/razdel-1.5.docx
+++ b/docs/kursovaya/razdel-1.5.docx
@@ -43,21 +43,7 @@
           <w:rFonts w:ascii="Times New Roman" w:hAnsi="Times New Roman"/>
           <w:sz w:val="28"/>
         </w:rPr>
-        <w:t>Размещение программного средства на оборудовании показано на диаграмме развёртывания (рисунок 1.13).</w:t>
-      </w:r>
-    </w:p>
-    <w:p>
-      <w:pPr>
-        <w:spacing w:line="360" w:lineRule="auto" w:after="0" w:before="0"/>
-        <w:ind w:firstLine="709"/>
-        <w:jc w:val="both"/>
-      </w:pPr>
-      <w:r>
-        <w:rPr>
-          <w:rFonts w:ascii="Times New Roman" w:hAnsi="Times New Roman"/>
-          <w:sz w:val="28"/>
-        </w:rPr>
-        <w:t>Клиент работает в браузере и обращается к серверу приложения по протоколу HTTPS через обратный прокси-сервер с сертификатом TLS. Приложение на Node.js обращается к серверу базы данных MySQL, к почтовому серверу по SMTP и к Национальному банку за курсами валют.</w:t>
+        <w:t>Состояния заявки на кредит показаны на рисунке 1.13, названия состояний совпадают со значениями поля статуса в базе данных.</w:t>
       </w:r>
     </w:p>
     <w:p>
@@ -69,7 +55,7 @@
       <w:r>
         <w:drawing>
           <wp:inline xmlns:a="http://schemas.openxmlformats.org/drawingml/2006/main" xmlns:pic="http://schemas.openxmlformats.org/drawingml/2006/picture">
-            <wp:extent cx="5868000" cy="2970479"/>
+            <wp:extent cx="5868000" cy="2745781"/>
             <wp:docPr id="1" name="Picture 1"/>
             <wp:cNvGraphicFramePr>
               <a:graphicFrameLocks noChangeAspect="1"/>
@@ -78,7 +64,7 @@
               <a:graphicData uri="http://schemas.openxmlformats.org/drawingml/2006/picture">
                 <pic:pic>
                   <pic:nvPicPr>
-                    <pic:cNvPr id="0" name="view-deployment.png"/>
+                    <pic:cNvPr id="0" name="view-st-loan.png"/>
                     <pic:cNvPicPr/>
                   </pic:nvPicPr>
                   <pic:blipFill>
@@ -90,7 +76,7 @@
                   <pic:spPr>
                     <a:xfrm>
                       <a:off x="0" y="0"/>
-                      <a:ext cx="5868000" cy="2970479"/>
+                      <a:ext cx="5868000" cy="2745781"/>
                     </a:xfrm>
                     <a:prstGeom prst="rect"/>
                   </pic:spPr>
@@ -111,7 +97,21 @@
           <w:rFonts w:ascii="Times New Roman" w:hAnsi="Times New Roman"/>
           <w:sz w:val="28"/>
         </w:rPr>
-        <w:t>Рисунок 1.13 – Диаграмма развёртывания</w:t>
+        <w:t>Рисунок 1.13 – Диаграмма состояний: заявка на кредит</w:t>
+      </w:r>
+    </w:p>
+    <w:p>
+      <w:pPr>
+        <w:spacing w:line="360" w:lineRule="auto" w:after="0" w:before="0"/>
+        <w:ind w:firstLine="709"/>
+        <w:jc w:val="both"/>
+      </w:pPr>
+      <w:r>
+        <w:rPr>
+          <w:rFonts w:ascii="Times New Roman" w:hAnsi="Times New Roman"/>
+          <w:sz w:val="28"/>
+        </w:rPr>
+        <w:t>Заявка получает начальное состояние по результату проверки: approved при автоодобрении, manual_review при ручном рассмотрении, rejected при отказе. Специалист переводит заявку из manual_review в approved или rejected. Одобренная заявка после подписания договора кодом становится signed.</w:t>
       </w:r>
     </w:p>
     <w:p>
@@ -219,7 +219,7 @@
       <w:r>
         <w:drawing>
           <wp:inline xmlns:a="http://schemas.openxmlformats.org/drawingml/2006/main" xmlns:pic="http://schemas.openxmlformats.org/drawingml/2006/picture">
-            <wp:extent cx="5442408" cy="7560000"/>
+            <wp:extent cx="5868000" cy="5273955"/>
             <wp:docPr id="3" name="Picture 3"/>
             <wp:cNvGraphicFramePr>
               <a:graphicFrameLocks noChangeAspect="1"/>
@@ -240,7 +240,7 @@
                   <pic:spPr>
                     <a:xfrm>
                       <a:off x="0" y="0"/>
-                      <a:ext cx="5442408" cy="7560000"/>
+                      <a:ext cx="5868000" cy="5273955"/>
                     </a:xfrm>
                     <a:prstGeom prst="rect"/>
                   </pic:spPr>
@@ -261,7 +261,7 @@
           <w:rFonts w:ascii="Times New Roman" w:hAnsi="Times New Roman"/>
           <w:sz w:val="28"/>
         </w:rPr>
-        <w:t>Рисунок 1.15 – Диаграммы последовательности: оформление кредита</w:t>
+        <w:t>Рисунок 1.15 – Диаграмма последовательности: оформление кредита</w:t>
       </w:r>
     </w:p>
     <w:p>
@@ -275,7 +275,7 @@
           <w:rFonts w:ascii="Times New Roman" w:hAnsi="Times New Roman"/>
           <w:sz w:val="28"/>
         </w:rPr>
-        <w:t>Рисунок состоит из трёх диаграмм, по одной на каждый поток управления: ветвление по результату скоринга вынесено в отдельные диаграммы. Объекты подписаны в форме «: Класс», клиент и кредитный специалист показаны актёрами, период работы объекта отмечен фокусом управления, сообщения названы операциями программы. На первой диаграмме метод create() контроллера передаёт заявку сервису кредитов, метод apply() которого строит график платежей, считает долговую нагрузку, обращается к сервису скоринга за вероятностью дефолта и сохраняет заявку со статусом: при вероятности до 8 % и сумме в пределах лимита заявка одобрена автоматически, при вероятности до 30 % она передаётся на ручное рассмотрение, в остальных случаях выдаётся отказ. Вторая диаграмма описывает ручное рассмотрение: специалист вызывает decide(), сервис блокирует заявку и сохраняет решение. Третья относится к одобренной заявке: клиент запрашивает код (sendCode) и подписывает договор (sign), сервис проверяет код, сохраняет договор и график, выполняет проводку выдачи кредита и переводит заявку в состояние signed.</w:t>
+        <w:t>Объекты подписаны в форме «: Класс», клиент и кредитный специалист показаны актёрами, период работы объекта отмечен фокусом управления, сообщения пронумерованы и названы операциями программы. Контроллер принимает заявку (create), сервис кредитов (apply) строит график платежей, считает долговую нагрузку и обращается к сервису скоринга за вероятностью дефолта. Ветвление показано отдельными блоками alt: при нагрузке выше 40 % или вероятности дефолта выше 30 % выдаётся отказ; при вероятности от 8 до 30 % или сумме выше лимита заявку рассматривает кредитный специалист (decide); иначе заявка одобряется автоматически. Одобренную заявку клиент подписывает кодом (sendCode, sign): сервис проверяет код, сохраняет договор и график, выполняет проводку выдачи кредита и переводит заявку в состояние signed.</w:t>
       </w:r>
     </w:p>
     <w:p>
@@ -371,89 +371,7 @@
           <w:rFonts w:ascii="Times New Roman" w:hAnsi="Times New Roman"/>
           <w:sz w:val="28"/>
         </w:rPr>
-        <w:t>Состояния заявки на кредит показаны на рисунке 1.17, названия состояний совпадают со значениями поля статуса в базе данных.</w:t>
-      </w:r>
-    </w:p>
-    <w:p>
-      <w:pPr>
-        <w:keepNext/>
-        <w:spacing w:line="360" w:lineRule="auto" w:after="240" w:before="0"/>
-        <w:jc w:val="center"/>
-      </w:pPr>
-      <w:r>
-        <w:drawing>
-          <wp:inline xmlns:a="http://schemas.openxmlformats.org/drawingml/2006/main" xmlns:pic="http://schemas.openxmlformats.org/drawingml/2006/picture">
-            <wp:extent cx="5868000" cy="2745781"/>
-            <wp:docPr id="5" name="Picture 5"/>
-            <wp:cNvGraphicFramePr>
-              <a:graphicFrameLocks noChangeAspect="1"/>
-            </wp:cNvGraphicFramePr>
-            <a:graphic>
-              <a:graphicData uri="http://schemas.openxmlformats.org/drawingml/2006/picture">
-                <pic:pic>
-                  <pic:nvPicPr>
-                    <pic:cNvPr id="0" name="view-st-loan.png"/>
-                    <pic:cNvPicPr/>
-                  </pic:nvPicPr>
-                  <pic:blipFill>
-                    <a:blip r:embed="rId14"/>
-                    <a:stretch>
-                      <a:fillRect/>
-                    </a:stretch>
-                  </pic:blipFill>
-                  <pic:spPr>
-                    <a:xfrm>
-                      <a:off x="0" y="0"/>
-                      <a:ext cx="5868000" cy="2745781"/>
-                    </a:xfrm>
-                    <a:prstGeom prst="rect"/>
-                  </pic:spPr>
-                </pic:pic>
-              </a:graphicData>
-            </a:graphic>
-          </wp:inline>
-        </w:drawing>
-      </w:r>
-    </w:p>
-    <w:p>
-      <w:pPr>
-        <w:spacing w:line="360" w:lineRule="auto" w:after="240" w:before="0"/>
-        <w:jc w:val="center"/>
-      </w:pPr>
-      <w:r>
-        <w:rPr>
-          <w:rFonts w:ascii="Times New Roman" w:hAnsi="Times New Roman"/>
-          <w:sz w:val="28"/>
-        </w:rPr>
-        <w:t>Рисунок 1.17 – Диаграмма состояний: заявка на кредит</w:t>
-      </w:r>
-    </w:p>
-    <w:p>
-      <w:pPr>
-        <w:spacing w:line="360" w:lineRule="auto" w:after="0" w:before="0"/>
-        <w:ind w:firstLine="709"/>
-        <w:jc w:val="both"/>
-      </w:pPr>
-      <w:r>
-        <w:rPr>
-          <w:rFonts w:ascii="Times New Roman" w:hAnsi="Times New Roman"/>
-          <w:sz w:val="28"/>
-        </w:rPr>
-        <w:t>Заявка получает начальное состояние по результату проверки: approved при автоодобрении, manual_review при ручном рассмотрении, rejected при отказе. Специалист переводит заявку из manual_review в approved или rejected. Одобренная заявка после подписания договора кодом становится signed.</w:t>
-      </w:r>
-    </w:p>
-    <w:p>
-      <w:pPr>
-        <w:spacing w:line="360" w:lineRule="auto" w:after="0" w:before="0"/>
-        <w:ind w:firstLine="709"/>
-        <w:jc w:val="both"/>
-      </w:pPr>
-      <w:r>
-        <w:rPr>
-          <w:rFonts w:ascii="Times New Roman" w:hAnsi="Times New Roman"/>
-          <w:sz w:val="28"/>
-        </w:rPr>
-        <w:t>Структура программного средства показана на диаграмме компонентов (рисунок 1.18).</w:t>
+        <w:t>Структура программного средства показана на диаграмме компонентов (рисунок 1.17).</w:t>
       </w:r>
     </w:p>
     <w:p>
@@ -466,7 +384,7 @@
         <w:drawing>
           <wp:inline xmlns:a="http://schemas.openxmlformats.org/drawingml/2006/main" xmlns:pic="http://schemas.openxmlformats.org/drawingml/2006/picture">
             <wp:extent cx="5868000" cy="3027142"/>
-            <wp:docPr id="6" name="Picture 6"/>
+            <wp:docPr id="5" name="Picture 5"/>
             <wp:cNvGraphicFramePr>
               <a:graphicFrameLocks noChangeAspect="1"/>
             </wp:cNvGraphicFramePr>
@@ -478,7 +396,7 @@
                     <pic:cNvPicPr/>
                   </pic:nvPicPr>
                   <pic:blipFill>
-                    <a:blip r:embed="rId15"/>
+                    <a:blip r:embed="rId14"/>
                     <a:stretch>
                       <a:fillRect/>
                     </a:stretch>
@@ -507,7 +425,7 @@
           <w:rFonts w:ascii="Times New Roman" w:hAnsi="Times New Roman"/>
           <w:sz w:val="28"/>
         </w:rPr>
-        <w:t>Рисунок 1.18 – Диаграмма компонентов</w:t>
+        <w:t>Рисунок 1.17 – Диаграмма компонентов</w:t>
       </w:r>
     </w:p>
     <w:p>
@@ -522,6 +440,88 @@
           <w:sz w:val="28"/>
         </w:rPr>
         <w:t>Браузер получает по HTTPS файлы интерфейса (страницу, таблицу стилей, модули JavaScript), затем обращается к программному интерфейсу сервера и получает данные в формате JSON. На сервере запрос проходит через промежуточные слои (сессии, защита от подделки запросов, проверка прав, двухфакторная защита), затем маршруты передают его контроллеру. Контроллер вызывает сервисы с бизнес-логикой и возвращает JSON, а страницы из него собирает клиентский JavaScript. Сервисы работают с базой данных MySQL через модели с SQL-запросами, получают курсы валют от Национального банка и отправляют письма через SMTP-сервер. Фоновые задачи создают зашифрованные резервные копии.</w:t>
+      </w:r>
+    </w:p>
+    <w:p>
+      <w:pPr>
+        <w:spacing w:line="360" w:lineRule="auto" w:after="0" w:before="0"/>
+        <w:ind w:firstLine="709"/>
+        <w:jc w:val="both"/>
+      </w:pPr>
+      <w:r>
+        <w:rPr>
+          <w:rFonts w:ascii="Times New Roman" w:hAnsi="Times New Roman"/>
+          <w:sz w:val="28"/>
+        </w:rPr>
+        <w:t>Размещение программного средства на оборудовании показано на диаграмме развёртывания (рисунок 1.18).</w:t>
+      </w:r>
+    </w:p>
+    <w:p>
+      <w:pPr>
+        <w:keepNext/>
+        <w:spacing w:line="360" w:lineRule="auto" w:after="240" w:before="0"/>
+        <w:jc w:val="center"/>
+      </w:pPr>
+      <w:r>
+        <w:drawing>
+          <wp:inline xmlns:a="http://schemas.openxmlformats.org/drawingml/2006/main" xmlns:pic="http://schemas.openxmlformats.org/drawingml/2006/picture">
+            <wp:extent cx="5868000" cy="2970479"/>
+            <wp:docPr id="6" name="Picture 6"/>
+            <wp:cNvGraphicFramePr>
+              <a:graphicFrameLocks noChangeAspect="1"/>
+            </wp:cNvGraphicFramePr>
+            <a:graphic>
+              <a:graphicData uri="http://schemas.openxmlformats.org/drawingml/2006/picture">
+                <pic:pic>
+                  <pic:nvPicPr>
+                    <pic:cNvPr id="0" name="view-deployment.png"/>
+                    <pic:cNvPicPr/>
+                  </pic:nvPicPr>
+                  <pic:blipFill>
+                    <a:blip r:embed="rId15"/>
+                    <a:stretch>
+                      <a:fillRect/>
+                    </a:stretch>
+                  </pic:blipFill>
+                  <pic:spPr>
+                    <a:xfrm>
+                      <a:off x="0" y="0"/>
+                      <a:ext cx="5868000" cy="2970479"/>
+                    </a:xfrm>
+                    <a:prstGeom prst="rect"/>
+                  </pic:spPr>
+                </pic:pic>
+              </a:graphicData>
+            </a:graphic>
+          </wp:inline>
+        </w:drawing>
+      </w:r>
+    </w:p>
+    <w:p>
+      <w:pPr>
+        <w:spacing w:line="360" w:lineRule="auto" w:after="240" w:before="0"/>
+        <w:jc w:val="center"/>
+      </w:pPr>
+      <w:r>
+        <w:rPr>
+          <w:rFonts w:ascii="Times New Roman" w:hAnsi="Times New Roman"/>
+          <w:sz w:val="28"/>
+        </w:rPr>
+        <w:t>Рисунок 1.18 – Диаграмма развёртывания</w:t>
+      </w:r>
+    </w:p>
+    <w:p>
+      <w:pPr>
+        <w:spacing w:line="360" w:lineRule="auto" w:after="0" w:before="0"/>
+        <w:ind w:firstLine="709"/>
+        <w:jc w:val="both"/>
+      </w:pPr>
+      <w:r>
+        <w:rPr>
+          <w:rFonts w:ascii="Times New Roman" w:hAnsi="Times New Roman"/>
+          <w:sz w:val="28"/>
+        </w:rPr>
+        <w:t>Клиент работает в браузере и обращается к серверу приложения по протоколу HTTPS через обратный прокси-сервер с сертификатом TLS. Приложение на Node.js обращается к серверу базы данных MySQL, к почтовому серверу по SMTP и к Национальному банку за курсами валют.</w:t>
       </w:r>
     </w:p>
     <w:p>

--- a/docs/kursovaya/razdel-1.5.docx
+++ b/docs/kursovaya/razdel-1.5.docx
@@ -219,7 +219,7 @@
       <w:r>
         <w:drawing>
           <wp:inline xmlns:a="http://schemas.openxmlformats.org/drawingml/2006/main" xmlns:pic="http://schemas.openxmlformats.org/drawingml/2006/picture">
-            <wp:extent cx="5868000" cy="5273955"/>
+            <wp:extent cx="5868000" cy="5685889"/>
             <wp:docPr id="3" name="Picture 3"/>
             <wp:cNvGraphicFramePr>
               <a:graphicFrameLocks noChangeAspect="1"/>
@@ -240,7 +240,7 @@
                   <pic:spPr>
                     <a:xfrm>
                       <a:off x="0" y="0"/>
-                      <a:ext cx="5868000" cy="5273955"/>
+                      <a:ext cx="5868000" cy="5685889"/>
                     </a:xfrm>
                     <a:prstGeom prst="rect"/>
                   </pic:spPr>
@@ -371,7 +371,89 @@
           <w:rFonts w:ascii="Times New Roman" w:hAnsi="Times New Roman"/>
           <w:sz w:val="28"/>
         </w:rPr>
-        <w:t>Структура программного средства показана на диаграмме компонентов (рисунок 1.17).</w:t>
+        <w:t>Размещение программного средства на оборудовании показано на диаграмме развёртывания (рисунок 1.17).</w:t>
+      </w:r>
+    </w:p>
+    <w:p>
+      <w:pPr>
+        <w:keepNext/>
+        <w:spacing w:line="360" w:lineRule="auto" w:after="240" w:before="0"/>
+        <w:jc w:val="center"/>
+      </w:pPr>
+      <w:r>
+        <w:drawing>
+          <wp:inline xmlns:a="http://schemas.openxmlformats.org/drawingml/2006/main" xmlns:pic="http://schemas.openxmlformats.org/drawingml/2006/picture">
+            <wp:extent cx="5868000" cy="2970479"/>
+            <wp:docPr id="5" name="Picture 5"/>
+            <wp:cNvGraphicFramePr>
+              <a:graphicFrameLocks noChangeAspect="1"/>
+            </wp:cNvGraphicFramePr>
+            <a:graphic>
+              <a:graphicData uri="http://schemas.openxmlformats.org/drawingml/2006/picture">
+                <pic:pic>
+                  <pic:nvPicPr>
+                    <pic:cNvPr id="0" name="view-deployment.png"/>
+                    <pic:cNvPicPr/>
+                  </pic:nvPicPr>
+                  <pic:blipFill>
+                    <a:blip r:embed="rId14"/>
+                    <a:stretch>
+                      <a:fillRect/>
+                    </a:stretch>
+                  </pic:blipFill>
+                  <pic:spPr>
+                    <a:xfrm>
+                      <a:off x="0" y="0"/>
+                      <a:ext cx="5868000" cy="2970479"/>
+                    </a:xfrm>
+                    <a:prstGeom prst="rect"/>
+                  </pic:spPr>
+                </pic:pic>
+              </a:graphicData>
+            </a:graphic>
+          </wp:inline>
+        </w:drawing>
+      </w:r>
+    </w:p>
+    <w:p>
+      <w:pPr>
+        <w:spacing w:line="360" w:lineRule="auto" w:after="240" w:before="0"/>
+        <w:jc w:val="center"/>
+      </w:pPr>
+      <w:r>
+        <w:rPr>
+          <w:rFonts w:ascii="Times New Roman" w:hAnsi="Times New Roman"/>
+          <w:sz w:val="28"/>
+        </w:rPr>
+        <w:t>Рисунок 1.17 – Диаграмма развёртывания</w:t>
+      </w:r>
+    </w:p>
+    <w:p>
+      <w:pPr>
+        <w:spacing w:line="360" w:lineRule="auto" w:after="0" w:before="0"/>
+        <w:ind w:firstLine="709"/>
+        <w:jc w:val="both"/>
+      </w:pPr>
+      <w:r>
+        <w:rPr>
+          <w:rFonts w:ascii="Times New Roman" w:hAnsi="Times New Roman"/>
+          <w:sz w:val="28"/>
+        </w:rPr>
+        <w:t>Клиент работает в браузере и обращается к серверу приложения по протоколу HTTPS через обратный прокси-сервер с сертификатом TLS. Приложение на Node.js обращается к серверу базы данных MySQL, к почтовому серверу по SMTP и к Национальному банку за курсами валют.</w:t>
+      </w:r>
+    </w:p>
+    <w:p>
+      <w:pPr>
+        <w:spacing w:line="360" w:lineRule="auto" w:after="0" w:before="0"/>
+        <w:ind w:firstLine="709"/>
+        <w:jc w:val="both"/>
+      </w:pPr>
+      <w:r>
+        <w:rPr>
+          <w:rFonts w:ascii="Times New Roman" w:hAnsi="Times New Roman"/>
+          <w:sz w:val="28"/>
+        </w:rPr>
+        <w:t>Структура программного средства показана на диаграмме компонентов (рисунок 1.18).</w:t>
       </w:r>
     </w:p>
     <w:p>
@@ -384,7 +466,7 @@
         <w:drawing>
           <wp:inline xmlns:a="http://schemas.openxmlformats.org/drawingml/2006/main" xmlns:pic="http://schemas.openxmlformats.org/drawingml/2006/picture">
             <wp:extent cx="5868000" cy="3027142"/>
-            <wp:docPr id="5" name="Picture 5"/>
+            <wp:docPr id="6" name="Picture 6"/>
             <wp:cNvGraphicFramePr>
               <a:graphicFrameLocks noChangeAspect="1"/>
             </wp:cNvGraphicFramePr>
@@ -396,7 +478,7 @@
                     <pic:cNvPicPr/>
                   </pic:nvPicPr>
                   <pic:blipFill>
-                    <a:blip r:embed="rId14"/>
+                    <a:blip r:embed="rId15"/>
                     <a:stretch>
                       <a:fillRect/>
                     </a:stretch>
@@ -425,7 +507,7 @@
           <w:rFonts w:ascii="Times New Roman" w:hAnsi="Times New Roman"/>
           <w:sz w:val="28"/>
         </w:rPr>
-        <w:t>Рисунок 1.17 – Диаграмма компонентов</w:t>
+        <w:t>Рисунок 1.18 – Диаграмма компонентов</w:t>
       </w:r>
     </w:p>
     <w:p>
@@ -440,88 +522,6 @@
           <w:sz w:val="28"/>
         </w:rPr>
         <w:t>Браузер получает по HTTPS файлы интерфейса (страницу, таблицу стилей, модули JavaScript), затем обращается к программному интерфейсу сервера и получает данные в формате JSON. На сервере запрос проходит через промежуточные слои (сессии, защита от подделки запросов, проверка прав, двухфакторная защита), затем маршруты передают его контроллеру. Контроллер вызывает сервисы с бизнес-логикой и возвращает JSON, а страницы из него собирает клиентский JavaScript. Сервисы работают с базой данных MySQL через модели с SQL-запросами, получают курсы валют от Национального банка и отправляют письма через SMTP-сервер. Фоновые задачи создают зашифрованные резервные копии.</w:t>
-      </w:r>
-    </w:p>
-    <w:p>
-      <w:pPr>
-        <w:spacing w:line="360" w:lineRule="auto" w:after="0" w:before="0"/>
-        <w:ind w:firstLine="709"/>
-        <w:jc w:val="both"/>
-      </w:pPr>
-      <w:r>
-        <w:rPr>
-          <w:rFonts w:ascii="Times New Roman" w:hAnsi="Times New Roman"/>
-          <w:sz w:val="28"/>
-        </w:rPr>
-        <w:t>Размещение программного средства на оборудовании показано на диаграмме развёртывания (рисунок 1.18).</w:t>
-      </w:r>
-    </w:p>
-    <w:p>
-      <w:pPr>
-        <w:keepNext/>
-        <w:spacing w:line="360" w:lineRule="auto" w:after="240" w:before="0"/>
-        <w:jc w:val="center"/>
-      </w:pPr>
-      <w:r>
-        <w:drawing>
-          <wp:inline xmlns:a="http://schemas.openxmlformats.org/drawingml/2006/main" xmlns:pic="http://schemas.openxmlformats.org/drawingml/2006/picture">
-            <wp:extent cx="5868000" cy="2970479"/>
-            <wp:docPr id="6" name="Picture 6"/>
-            <wp:cNvGraphicFramePr>
-              <a:graphicFrameLocks noChangeAspect="1"/>
-            </wp:cNvGraphicFramePr>
-            <a:graphic>
-              <a:graphicData uri="http://schemas.openxmlformats.org/drawingml/2006/picture">
-                <pic:pic>
-                  <pic:nvPicPr>
-                    <pic:cNvPr id="0" name="view-deployment.png"/>
-                    <pic:cNvPicPr/>
-                  </pic:nvPicPr>
-                  <pic:blipFill>
-                    <a:blip r:embed="rId15"/>
-                    <a:stretch>
-                      <a:fillRect/>
-                    </a:stretch>
-                  </pic:blipFill>
-                  <pic:spPr>
-                    <a:xfrm>
-                      <a:off x="0" y="0"/>
-                      <a:ext cx="5868000" cy="2970479"/>
-                    </a:xfrm>
-                    <a:prstGeom prst="rect"/>
-                  </pic:spPr>
-                </pic:pic>
-              </a:graphicData>
-            </a:graphic>
-          </wp:inline>
-        </w:drawing>
-      </w:r>
-    </w:p>
-    <w:p>
-      <w:pPr>
-        <w:spacing w:line="360" w:lineRule="auto" w:after="240" w:before="0"/>
-        <w:jc w:val="center"/>
-      </w:pPr>
-      <w:r>
-        <w:rPr>
-          <w:rFonts w:ascii="Times New Roman" w:hAnsi="Times New Roman"/>
-          <w:sz w:val="28"/>
-        </w:rPr>
-        <w:t>Рисунок 1.18 – Диаграмма развёртывания</w:t>
-      </w:r>
-    </w:p>
-    <w:p>
-      <w:pPr>
-        <w:spacing w:line="360" w:lineRule="auto" w:after="0" w:before="0"/>
-        <w:ind w:firstLine="709"/>
-        <w:jc w:val="both"/>
-      </w:pPr>
-      <w:r>
-        <w:rPr>
-          <w:rFonts w:ascii="Times New Roman" w:hAnsi="Times New Roman"/>
-          <w:sz w:val="28"/>
-        </w:rPr>
-        <w:t>Клиент работает в браузере и обращается к серверу приложения по протоколу HTTPS через обратный прокси-сервер с сертификатом TLS. Приложение на Node.js обращается к серверу базы данных MySQL, к почтовому серверу по SMTP и к Национальному банку за курсами валют.</w:t>
       </w:r>
     </w:p>
     <w:p>

--- a/docs/kursovaya/razdel-1.5.docx
+++ b/docs/kursovaya/razdel-1.5.docx
@@ -275,7 +275,7 @@
           <w:rFonts w:ascii="Times New Roman" w:hAnsi="Times New Roman"/>
           <w:sz w:val="28"/>
         </w:rPr>
-        <w:t>Объекты подписаны в форме «: Класс», клиент и кредитный специалист показаны актёрами, период работы объекта отмечен фокусом управления, сообщения пронумерованы и названы операциями программы. Контроллер принимает заявку (create), сервис кредитов (apply) строит график платежей, считает долговую нагрузку и обращается к сервису скоринга за вероятностью дефолта. Ветвление показано отдельными блоками alt: при нагрузке выше 40 % или вероятности дефолта выше 30 % выдаётся отказ; при вероятности от 8 до 30 % или сумме выше лимита заявку рассматривает кредитный специалист (decide); иначе заявка одобряется автоматически. Одобренную заявку клиент подписывает кодом (sendCode, sign): сервис проверяет код, сохраняет договор и график, выполняет проводку выдачи кредита и переводит заявку в состояние signed.</w:t>
+        <w:t>Объекты подписаны в форме «: Класс», клиент показан актёром, период работы объекта отмечен фокусом управления, сообщения пронумерованы и названы операциями программы. Клиент заполняет форму (fillForm), форма передаёт заявку контроллеру (create), и контроллер проверяет данные (validate). Ветвление показано отдельными блоками alt. Если данные некорректны, форма показывает ошибки (alt1). Иначе сервис скоринга (assess) читает кредитную историю и возвращает решение, после чего заявка сохраняется (saveApplication): при нагрузке выше 40 % или вероятности дефолта выше 30 % клиент видит отказ (alt2), иначе заявка одобрена или передана кредитному специалисту, и клиент видит её статус.</w:t>
       </w:r>
     </w:p>
     <w:p>
@@ -371,7 +371,89 @@
           <w:rFonts w:ascii="Times New Roman" w:hAnsi="Times New Roman"/>
           <w:sz w:val="28"/>
         </w:rPr>
-        <w:t>Размещение программного средства на оборудовании показано на диаграмме развёртывания (рисунок 1.17).</w:t>
+        <w:t>Структура программного средства показана на диаграмме компонентов (рисунок 1.17).</w:t>
+      </w:r>
+    </w:p>
+    <w:p>
+      <w:pPr>
+        <w:keepNext/>
+        <w:spacing w:line="360" w:lineRule="auto" w:after="240" w:before="0"/>
+        <w:jc w:val="center"/>
+      </w:pPr>
+      <w:r>
+        <w:drawing>
+          <wp:inline xmlns:a="http://schemas.openxmlformats.org/drawingml/2006/main" xmlns:pic="http://schemas.openxmlformats.org/drawingml/2006/picture">
+            <wp:extent cx="5868000" cy="3027142"/>
+            <wp:docPr id="5" name="Picture 5"/>
+            <wp:cNvGraphicFramePr>
+              <a:graphicFrameLocks noChangeAspect="1"/>
+            </wp:cNvGraphicFramePr>
+            <a:graphic>
+              <a:graphicData uri="http://schemas.openxmlformats.org/drawingml/2006/picture">
+                <pic:pic>
+                  <pic:nvPicPr>
+                    <pic:cNvPr id="0" name="view-components.png"/>
+                    <pic:cNvPicPr/>
+                  </pic:nvPicPr>
+                  <pic:blipFill>
+                    <a:blip r:embed="rId14"/>
+                    <a:stretch>
+                      <a:fillRect/>
+                    </a:stretch>
+                  </pic:blipFill>
+                  <pic:spPr>
+                    <a:xfrm>
+                      <a:off x="0" y="0"/>
+                      <a:ext cx="5868000" cy="3027142"/>
+                    </a:xfrm>
+                    <a:prstGeom prst="rect"/>
+                  </pic:spPr>
+                </pic:pic>
+              </a:graphicData>
+            </a:graphic>
+          </wp:inline>
+        </w:drawing>
+      </w:r>
+    </w:p>
+    <w:p>
+      <w:pPr>
+        <w:spacing w:line="360" w:lineRule="auto" w:after="240" w:before="0"/>
+        <w:jc w:val="center"/>
+      </w:pPr>
+      <w:r>
+        <w:rPr>
+          <w:rFonts w:ascii="Times New Roman" w:hAnsi="Times New Roman"/>
+          <w:sz w:val="28"/>
+        </w:rPr>
+        <w:t>Рисунок 1.17 – Диаграмма компонентов</w:t>
+      </w:r>
+    </w:p>
+    <w:p>
+      <w:pPr>
+        <w:spacing w:line="360" w:lineRule="auto" w:after="0" w:before="0"/>
+        <w:ind w:firstLine="709"/>
+        <w:jc w:val="both"/>
+      </w:pPr>
+      <w:r>
+        <w:rPr>
+          <w:rFonts w:ascii="Times New Roman" w:hAnsi="Times New Roman"/>
+          <w:sz w:val="28"/>
+        </w:rPr>
+        <w:t>Браузер получает по HTTPS файлы интерфейса (страницу, таблицу стилей, модули JavaScript), затем обращается к программному интерфейсу сервера и получает данные в формате JSON. На сервере запрос проходит через промежуточные слои (сессии, защита от подделки запросов, проверка прав, двухфакторная защита), затем маршруты передают его контроллеру. Контроллер вызывает сервисы с бизнес-логикой и возвращает JSON, а страницы из него собирает клиентский JavaScript. Сервисы работают с базой данных MySQL через модели с SQL-запросами, получают курсы валют от Национального банка и отправляют письма через SMTP-сервер. Фоновые задачи создают зашифрованные резервные копии.</w:t>
+      </w:r>
+    </w:p>
+    <w:p>
+      <w:pPr>
+        <w:spacing w:line="360" w:lineRule="auto" w:after="0" w:before="0"/>
+        <w:ind w:firstLine="709"/>
+        <w:jc w:val="both"/>
+      </w:pPr>
+      <w:r>
+        <w:rPr>
+          <w:rFonts w:ascii="Times New Roman" w:hAnsi="Times New Roman"/>
+          <w:sz w:val="28"/>
+        </w:rPr>
+        <w:t>Размещение программного средства на оборудовании показано на диаграмме развёртывания (рисунок 1.18).</w:t>
       </w:r>
     </w:p>
     <w:p>
@@ -384,7 +466,7 @@
         <w:drawing>
           <wp:inline xmlns:a="http://schemas.openxmlformats.org/drawingml/2006/main" xmlns:pic="http://schemas.openxmlformats.org/drawingml/2006/picture">
             <wp:extent cx="5868000" cy="2970479"/>
-            <wp:docPr id="5" name="Picture 5"/>
+            <wp:docPr id="6" name="Picture 6"/>
             <wp:cNvGraphicFramePr>
               <a:graphicFrameLocks noChangeAspect="1"/>
             </wp:cNvGraphicFramePr>
@@ -396,7 +478,7 @@
                     <pic:cNvPicPr/>
                   </pic:nvPicPr>
                   <pic:blipFill>
-                    <a:blip r:embed="rId14"/>
+                    <a:blip r:embed="rId15"/>
                     <a:stretch>
                       <a:fillRect/>
                     </a:stretch>
@@ -425,7 +507,7 @@
           <w:rFonts w:ascii="Times New Roman" w:hAnsi="Times New Roman"/>
           <w:sz w:val="28"/>
         </w:rPr>
-        <w:t>Рисунок 1.17 – Диаграмма развёртывания</w:t>
+        <w:t>Рисунок 1.18 – Диаграмма развёртывания</w:t>
       </w:r>
     </w:p>
     <w:p>
@@ -440,88 +522,6 @@
           <w:sz w:val="28"/>
         </w:rPr>
         <w:t>Клиент работает в браузере и обращается к серверу приложения по протоколу HTTPS через обратный прокси-сервер с сертификатом TLS. Приложение на Node.js обращается к серверу базы данных MySQL, к почтовому серверу по SMTP и к Национальному банку за курсами валют.</w:t>
-      </w:r>
-    </w:p>
-    <w:p>
-      <w:pPr>
-        <w:spacing w:line="360" w:lineRule="auto" w:after="0" w:before="0"/>
-        <w:ind w:firstLine="709"/>
-        <w:jc w:val="both"/>
-      </w:pPr>
-      <w:r>
-        <w:rPr>
-          <w:rFonts w:ascii="Times New Roman" w:hAnsi="Times New Roman"/>
-          <w:sz w:val="28"/>
-        </w:rPr>
-        <w:t>Структура программного средства показана на диаграмме компонентов (рисунок 1.18).</w:t>
-      </w:r>
-    </w:p>
-    <w:p>
-      <w:pPr>
-        <w:keepNext/>
-        <w:spacing w:line="360" w:lineRule="auto" w:after="240" w:before="0"/>
-        <w:jc w:val="center"/>
-      </w:pPr>
-      <w:r>
-        <w:drawing>
-          <wp:inline xmlns:a="http://schemas.openxmlformats.org/drawingml/2006/main" xmlns:pic="http://schemas.openxmlformats.org/drawingml/2006/picture">
-            <wp:extent cx="5868000" cy="3027142"/>
-            <wp:docPr id="6" name="Picture 6"/>
-            <wp:cNvGraphicFramePr>
-              <a:graphicFrameLocks noChangeAspect="1"/>
-            </wp:cNvGraphicFramePr>
-            <a:graphic>
-              <a:graphicData uri="http://schemas.openxmlformats.org/drawingml/2006/picture">
-                <pic:pic>
-                  <pic:nvPicPr>
-                    <pic:cNvPr id="0" name="view-components.png"/>
-                    <pic:cNvPicPr/>
-                  </pic:nvPicPr>
-                  <pic:blipFill>
-                    <a:blip r:embed="rId15"/>
-                    <a:stretch>
-                      <a:fillRect/>
-                    </a:stretch>
-                  </pic:blipFill>
-                  <pic:spPr>
-                    <a:xfrm>
-                      <a:off x="0" y="0"/>
-                      <a:ext cx="5868000" cy="3027142"/>
-                    </a:xfrm>
-                    <a:prstGeom prst="rect"/>
-                  </pic:spPr>
-                </pic:pic>
-              </a:graphicData>
-            </a:graphic>
-          </wp:inline>
-        </w:drawing>
-      </w:r>
-    </w:p>
-    <w:p>
-      <w:pPr>
-        <w:spacing w:line="360" w:lineRule="auto" w:after="240" w:before="0"/>
-        <w:jc w:val="center"/>
-      </w:pPr>
-      <w:r>
-        <w:rPr>
-          <w:rFonts w:ascii="Times New Roman" w:hAnsi="Times New Roman"/>
-          <w:sz w:val="28"/>
-        </w:rPr>
-        <w:t>Рисунок 1.18 – Диаграмма компонентов</w:t>
-      </w:r>
-    </w:p>
-    <w:p>
-      <w:pPr>
-        <w:spacing w:line="360" w:lineRule="auto" w:after="0" w:before="0"/>
-        <w:ind w:firstLine="709"/>
-        <w:jc w:val="both"/>
-      </w:pPr>
-      <w:r>
-        <w:rPr>
-          <w:rFonts w:ascii="Times New Roman" w:hAnsi="Times New Roman"/>
-          <w:sz w:val="28"/>
-        </w:rPr>
-        <w:t>Браузер получает по HTTPS файлы интерфейса (страницу, таблицу стилей, модули JavaScript), затем обращается к программному интерфейсу сервера и получает данные в формате JSON. На сервере запрос проходит через промежуточные слои (сессии, защита от подделки запросов, проверка прав, двухфакторная защита), затем маршруты передают его контроллеру. Контроллер вызывает сервисы с бизнес-логикой и возвращает JSON, а страницы из него собирает клиентский JavaScript. Сервисы работают с базой данных MySQL через модели с SQL-запросами, получают курсы валют от Национального банка и отправляют письма через SMTP-сервер. Фоновые задачи создают зашифрованные резервные копии.</w:t>
       </w:r>
     </w:p>
     <w:p>

--- a/docs/kursovaya/razdel-1.5.docx
+++ b/docs/kursovaya/razdel-1.5.docx
@@ -43,7 +43,253 @@
           <w:rFonts w:ascii="Times New Roman" w:hAnsi="Times New Roman"/>
           <w:sz w:val="28"/>
         </w:rPr>
-        <w:t>Состояния заявки на кредит показаны на рисунке 1.13, названия состояний совпадают со значениями поля статуса в базе данных.</w:t>
+        <w:t>Функции системы с точки зрения внешних участников показаны на диаграмме вариантов использования (рисунок 1.13).</w:t>
+      </w:r>
+    </w:p>
+    <w:p>
+      <w:pPr>
+        <w:spacing w:line="360" w:lineRule="auto" w:after="0" w:before="0"/>
+        <w:ind w:firstLine="709"/>
+        <w:jc w:val="both"/>
+      </w:pPr>
+      <w:r>
+        <w:rPr>
+          <w:rFonts w:ascii="Times New Roman" w:hAnsi="Times New Roman"/>
+          <w:sz w:val="28"/>
+        </w:rPr>
+        <w:t>Актёры соответствуют участникам процесса из таблицы 1.2, варианты использования названы действиями. Клиент является специализацией гостя (обобщение) и наследует его возможности: гость смотрит курсы и регистрируется, клиент после проверки анкеты работает со счетами, переводами, платежами, вкладами, кредитами, картами и выписками. Отношение «include» показывает обязательные части действия: перевод и оплата услуги включают подтверждение операции кодом, оформление кредита включает оценку кредитоспособности и составление графика платежей, а рассмотрение заявки кредитным специалистом использует ту же оценку. Отношение «extend» показывает необязательное расширение при выполнении условия: конвертация валют, передача подозрительного перевода на проверку, досрочное закрытие вклада, досрочное погашение кредита, блокировка карты. Закрытие операционного дня администратором включает создание резервной копии.</w:t>
+      </w:r>
+    </w:p>
+    <w:p>
+      <w:pPr>
+        <w:keepNext/>
+        <w:spacing w:line="360" w:lineRule="auto" w:after="240" w:before="0"/>
+        <w:jc w:val="center"/>
+      </w:pPr>
+      <w:r>
+        <w:drawing>
+          <wp:inline xmlns:a="http://schemas.openxmlformats.org/drawingml/2006/main" xmlns:pic="http://schemas.openxmlformats.org/drawingml/2006/picture">
+            <wp:extent cx="5868000" cy="7471221"/>
+            <wp:docPr id="1" name="Picture 1"/>
+            <wp:cNvGraphicFramePr>
+              <a:graphicFrameLocks noChangeAspect="1"/>
+            </wp:cNvGraphicFramePr>
+            <a:graphic>
+              <a:graphicData uri="http://schemas.openxmlformats.org/drawingml/2006/picture">
+                <pic:pic>
+                  <pic:nvPicPr>
+                    <pic:cNvPr id="0" name="view-uc.png"/>
+                    <pic:cNvPicPr/>
+                  </pic:nvPicPr>
+                  <pic:blipFill>
+                    <a:blip r:embed="rId10"/>
+                    <a:stretch>
+                      <a:fillRect/>
+                    </a:stretch>
+                  </pic:blipFill>
+                  <pic:spPr>
+                    <a:xfrm>
+                      <a:off x="0" y="0"/>
+                      <a:ext cx="5868000" cy="7471221"/>
+                    </a:xfrm>
+                    <a:prstGeom prst="rect"/>
+                  </pic:spPr>
+                </pic:pic>
+              </a:graphicData>
+            </a:graphic>
+          </wp:inline>
+        </w:drawing>
+      </w:r>
+    </w:p>
+    <w:p>
+      <w:pPr>
+        <w:spacing w:line="360" w:lineRule="auto" w:after="240" w:before="0"/>
+        <w:jc w:val="center"/>
+      </w:pPr>
+      <w:r>
+        <w:rPr>
+          <w:rFonts w:ascii="Times New Roman" w:hAnsi="Times New Roman"/>
+          <w:sz w:val="28"/>
+        </w:rPr>
+        <w:t>Рисунок 1.13 – Диаграмма вариантов использования</w:t>
+      </w:r>
+    </w:p>
+    <w:p>
+      <w:pPr>
+        <w:spacing w:line="360" w:lineRule="auto" w:after="0" w:before="0"/>
+        <w:ind w:firstLine="709"/>
+        <w:jc w:val="both"/>
+      </w:pPr>
+      <w:r>
+        <w:rPr>
+          <w:rFonts w:ascii="Times New Roman" w:hAnsi="Times New Roman"/>
+          <w:sz w:val="28"/>
+        </w:rPr>
+        <w:t>Последовательность оформления кредита показана на рисунке 1.14.</w:t>
+      </w:r>
+    </w:p>
+    <w:p>
+      <w:pPr>
+        <w:keepNext/>
+        <w:spacing w:line="360" w:lineRule="auto" w:after="240" w:before="0"/>
+        <w:jc w:val="center"/>
+      </w:pPr>
+      <w:r>
+        <w:drawing>
+          <wp:inline xmlns:a="http://schemas.openxmlformats.org/drawingml/2006/main" xmlns:pic="http://schemas.openxmlformats.org/drawingml/2006/picture">
+            <wp:extent cx="5868000" cy="5685889"/>
+            <wp:docPr id="2" name="Picture 2"/>
+            <wp:cNvGraphicFramePr>
+              <a:graphicFrameLocks noChangeAspect="1"/>
+            </wp:cNvGraphicFramePr>
+            <a:graphic>
+              <a:graphicData uri="http://schemas.openxmlformats.org/drawingml/2006/picture">
+                <pic:pic>
+                  <pic:nvPicPr>
+                    <pic:cNvPr id="0" name="view-seq-loan.png"/>
+                    <pic:cNvPicPr/>
+                  </pic:nvPicPr>
+                  <pic:blipFill>
+                    <a:blip r:embed="rId11"/>
+                    <a:stretch>
+                      <a:fillRect/>
+                    </a:stretch>
+                  </pic:blipFill>
+                  <pic:spPr>
+                    <a:xfrm>
+                      <a:off x="0" y="0"/>
+                      <a:ext cx="5868000" cy="5685889"/>
+                    </a:xfrm>
+                    <a:prstGeom prst="rect"/>
+                  </pic:spPr>
+                </pic:pic>
+              </a:graphicData>
+            </a:graphic>
+          </wp:inline>
+        </w:drawing>
+      </w:r>
+    </w:p>
+    <w:p>
+      <w:pPr>
+        <w:spacing w:line="360" w:lineRule="auto" w:after="240" w:before="0"/>
+        <w:jc w:val="center"/>
+      </w:pPr>
+      <w:r>
+        <w:rPr>
+          <w:rFonts w:ascii="Times New Roman" w:hAnsi="Times New Roman"/>
+          <w:sz w:val="28"/>
+        </w:rPr>
+        <w:t>Рисунок 1.14 – Диаграмма последовательности: оформление кредита</w:t>
+      </w:r>
+    </w:p>
+    <w:p>
+      <w:pPr>
+        <w:spacing w:line="360" w:lineRule="auto" w:after="0" w:before="0"/>
+        <w:ind w:firstLine="709"/>
+        <w:jc w:val="both"/>
+      </w:pPr>
+      <w:r>
+        <w:rPr>
+          <w:rFonts w:ascii="Times New Roman" w:hAnsi="Times New Roman"/>
+          <w:sz w:val="28"/>
+        </w:rPr>
+        <w:t>Объекты подписаны в форме «: Класс», клиент показан актёром, период работы объекта отмечен фокусом управления, сообщения пронумерованы и названы операциями программы. Клиент заполняет форму (fillForm), форма передаёт заявку контроллеру (create), и контроллер проверяет данные (validate). Ветвление показано отдельными блоками alt. Если данные некорректны, форма показывает ошибки (alt1). Иначе сервис скоринга (assess) читает кредитную историю и возвращает решение, после чего заявка сохраняется (saveApplication): при нагрузке выше 40 % или вероятности дефолта выше 30 % клиент видит отказ (alt2), иначе заявка одобрена или передана кредитному специалисту, и клиент видит её статус.</w:t>
+      </w:r>
+    </w:p>
+    <w:p>
+      <w:pPr>
+        <w:spacing w:line="360" w:lineRule="auto" w:after="0" w:before="0"/>
+        <w:ind w:firstLine="709"/>
+        <w:jc w:val="both"/>
+      </w:pPr>
+      <w:r>
+        <w:rPr>
+          <w:rFonts w:ascii="Times New Roman" w:hAnsi="Times New Roman"/>
+          <w:sz w:val="28"/>
+        </w:rPr>
+        <w:t>Порядок действий и их распределение между участниками показаны на рисунке 1.15.</w:t>
+      </w:r>
+    </w:p>
+    <w:p>
+      <w:pPr>
+        <w:keepNext/>
+        <w:spacing w:line="360" w:lineRule="auto" w:after="240" w:before="0"/>
+        <w:jc w:val="center"/>
+      </w:pPr>
+      <w:r>
+        <w:drawing>
+          <wp:inline xmlns:a="http://schemas.openxmlformats.org/drawingml/2006/main" xmlns:pic="http://schemas.openxmlformats.org/drawingml/2006/picture">
+            <wp:extent cx="5868000" cy="6924240"/>
+            <wp:docPr id="3" name="Picture 3"/>
+            <wp:cNvGraphicFramePr>
+              <a:graphicFrameLocks noChangeAspect="1"/>
+            </wp:cNvGraphicFramePr>
+            <a:graphic>
+              <a:graphicData uri="http://schemas.openxmlformats.org/drawingml/2006/picture">
+                <pic:pic>
+                  <pic:nvPicPr>
+                    <pic:cNvPr id="0" name="view-act-loan.png"/>
+                    <pic:cNvPicPr/>
+                  </pic:nvPicPr>
+                  <pic:blipFill>
+                    <a:blip r:embed="rId12"/>
+                    <a:stretch>
+                      <a:fillRect/>
+                    </a:stretch>
+                  </pic:blipFill>
+                  <pic:spPr>
+                    <a:xfrm>
+                      <a:off x="0" y="0"/>
+                      <a:ext cx="5868000" cy="6924240"/>
+                    </a:xfrm>
+                    <a:prstGeom prst="rect"/>
+                  </pic:spPr>
+                </pic:pic>
+              </a:graphicData>
+            </a:graphic>
+          </wp:inline>
+        </w:drawing>
+      </w:r>
+    </w:p>
+    <w:p>
+      <w:pPr>
+        <w:spacing w:line="360" w:lineRule="auto" w:after="240" w:before="0"/>
+        <w:jc w:val="center"/>
+      </w:pPr>
+      <w:r>
+        <w:rPr>
+          <w:rFonts w:ascii="Times New Roman" w:hAnsi="Times New Roman"/>
+          <w:sz w:val="28"/>
+        </w:rPr>
+        <w:t>Рисунок 1.15 – Диаграмма деятельности: оформление кредита</w:t>
+      </w:r>
+    </w:p>
+    <w:p>
+      <w:pPr>
+        <w:spacing w:line="360" w:lineRule="auto" w:after="0" w:before="0"/>
+        <w:ind w:firstLine="709"/>
+        <w:jc w:val="both"/>
+      </w:pPr>
+      <w:r>
+        <w:rPr>
+          <w:rFonts w:ascii="Times New Roman" w:hAnsi="Times New Roman"/>
+          <w:sz w:val="28"/>
+        </w:rPr>
+        <w:t>Диаграмма деятельности дополняет подраздел 1.2. Система рассчитывает график и долговую нагрузку: при нагрузке выше 40 % следует отказ. Затем скоринг определяет вероятность дефолта и направляет заявку по одной из ветвей: автоодобрение, ручное рассмотрение кредитным специалистом или отказ. После одобрения клиент подписывает договор кодом, и система выдаёт кредит: открывает ссудный счёт, формирует график и зачисляет деньги.</w:t>
+      </w:r>
+    </w:p>
+    <w:p>
+      <w:pPr>
+        <w:spacing w:line="360" w:lineRule="auto" w:after="0" w:before="0"/>
+        <w:ind w:firstLine="709"/>
+        <w:jc w:val="both"/>
+      </w:pPr>
+      <w:r>
+        <w:rPr>
+          <w:rFonts w:ascii="Times New Roman" w:hAnsi="Times New Roman"/>
+          <w:sz w:val="28"/>
+        </w:rPr>
+        <w:t>Состояния заявки на кредит показаны на рисунке 1.16, названия состояний совпадают со значениями поля статуса в базе данных.</w:t>
       </w:r>
     </w:p>
     <w:p>
@@ -56,7 +302,7 @@
         <w:drawing>
           <wp:inline xmlns:a="http://schemas.openxmlformats.org/drawingml/2006/main" xmlns:pic="http://schemas.openxmlformats.org/drawingml/2006/picture">
             <wp:extent cx="5868000" cy="2745781"/>
-            <wp:docPr id="1" name="Picture 1"/>
+            <wp:docPr id="4" name="Picture 4"/>
             <wp:cNvGraphicFramePr>
               <a:graphicFrameLocks noChangeAspect="1"/>
             </wp:cNvGraphicFramePr>
@@ -68,7 +314,7 @@
                     <pic:cNvPicPr/>
                   </pic:nvPicPr>
                   <pic:blipFill>
-                    <a:blip r:embed="rId10"/>
+                    <a:blip r:embed="rId13"/>
                     <a:stretch>
                       <a:fillRect/>
                     </a:stretch>
@@ -97,7 +343,7 @@
           <w:rFonts w:ascii="Times New Roman" w:hAnsi="Times New Roman"/>
           <w:sz w:val="28"/>
         </w:rPr>
-        <w:t>Рисунок 1.13 – Диаграмма состояний: заявка на кредит</w:t>
+        <w:t>Рисунок 1.16 – Диаграмма состояний: заявка на кредит</w:t>
       </w:r>
     </w:p>
     <w:p>
@@ -112,252 +358,6 @@
           <w:sz w:val="28"/>
         </w:rPr>
         <w:t>Заявка получает начальное состояние по результату проверки: approved при автоодобрении, manual_review при ручном рассмотрении, rejected при отказе. Специалист переводит заявку из manual_review в approved или rejected. Одобренная заявка после подписания договора кодом становится signed.</w:t>
-      </w:r>
-    </w:p>
-    <w:p>
-      <w:pPr>
-        <w:spacing w:line="360" w:lineRule="auto" w:after="0" w:before="0"/>
-        <w:ind w:firstLine="709"/>
-        <w:jc w:val="both"/>
-      </w:pPr>
-      <w:r>
-        <w:rPr>
-          <w:rFonts w:ascii="Times New Roman" w:hAnsi="Times New Roman"/>
-          <w:sz w:val="28"/>
-        </w:rPr>
-        <w:t>Функции системы с точки зрения внешних участников показаны на диаграмме вариантов использования (рисунок 1.14).</w:t>
-      </w:r>
-    </w:p>
-    <w:p>
-      <w:pPr>
-        <w:keepNext/>
-        <w:spacing w:line="360" w:lineRule="auto" w:after="240" w:before="0"/>
-        <w:jc w:val="center"/>
-      </w:pPr>
-      <w:r>
-        <w:drawing>
-          <wp:inline xmlns:a="http://schemas.openxmlformats.org/drawingml/2006/main" xmlns:pic="http://schemas.openxmlformats.org/drawingml/2006/picture">
-            <wp:extent cx="5868000" cy="6787696"/>
-            <wp:docPr id="2" name="Picture 2"/>
-            <wp:cNvGraphicFramePr>
-              <a:graphicFrameLocks noChangeAspect="1"/>
-            </wp:cNvGraphicFramePr>
-            <a:graphic>
-              <a:graphicData uri="http://schemas.openxmlformats.org/drawingml/2006/picture">
-                <pic:pic>
-                  <pic:nvPicPr>
-                    <pic:cNvPr id="0" name="view-uc.png"/>
-                    <pic:cNvPicPr/>
-                  </pic:nvPicPr>
-                  <pic:blipFill>
-                    <a:blip r:embed="rId11"/>
-                    <a:stretch>
-                      <a:fillRect/>
-                    </a:stretch>
-                  </pic:blipFill>
-                  <pic:spPr>
-                    <a:xfrm>
-                      <a:off x="0" y="0"/>
-                      <a:ext cx="5868000" cy="6787696"/>
-                    </a:xfrm>
-                    <a:prstGeom prst="rect"/>
-                  </pic:spPr>
-                </pic:pic>
-              </a:graphicData>
-            </a:graphic>
-          </wp:inline>
-        </w:drawing>
-      </w:r>
-    </w:p>
-    <w:p>
-      <w:pPr>
-        <w:spacing w:line="360" w:lineRule="auto" w:after="240" w:before="0"/>
-        <w:jc w:val="center"/>
-      </w:pPr>
-      <w:r>
-        <w:rPr>
-          <w:rFonts w:ascii="Times New Roman" w:hAnsi="Times New Roman"/>
-          <w:sz w:val="28"/>
-        </w:rPr>
-        <w:t>Рисунок 1.14 – Диаграмма вариантов использования</w:t>
-      </w:r>
-    </w:p>
-    <w:p>
-      <w:pPr>
-        <w:spacing w:line="360" w:lineRule="auto" w:after="0" w:before="0"/>
-        <w:ind w:firstLine="709"/>
-        <w:jc w:val="both"/>
-      </w:pPr>
-      <w:r>
-        <w:rPr>
-          <w:rFonts w:ascii="Times New Roman" w:hAnsi="Times New Roman"/>
-          <w:sz w:val="28"/>
-        </w:rPr>
-        <w:t>Актёры соответствуют участникам процесса из таблицы 1.2, варианты использования названы действиями. Клиент является специализацией гостя (обобщение) и наследует его возможности: гость смотрит курсы и регистрируется, клиент после проверки анкеты работает со счетами, переводами, платежами, вкладами, кредитами, картами и выписками. Отношение «include» показывает обязательные части действия: перевод и оплата услуги включают подтверждение операции кодом, оформление кредита включает оценку кредитоспособности и составление графика платежей, а рассмотрение заявки кредитным специалистом использует ту же оценку. Отношение «extend» показывает необязательное расширение при выполнении условия: конвертация валют, передача подозрительного перевода на проверку, досрочное закрытие вклада, досрочное погашение кредита, блокировка карты. Закрытие операционного дня администратором включает создание резервной копии.</w:t>
-      </w:r>
-    </w:p>
-    <w:p>
-      <w:pPr>
-        <w:spacing w:line="360" w:lineRule="auto" w:after="0" w:before="0"/>
-        <w:ind w:firstLine="709"/>
-        <w:jc w:val="both"/>
-      </w:pPr>
-      <w:r>
-        <w:rPr>
-          <w:rFonts w:ascii="Times New Roman" w:hAnsi="Times New Roman"/>
-          <w:sz w:val="28"/>
-        </w:rPr>
-        <w:t>Последовательность оформления кредита показана на рисунке 1.15.</w:t>
-      </w:r>
-    </w:p>
-    <w:p>
-      <w:pPr>
-        <w:keepNext/>
-        <w:spacing w:line="360" w:lineRule="auto" w:after="240" w:before="0"/>
-        <w:jc w:val="center"/>
-      </w:pPr>
-      <w:r>
-        <w:drawing>
-          <wp:inline xmlns:a="http://schemas.openxmlformats.org/drawingml/2006/main" xmlns:pic="http://schemas.openxmlformats.org/drawingml/2006/picture">
-            <wp:extent cx="5868000" cy="5685889"/>
-            <wp:docPr id="3" name="Picture 3"/>
-            <wp:cNvGraphicFramePr>
-              <a:graphicFrameLocks noChangeAspect="1"/>
-            </wp:cNvGraphicFramePr>
-            <a:graphic>
-              <a:graphicData uri="http://schemas.openxmlformats.org/drawingml/2006/picture">
-                <pic:pic>
-                  <pic:nvPicPr>
-                    <pic:cNvPr id="0" name="view-seq-loan.png"/>
-                    <pic:cNvPicPr/>
-                  </pic:nvPicPr>
-                  <pic:blipFill>
-                    <a:blip r:embed="rId12"/>
-                    <a:stretch>
-                      <a:fillRect/>
-                    </a:stretch>
-                  </pic:blipFill>
-                  <pic:spPr>
-                    <a:xfrm>
-                      <a:off x="0" y="0"/>
-                      <a:ext cx="5868000" cy="5685889"/>
-                    </a:xfrm>
-                    <a:prstGeom prst="rect"/>
-                  </pic:spPr>
-                </pic:pic>
-              </a:graphicData>
-            </a:graphic>
-          </wp:inline>
-        </w:drawing>
-      </w:r>
-    </w:p>
-    <w:p>
-      <w:pPr>
-        <w:spacing w:line="360" w:lineRule="auto" w:after="240" w:before="0"/>
-        <w:jc w:val="center"/>
-      </w:pPr>
-      <w:r>
-        <w:rPr>
-          <w:rFonts w:ascii="Times New Roman" w:hAnsi="Times New Roman"/>
-          <w:sz w:val="28"/>
-        </w:rPr>
-        <w:t>Рисунок 1.15 – Диаграмма последовательности: оформление кредита</w:t>
-      </w:r>
-    </w:p>
-    <w:p>
-      <w:pPr>
-        <w:spacing w:line="360" w:lineRule="auto" w:after="0" w:before="0"/>
-        <w:ind w:firstLine="709"/>
-        <w:jc w:val="both"/>
-      </w:pPr>
-      <w:r>
-        <w:rPr>
-          <w:rFonts w:ascii="Times New Roman" w:hAnsi="Times New Roman"/>
-          <w:sz w:val="28"/>
-        </w:rPr>
-        <w:t>Объекты подписаны в форме «: Класс», клиент показан актёром, период работы объекта отмечен фокусом управления, сообщения пронумерованы и названы операциями программы. Клиент заполняет форму (fillForm), форма передаёт заявку контроллеру (create), и контроллер проверяет данные (validate). Ветвление показано отдельными блоками alt. Если данные некорректны, форма показывает ошибки (alt1). Иначе сервис скоринга (assess) читает кредитную историю и возвращает решение, после чего заявка сохраняется (saveApplication): при нагрузке выше 40 % или вероятности дефолта выше 30 % клиент видит отказ (alt2), иначе заявка одобрена или передана кредитному специалисту, и клиент видит её статус.</w:t>
-      </w:r>
-    </w:p>
-    <w:p>
-      <w:pPr>
-        <w:spacing w:line="360" w:lineRule="auto" w:after="0" w:before="0"/>
-        <w:ind w:firstLine="709"/>
-        <w:jc w:val="both"/>
-      </w:pPr>
-      <w:r>
-        <w:rPr>
-          <w:rFonts w:ascii="Times New Roman" w:hAnsi="Times New Roman"/>
-          <w:sz w:val="28"/>
-        </w:rPr>
-        <w:t>Порядок действий и их распределение между участниками показаны на рисунке 1.16.</w:t>
-      </w:r>
-    </w:p>
-    <w:p>
-      <w:pPr>
-        <w:keepNext/>
-        <w:spacing w:line="360" w:lineRule="auto" w:after="240" w:before="0"/>
-        <w:jc w:val="center"/>
-      </w:pPr>
-      <w:r>
-        <w:drawing>
-          <wp:inline xmlns:a="http://schemas.openxmlformats.org/drawingml/2006/main" xmlns:pic="http://schemas.openxmlformats.org/drawingml/2006/picture">
-            <wp:extent cx="5868000" cy="6924240"/>
-            <wp:docPr id="4" name="Picture 4"/>
-            <wp:cNvGraphicFramePr>
-              <a:graphicFrameLocks noChangeAspect="1"/>
-            </wp:cNvGraphicFramePr>
-            <a:graphic>
-              <a:graphicData uri="http://schemas.openxmlformats.org/drawingml/2006/picture">
-                <pic:pic>
-                  <pic:nvPicPr>
-                    <pic:cNvPr id="0" name="view-act-loan.png"/>
-                    <pic:cNvPicPr/>
-                  </pic:nvPicPr>
-                  <pic:blipFill>
-                    <a:blip r:embed="rId13"/>
-                    <a:stretch>
-                      <a:fillRect/>
-                    </a:stretch>
-                  </pic:blipFill>
-                  <pic:spPr>
-                    <a:xfrm>
-                      <a:off x="0" y="0"/>
-                      <a:ext cx="5868000" cy="6924240"/>
-                    </a:xfrm>
-                    <a:prstGeom prst="rect"/>
-                  </pic:spPr>
-                </pic:pic>
-              </a:graphicData>
-            </a:graphic>
-          </wp:inline>
-        </w:drawing>
-      </w:r>
-    </w:p>
-    <w:p>
-      <w:pPr>
-        <w:spacing w:line="360" w:lineRule="auto" w:after="240" w:before="0"/>
-        <w:jc w:val="center"/>
-      </w:pPr>
-      <w:r>
-        <w:rPr>
-          <w:rFonts w:ascii="Times New Roman" w:hAnsi="Times New Roman"/>
-          <w:sz w:val="28"/>
-        </w:rPr>
-        <w:t>Рисунок 1.16 – Диаграмма деятельности: оформление кредита</w:t>
-      </w:r>
-    </w:p>
-    <w:p>
-      <w:pPr>
-        <w:spacing w:line="360" w:lineRule="auto" w:after="0" w:before="0"/>
-        <w:ind w:firstLine="709"/>
-        <w:jc w:val="both"/>
-      </w:pPr>
-      <w:r>
-        <w:rPr>
-          <w:rFonts w:ascii="Times New Roman" w:hAnsi="Times New Roman"/>
-          <w:sz w:val="28"/>
-        </w:rPr>
-        <w:t>Диаграмма деятельности дополняет подраздел 1.2. Система рассчитывает график и долговую нагрузку: при нагрузке выше 40 % следует отказ. Затем скоринг определяет вероятность дефолта и направляет заявку по одной из ветвей: автоодобрение, ручное рассмотрение кредитным специалистом или отказ. После одобрения клиент подписывает договор кодом, и система выдаёт кредит: открывает ссудный счёт, формирует график и зачисляет деньги.</w:t>
       </w:r>
     </w:p>
     <w:p>

--- a/docs/kursovaya/razdel-1.5.docx
+++ b/docs/kursovaya/razdel-1.5.docx
@@ -15,7 +15,7 @@
           <w:b/>
           <w:sz w:val="28"/>
         </w:rPr>
-        <w:t>1.5 UML-модели представления программного средства и их описание</w:t>
+        <w:t xml:space="preserve">1.5 UML-модели представления программного средства и их описание</w:t>
       </w:r>
     </w:p>
     <w:p>
@@ -29,7 +29,7 @@
           <w:rFonts w:ascii="Times New Roman" w:hAnsi="Times New Roman"/>
           <w:sz w:val="28"/>
         </w:rPr>
-        <w:t>Модели представления показывают программное средство с разных точек зрения: кто и для чего им пользуется, как взаимодействуют его части, в какой последовательности выполняются действия, какие состояния принимает объект и как система размещается на оборудовании. Для описания использован унифицированный язык моделирования UML, построено по одной диаграмме каждого вида. Диаграммы последовательности, деятельности и состояний посвящены оформлению кредита – наиболее сложному процессу системы (подраздел 1.2). Диаграмма классов и ER-диаграмма приведены в подразделе 1.4.</w:t>
+        <w:t xml:space="preserve">Модели представления показывают программное средство с разных точек зрения: кто и для чего им пользуется, как взаимодействуют его части, в какой последовательности выполняются действия, какие состояния принимает объект и как система размещается на оборудовании. Для описания использован унифицированный язык моделирования UML, построено по одной диаграмме каждого вида. Диаграммы последовательности, деятельности и состояний посвящены оформлению кредита – наиболее сложному процессу системы.</w:t>
       </w:r>
     </w:p>
     <w:p>
@@ -43,7 +43,7 @@
           <w:rFonts w:ascii="Times New Roman" w:hAnsi="Times New Roman"/>
           <w:sz w:val="28"/>
         </w:rPr>
-        <w:t>Функции системы с точки зрения внешних участников показаны на диаграмме вариантов использования (рисунок 1.13).</w:t>
+        <w:t xml:space="preserve">Функции системы с точки зрения внешних участников показаны на диаграмме вариантов использования (рисунок 1.13).</w:t>
       </w:r>
     </w:p>
     <w:p>
@@ -57,7 +57,7 @@
           <w:rFonts w:ascii="Times New Roman" w:hAnsi="Times New Roman"/>
           <w:sz w:val="28"/>
         </w:rPr>
-        <w:t>Актёры соответствуют участникам процесса из таблицы 1.2, варианты использования названы действиями. Клиент является специализацией гостя (обобщение) и наследует его возможности: гость смотрит курсы и регистрируется, клиент после проверки анкеты работает со счетами, переводами, платежами, вкладами, кредитами, картами и выписками. Отношение «include» показывает обязательные части действия: перевод и оплата услуги включают подтверждение операции кодом, оформление кредита включает оценку кредитоспособности и составление графика платежей, а рассмотрение заявки кредитным специалистом использует ту же оценку. Отношение «extend» показывает необязательное расширение при выполнении условия: конвертация валют, передача подозрительного перевода на проверку, досрочное закрытие вклада, досрочное погашение кредита, блокировка карты. Закрытие операционного дня администратором включает создание резервной копии.</w:t>
+        <w:t xml:space="preserve">На диаграмме показаны шесть актёров. Гость и клиент связаны отношением обобщения: клиент является специализацией гостя и наследует его возможности. Гость просматривает курсы валют, пользуется конвертером и регистрируется. Клиент после проверки анкеты открывает счета, переводит деньги, оплачивает услуги, оформляет вклады и кредиты, погашает кредиты, выпускает карты и получает выписки. Сотрудники банка имеют собственные рабочие места: операционист проверяет анкеты клиентов, блокирует счета и принимает и выдаёт наличные, специалист по мониторингу разбирает задержанные переводы, кредитный специалист рассматривает заявки на кредит, администратор задаёт курсы и тарифы, управляет пользователями, просматривает журнал аудита, формирует отчёты, закрывает операционный день и создаёт резервные копии. Варианты использования названы действиями, граница системы показана пунктирной рамкой. Отношение «include» выделяет обязательную часть действия: перевод и оплата услуги включают подтверждение операции одноразовым кодом, оформление кредита включает оценку кредитоспособности и составление графика платежей, оформление вклада включает расчёт дохода, а рассмотрение заявки кредитным специалистом использует ту же оценку кредитоспособности. Отношение «extend» показывает необязательное расширение, которое выполняется только при определённом условии: конвертация валюты при переводе между счетами в разных валютах, передача подозрительного перевода на проверку, автоплатёж и шаблон при оплате услуги, досрочное закрытие вклада и досрочное погашение кредита, блокировка карты и установка лимитов, выдача средств по одобренной заявке и назначение особого контроля.</w:t>
       </w:r>
     </w:p>
     <w:p>
@@ -111,7 +111,7 @@
           <w:rFonts w:ascii="Times New Roman" w:hAnsi="Times New Roman"/>
           <w:sz w:val="28"/>
         </w:rPr>
-        <w:t>Рисунок 1.13 – Диаграмма вариантов использования</w:t>
+        <w:t xml:space="preserve">Рисунок 1.13 – Диаграмма вариантов использования</w:t>
       </w:r>
     </w:p>
     <w:p>
@@ -125,7 +125,7 @@
           <w:rFonts w:ascii="Times New Roman" w:hAnsi="Times New Roman"/>
           <w:sz w:val="28"/>
         </w:rPr>
-        <w:t>Последовательность оформления кредита показана на рисунке 1.14.</w:t>
+        <w:t xml:space="preserve">Последовательность подачи заявки на кредит показана на рисунке 1.14.</w:t>
       </w:r>
     </w:p>
     <w:p>
@@ -179,7 +179,7 @@
           <w:rFonts w:ascii="Times New Roman" w:hAnsi="Times New Roman"/>
           <w:sz w:val="28"/>
         </w:rPr>
-        <w:t>Рисунок 1.14 – Диаграмма последовательности: оформление кредита</w:t>
+        <w:t xml:space="preserve">Рисунок 1.14 – Диаграмма последовательности: подача заявки на кредит</w:t>
       </w:r>
     </w:p>
     <w:p>
@@ -193,7 +193,7 @@
           <w:rFonts w:ascii="Times New Roman" w:hAnsi="Times New Roman"/>
           <w:sz w:val="28"/>
         </w:rPr>
-        <w:t>Объекты подписаны в форме «: Класс», клиент показан актёром, период работы объекта отмечен фокусом управления, сообщения пронумерованы и названы операциями программы. Клиент заполняет форму (fillForm), форма передаёт заявку контроллеру (create), и контроллер проверяет данные (validate). Ветвление показано отдельными блоками alt. Если данные некорректны, форма показывает ошибки (alt1). Иначе сервис скоринга (assess) читает кредитную историю и возвращает решение, после чего заявка сохраняется (saveApplication): при нагрузке выше 40 % или вероятности дефолта выше 30 % клиент видит отказ (alt2), иначе заявка одобрена или передана кредитному специалисту, и клиент видит её статус.</w:t>
+        <w:t xml:space="preserve">Диаграмма описывает подачу заявки на кредит. Участвуют клиент, форма заявки, контроллер, сервис скоринга и база данных. Объекты подписаны в форме «: Класс», период активности отмечен фокусом управления, сообщения пронумерованы и названы операциями программы, возвраты показаны пунктирными стрелками. Клиент заполняет форму (1, fillForm), форма передаёт заявку контроллеру (2, create), контроллер проверяет введённые данные (3, validate). Первый блок alt1 описывает ветку некорректных данных: контроллер возвращает форме ошибки (4, renderErrors), и клиент видит сообщения у полей (5, showErrors). Если данные корректны, контроллер обращается к сервису скоринга (6, assess), который запрашивает кредитную историю в базе данных (7, getHistory), получает её (8) и возвращает контроллеру решение (9). Второй блок alt2 описывает отказ: при долговой нагрузке выше 40 % или вероятности дефолта выше 30 % контроллер сохраняет заявку со статусом «отказ» (10, saveApplication) и форма показывает клиенту отказ с причиной (12, 13). В остальных случаях заявка сохраняется со статусом «одобрена» или «на ручном рассмотрении» (14, 15), и клиент видит её статус (16, 17).</w:t>
       </w:r>
     </w:p>
     <w:p>
@@ -207,7 +207,89 @@
           <w:rFonts w:ascii="Times New Roman" w:hAnsi="Times New Roman"/>
           <w:sz w:val="28"/>
         </w:rPr>
-        <w:t>Порядок действий и их распределение между участниками показаны на рисунке 1.15.</w:t>
+        <w:t xml:space="preserve">Структура программного средства показана на диаграмме компонентов (рисунок 1.15).</w:t>
+      </w:r>
+    </w:p>
+    <w:p>
+      <w:pPr>
+        <w:keepNext/>
+        <w:spacing w:line="360" w:lineRule="auto" w:after="240" w:before="0"/>
+        <w:jc w:val="center"/>
+      </w:pPr>
+      <w:r>
+        <w:drawing>
+          <wp:inline xmlns:a="http://schemas.openxmlformats.org/drawingml/2006/main" xmlns:pic="http://schemas.openxmlformats.org/drawingml/2006/picture">
+            <wp:extent cx="5868000" cy="3027142"/>
+            <wp:docPr id="3" name="Picture 3"/>
+            <wp:cNvGraphicFramePr>
+              <a:graphicFrameLocks noChangeAspect="1"/>
+            </wp:cNvGraphicFramePr>
+            <a:graphic>
+              <a:graphicData uri="http://schemas.openxmlformats.org/drawingml/2006/picture">
+                <pic:pic>
+                  <pic:nvPicPr>
+                    <pic:cNvPr id="0" name="view-components.png"/>
+                    <pic:cNvPicPr/>
+                  </pic:nvPicPr>
+                  <pic:blipFill>
+                    <a:blip r:embed="rId12"/>
+                    <a:stretch>
+                      <a:fillRect/>
+                    </a:stretch>
+                  </pic:blipFill>
+                  <pic:spPr>
+                    <a:xfrm>
+                      <a:off x="0" y="0"/>
+                      <a:ext cx="5868000" cy="3027142"/>
+                    </a:xfrm>
+                    <a:prstGeom prst="rect"/>
+                  </pic:spPr>
+                </pic:pic>
+              </a:graphicData>
+            </a:graphic>
+          </wp:inline>
+        </w:drawing>
+      </w:r>
+    </w:p>
+    <w:p>
+      <w:pPr>
+        <w:spacing w:line="360" w:lineRule="auto" w:after="240" w:before="0"/>
+        <w:jc w:val="center"/>
+      </w:pPr>
+      <w:r>
+        <w:rPr>
+          <w:rFonts w:ascii="Times New Roman" w:hAnsi="Times New Roman"/>
+          <w:sz w:val="28"/>
+        </w:rPr>
+        <w:t xml:space="preserve">Рисунок 1.15 – Диаграмма компонентов</w:t>
+      </w:r>
+    </w:p>
+    <w:p>
+      <w:pPr>
+        <w:spacing w:line="360" w:lineRule="auto" w:after="0" w:before="0"/>
+        <w:ind w:firstLine="709"/>
+        <w:jc w:val="both"/>
+      </w:pPr>
+      <w:r>
+        <w:rPr>
+          <w:rFonts w:ascii="Times New Roman" w:hAnsi="Times New Roman"/>
+          <w:sz w:val="28"/>
+        </w:rPr>
+        <w:t xml:space="preserve">Браузер получает по протоколу HTTPS файлы интерфейса: страницу, единую таблицу стилей и модули JavaScript. Модули страниц и маршрутизатор обращаются к программному интерфейсу сервера и получают данные в формате JSON. На сервере запрос проходит через промежуточные слои: сессии, защиту от подделки запросов, проверку прав и двухфакторную защиту. Затем маршруты передают запрос контроллеру, контроллер вызывает сервисы с бизнес-логикой и возвращает ответ в формате JSON. Сервисы используют библиотеки (деньги, номер IBAN, одноразовые пароли, документы PDF) и работают с базой данных MySQL через модели с SQL-запросами. Курсы валют сервисы получают от Национального банка, письма с кодами и уведомлениями отправляют через SMTP-сервер. Фоновые задачи создают зашифрованные резервные копии и отправляют письма из очереди.</w:t>
+      </w:r>
+    </w:p>
+    <w:p>
+      <w:pPr>
+        <w:spacing w:line="360" w:lineRule="auto" w:after="0" w:before="0"/>
+        <w:ind w:firstLine="709"/>
+        <w:jc w:val="both"/>
+      </w:pPr>
+      <w:r>
+        <w:rPr>
+          <w:rFonts w:ascii="Times New Roman" w:hAnsi="Times New Roman"/>
+          <w:sz w:val="28"/>
+        </w:rPr>
+        <w:t xml:space="preserve">Порядок действий и их распределение между участниками показаны на рисунке 1.16.</w:t>
       </w:r>
     </w:p>
     <w:p>
@@ -220,7 +302,7 @@
         <w:drawing>
           <wp:inline xmlns:a="http://schemas.openxmlformats.org/drawingml/2006/main" xmlns:pic="http://schemas.openxmlformats.org/drawingml/2006/picture">
             <wp:extent cx="5868000" cy="6924240"/>
-            <wp:docPr id="3" name="Picture 3"/>
+            <wp:docPr id="4" name="Picture 4"/>
             <wp:cNvGraphicFramePr>
               <a:graphicFrameLocks noChangeAspect="1"/>
             </wp:cNvGraphicFramePr>
@@ -232,7 +314,7 @@
                     <pic:cNvPicPr/>
                   </pic:nvPicPr>
                   <pic:blipFill>
-                    <a:blip r:embed="rId12"/>
+                    <a:blip r:embed="rId13"/>
                     <a:stretch>
                       <a:fillRect/>
                     </a:stretch>
@@ -261,7 +343,7 @@
           <w:rFonts w:ascii="Times New Roman" w:hAnsi="Times New Roman"/>
           <w:sz w:val="28"/>
         </w:rPr>
-        <w:t>Рисунок 1.15 – Диаграмма деятельности: оформление кредита</w:t>
+        <w:t xml:space="preserve">Рисунок 1.16 – Диаграмма деятельности: оформление кредита</w:t>
       </w:r>
     </w:p>
     <w:p>
@@ -275,7 +357,7 @@
           <w:rFonts w:ascii="Times New Roman" w:hAnsi="Times New Roman"/>
           <w:sz w:val="28"/>
         </w:rPr>
-        <w:t>Диаграмма деятельности дополняет подраздел 1.2. Система рассчитывает график и долговую нагрузку: при нагрузке выше 40 % следует отказ. Затем скоринг определяет вероятность дефолта и направляет заявку по одной из ветвей: автоодобрение, ручное рассмотрение кредитным специалистом или отказ. После одобрения клиент подписывает договор кодом, и система выдаёт кредит: открывает ссудный счёт, формирует график и зачисляет деньги.</w:t>
+        <w:t xml:space="preserve">Диаграмма разделена на три зоны ответственности: клиент, система и кредитный специалист. Процесс начинается с заявки клиента, в которой указаны сумма, срок, доход, обязательства и счёт для зачисления. Система рассчитывает график платежей и долговую нагрузку. Если нагрузка выше 40 %, заявка отклоняется. В противном случае скоринг определяет вероятность дефолта, и заявка направляется по одной из трёх ветвей: при вероятности до 8 % и сумме в пределах лимита заявка одобряется автоматически, при вероятности от 8 до 30 % её рассматривает кредитный специалист, при вероятности выше 30 % выдаётся отказ. Кредитный специалист принимает решение: одобряет заявку или отклоняет её с указанием причины. После одобрения клиент подписывает договор кодом из письма, и система выдаёт кредит: открывает ссудный счёт, формирует график платежей и зачисляет деньги на счёт клиента. Процесс завершается выдачей кредита либо отказом.</w:t>
       </w:r>
     </w:p>
     <w:p>
@@ -289,7 +371,89 @@
           <w:rFonts w:ascii="Times New Roman" w:hAnsi="Times New Roman"/>
           <w:sz w:val="28"/>
         </w:rPr>
-        <w:t>Состояния заявки на кредит показаны на рисунке 1.16, названия состояний совпадают со значениями поля статуса в базе данных.</w:t>
+        <w:t xml:space="preserve">Размещение программного средства на оборудовании показано на диаграмме развёртывания (рисунок 1.17).</w:t>
+      </w:r>
+    </w:p>
+    <w:p>
+      <w:pPr>
+        <w:keepNext/>
+        <w:spacing w:line="360" w:lineRule="auto" w:after="240" w:before="0"/>
+        <w:jc w:val="center"/>
+      </w:pPr>
+      <w:r>
+        <w:drawing>
+          <wp:inline xmlns:a="http://schemas.openxmlformats.org/drawingml/2006/main" xmlns:pic="http://schemas.openxmlformats.org/drawingml/2006/picture">
+            <wp:extent cx="5868000" cy="2970479"/>
+            <wp:docPr id="5" name="Picture 5"/>
+            <wp:cNvGraphicFramePr>
+              <a:graphicFrameLocks noChangeAspect="1"/>
+            </wp:cNvGraphicFramePr>
+            <a:graphic>
+              <a:graphicData uri="http://schemas.openxmlformats.org/drawingml/2006/picture">
+                <pic:pic>
+                  <pic:nvPicPr>
+                    <pic:cNvPr id="0" name="view-deployment.png"/>
+                    <pic:cNvPicPr/>
+                  </pic:nvPicPr>
+                  <pic:blipFill>
+                    <a:blip r:embed="rId14"/>
+                    <a:stretch>
+                      <a:fillRect/>
+                    </a:stretch>
+                  </pic:blipFill>
+                  <pic:spPr>
+                    <a:xfrm>
+                      <a:off x="0" y="0"/>
+                      <a:ext cx="5868000" cy="2970479"/>
+                    </a:xfrm>
+                    <a:prstGeom prst="rect"/>
+                  </pic:spPr>
+                </pic:pic>
+              </a:graphicData>
+            </a:graphic>
+          </wp:inline>
+        </w:drawing>
+      </w:r>
+    </w:p>
+    <w:p>
+      <w:pPr>
+        <w:spacing w:line="360" w:lineRule="auto" w:after="240" w:before="0"/>
+        <w:jc w:val="center"/>
+      </w:pPr>
+      <w:r>
+        <w:rPr>
+          <w:rFonts w:ascii="Times New Roman" w:hAnsi="Times New Roman"/>
+          <w:sz w:val="28"/>
+        </w:rPr>
+        <w:t xml:space="preserve">Рисунок 1.17 – Диаграмма развёртывания</w:t>
+      </w:r>
+    </w:p>
+    <w:p>
+      <w:pPr>
+        <w:spacing w:line="360" w:lineRule="auto" w:after="0" w:before="0"/>
+        <w:ind w:firstLine="709"/>
+        <w:jc w:val="both"/>
+      </w:pPr>
+      <w:r>
+        <w:rPr>
+          <w:rFonts w:ascii="Times New Roman" w:hAnsi="Times New Roman"/>
+          <w:sz w:val="28"/>
+        </w:rPr>
+        <w:t xml:space="preserve">На диаграмме показаны шесть узлов. Клиент работает в браузере (Яндекс Браузер, Firefox, Chrome или Opera) на своём компьютере и обращается к серверу приложения по протоколу HTTPS: перед приложением стоит обратный прокси-сервер с сертификатом TLS. На сервере приложения работает Node.js с Express, который отдаёт файлы интерфейса и программный интерфейс. Приложение обращается к серверу базы данных MySQL по протоколу SQL, к почтовому серверу по SMTP и к Национальному банку по HTTPS за курсами валют. Зашифрованные резервные копии хранятся на отдельном носителе, а не на сервере базы данных.</w:t>
+      </w:r>
+    </w:p>
+    <w:p>
+      <w:pPr>
+        <w:spacing w:line="360" w:lineRule="auto" w:after="0" w:before="0"/>
+        <w:ind w:firstLine="709"/>
+        <w:jc w:val="both"/>
+      </w:pPr>
+      <w:r>
+        <w:rPr>
+          <w:rFonts w:ascii="Times New Roman" w:hAnsi="Times New Roman"/>
+          <w:sz w:val="28"/>
+        </w:rPr>
+        <w:t xml:space="preserve">Состояния заявки на кредит показаны на рисунке 1.18, названия состояний совпадают со значениями поля статуса в базе данных.</w:t>
       </w:r>
     </w:p>
     <w:p>
@@ -302,7 +466,7 @@
         <w:drawing>
           <wp:inline xmlns:a="http://schemas.openxmlformats.org/drawingml/2006/main" xmlns:pic="http://schemas.openxmlformats.org/drawingml/2006/picture">
             <wp:extent cx="5868000" cy="2745781"/>
-            <wp:docPr id="4" name="Picture 4"/>
+            <wp:docPr id="6" name="Picture 6"/>
             <wp:cNvGraphicFramePr>
               <a:graphicFrameLocks noChangeAspect="1"/>
             </wp:cNvGraphicFramePr>
@@ -314,7 +478,7 @@
                     <pic:cNvPicPr/>
                   </pic:nvPicPr>
                   <pic:blipFill>
-                    <a:blip r:embed="rId13"/>
+                    <a:blip r:embed="rId15"/>
                     <a:stretch>
                       <a:fillRect/>
                     </a:stretch>
@@ -343,7 +507,7 @@
           <w:rFonts w:ascii="Times New Roman" w:hAnsi="Times New Roman"/>
           <w:sz w:val="28"/>
         </w:rPr>
-        <w:t>Рисунок 1.16 – Диаграмма состояний: заявка на кредит</w:t>
+        <w:t xml:space="preserve">Рисунок 1.18 – Диаграмма состояний: заявка на кредит</w:t>
       </w:r>
     </w:p>
     <w:p>
@@ -357,7 +521,7 @@
           <w:rFonts w:ascii="Times New Roman" w:hAnsi="Times New Roman"/>
           <w:sz w:val="28"/>
         </w:rPr>
-        <w:t>Заявка получает начальное состояние по результату проверки: approved при автоодобрении, manual_review при ручном рассмотрении, rejected при отказе. Специалист переводит заявку из manual_review в approved или rejected. Одобренная заявка после подписания договора кодом становится signed.</w:t>
+        <w:t xml:space="preserve">Заявка не имеет состояния до подачи: начальное состояние определяется результатом проверки. При автоматическом одобрении заявка получает состояние approved, при необходимости ручного рассмотрения состояние manual_review, при отказе состояние rejected. Из состояния manual_review заявку переводит кредитный специалист: решение «одобрить» ведёт в approved, решение «отказать» с указанием причины в rejected. Одобренная заявка после подписания договора кодом из письма переходит в состояние signed, и по ней выдаётся кредит. Состояния rejected и signed конечные: из них заявка уже не меняется. Условия переходов подписаны на стрелках и соответствуют проверкам, которые выполняет сервис кредитов.</w:t>
       </w:r>
     </w:p>
     <w:p>
@@ -371,171 +535,7 @@
           <w:rFonts w:ascii="Times New Roman" w:hAnsi="Times New Roman"/>
           <w:sz w:val="28"/>
         </w:rPr>
-        <w:t>Структура программного средства показана на диаграмме компонентов (рисунок 1.17).</w:t>
-      </w:r>
-    </w:p>
-    <w:p>
-      <w:pPr>
-        <w:keepNext/>
-        <w:spacing w:line="360" w:lineRule="auto" w:after="240" w:before="0"/>
-        <w:jc w:val="center"/>
-      </w:pPr>
-      <w:r>
-        <w:drawing>
-          <wp:inline xmlns:a="http://schemas.openxmlformats.org/drawingml/2006/main" xmlns:pic="http://schemas.openxmlformats.org/drawingml/2006/picture">
-            <wp:extent cx="5868000" cy="3027142"/>
-            <wp:docPr id="5" name="Picture 5"/>
-            <wp:cNvGraphicFramePr>
-              <a:graphicFrameLocks noChangeAspect="1"/>
-            </wp:cNvGraphicFramePr>
-            <a:graphic>
-              <a:graphicData uri="http://schemas.openxmlformats.org/drawingml/2006/picture">
-                <pic:pic>
-                  <pic:nvPicPr>
-                    <pic:cNvPr id="0" name="view-components.png"/>
-                    <pic:cNvPicPr/>
-                  </pic:nvPicPr>
-                  <pic:blipFill>
-                    <a:blip r:embed="rId14"/>
-                    <a:stretch>
-                      <a:fillRect/>
-                    </a:stretch>
-                  </pic:blipFill>
-                  <pic:spPr>
-                    <a:xfrm>
-                      <a:off x="0" y="0"/>
-                      <a:ext cx="5868000" cy="3027142"/>
-                    </a:xfrm>
-                    <a:prstGeom prst="rect"/>
-                  </pic:spPr>
-                </pic:pic>
-              </a:graphicData>
-            </a:graphic>
-          </wp:inline>
-        </w:drawing>
-      </w:r>
-    </w:p>
-    <w:p>
-      <w:pPr>
-        <w:spacing w:line="360" w:lineRule="auto" w:after="240" w:before="0"/>
-        <w:jc w:val="center"/>
-      </w:pPr>
-      <w:r>
-        <w:rPr>
-          <w:rFonts w:ascii="Times New Roman" w:hAnsi="Times New Roman"/>
-          <w:sz w:val="28"/>
-        </w:rPr>
-        <w:t>Рисунок 1.17 – Диаграмма компонентов</w:t>
-      </w:r>
-    </w:p>
-    <w:p>
-      <w:pPr>
-        <w:spacing w:line="360" w:lineRule="auto" w:after="0" w:before="0"/>
-        <w:ind w:firstLine="709"/>
-        <w:jc w:val="both"/>
-      </w:pPr>
-      <w:r>
-        <w:rPr>
-          <w:rFonts w:ascii="Times New Roman" w:hAnsi="Times New Roman"/>
-          <w:sz w:val="28"/>
-        </w:rPr>
-        <w:t>Браузер получает по HTTPS файлы интерфейса (страницу, таблицу стилей, модули JavaScript), затем обращается к программному интерфейсу сервера и получает данные в формате JSON. На сервере запрос проходит через промежуточные слои (сессии, защита от подделки запросов, проверка прав, двухфакторная защита), затем маршруты передают его контроллеру. Контроллер вызывает сервисы с бизнес-логикой и возвращает JSON, а страницы из него собирает клиентский JavaScript. Сервисы работают с базой данных MySQL через модели с SQL-запросами, получают курсы валют от Национального банка и отправляют письма через SMTP-сервер. Фоновые задачи создают зашифрованные резервные копии.</w:t>
-      </w:r>
-    </w:p>
-    <w:p>
-      <w:pPr>
-        <w:spacing w:line="360" w:lineRule="auto" w:after="0" w:before="0"/>
-        <w:ind w:firstLine="709"/>
-        <w:jc w:val="both"/>
-      </w:pPr>
-      <w:r>
-        <w:rPr>
-          <w:rFonts w:ascii="Times New Roman" w:hAnsi="Times New Roman"/>
-          <w:sz w:val="28"/>
-        </w:rPr>
-        <w:t>Размещение программного средства на оборудовании показано на диаграмме развёртывания (рисунок 1.18).</w:t>
-      </w:r>
-    </w:p>
-    <w:p>
-      <w:pPr>
-        <w:keepNext/>
-        <w:spacing w:line="360" w:lineRule="auto" w:after="240" w:before="0"/>
-        <w:jc w:val="center"/>
-      </w:pPr>
-      <w:r>
-        <w:drawing>
-          <wp:inline xmlns:a="http://schemas.openxmlformats.org/drawingml/2006/main" xmlns:pic="http://schemas.openxmlformats.org/drawingml/2006/picture">
-            <wp:extent cx="5868000" cy="2970479"/>
-            <wp:docPr id="6" name="Picture 6"/>
-            <wp:cNvGraphicFramePr>
-              <a:graphicFrameLocks noChangeAspect="1"/>
-            </wp:cNvGraphicFramePr>
-            <a:graphic>
-              <a:graphicData uri="http://schemas.openxmlformats.org/drawingml/2006/picture">
-                <pic:pic>
-                  <pic:nvPicPr>
-                    <pic:cNvPr id="0" name="view-deployment.png"/>
-                    <pic:cNvPicPr/>
-                  </pic:nvPicPr>
-                  <pic:blipFill>
-                    <a:blip r:embed="rId15"/>
-                    <a:stretch>
-                      <a:fillRect/>
-                    </a:stretch>
-                  </pic:blipFill>
-                  <pic:spPr>
-                    <a:xfrm>
-                      <a:off x="0" y="0"/>
-                      <a:ext cx="5868000" cy="2970479"/>
-                    </a:xfrm>
-                    <a:prstGeom prst="rect"/>
-                  </pic:spPr>
-                </pic:pic>
-              </a:graphicData>
-            </a:graphic>
-          </wp:inline>
-        </w:drawing>
-      </w:r>
-    </w:p>
-    <w:p>
-      <w:pPr>
-        <w:spacing w:line="360" w:lineRule="auto" w:after="240" w:before="0"/>
-        <w:jc w:val="center"/>
-      </w:pPr>
-      <w:r>
-        <w:rPr>
-          <w:rFonts w:ascii="Times New Roman" w:hAnsi="Times New Roman"/>
-          <w:sz w:val="28"/>
-        </w:rPr>
-        <w:t>Рисунок 1.18 – Диаграмма развёртывания</w:t>
-      </w:r>
-    </w:p>
-    <w:p>
-      <w:pPr>
-        <w:spacing w:line="360" w:lineRule="auto" w:after="0" w:before="0"/>
-        <w:ind w:firstLine="709"/>
-        <w:jc w:val="both"/>
-      </w:pPr>
-      <w:r>
-        <w:rPr>
-          <w:rFonts w:ascii="Times New Roman" w:hAnsi="Times New Roman"/>
-          <w:sz w:val="28"/>
-        </w:rPr>
-        <w:t>Клиент работает в браузере и обращается к серверу приложения по протоколу HTTPS через обратный прокси-сервер с сертификатом TLS. Приложение на Node.js обращается к серверу базы данных MySQL, к почтовому серверу по SMTP и к Национальному банку за курсами валют.</w:t>
-      </w:r>
-    </w:p>
-    <w:p>
-      <w:pPr>
-        <w:spacing w:line="360" w:lineRule="auto" w:after="0" w:before="0"/>
-        <w:ind w:firstLine="709"/>
-        <w:jc w:val="both"/>
-      </w:pPr>
-      <w:r>
-        <w:rPr>
-          <w:rFonts w:ascii="Times New Roman" w:hAnsi="Times New Roman"/>
-          <w:sz w:val="28"/>
-        </w:rPr>
-        <w:t>Построенные модели согласованы между собой и с подразделом 1.4: актёры и варианты использования соответствуют ролям и правам доступа, последовательность и состояния – статусам заявок в базе данных, компоненты – слоям программы.</w:t>
+        <w:t xml:space="preserve">Построенные диаграммы согласованы между собой: актёры и варианты использования соответствуют ролям и правам доступа, последовательность, деятельность и состояния описывают один и тот же процесс и статусы заявок в базе данных, компоненты соответствуют слоям программы, а узлы развёртывания показывают, где эти компоненты работают.</w:t>
       </w:r>
     </w:p>
     <w:sectPr>
